--- a/Программы адаптации сотрудников/Чумаков Никита - программа адаптации.docx
+++ b/Программы адаптации сотрудников/Чумаков Никита - программа адаптации.docx
@@ -633,7 +633,7 @@
                 <w:color w:val="000000"/>
                 <w:lang w:val="ru-RU"/>
               </w:rPr>
-              <w:t>6</w:t>
+              <w:t>3</w:t>
             </w:r>
             <w:r>
               <w:rPr>
@@ -643,7 +643,17 @@
                 <w:color w:val="000000"/>
                 <w:lang w:val="ru-RU"/>
               </w:rPr>
-              <w:t xml:space="preserve"> дней</w:t>
+              <w:t xml:space="preserve"> дн</w:t>
+            </w:r>
+            <w:r>
+              <w:rPr>
+                <w:rFonts w:ascii="Times New Roman" w:hAnsi="Times New Roman" w:cs="Times New Roman"/>
+                <w:b/>
+                <w:bCs/>
+                <w:color w:val="000000"/>
+                <w:lang w:val="ru-RU"/>
+              </w:rPr>
+              <w:t>я</w:t>
             </w:r>
           </w:p>
         </w:tc>
@@ -835,6 +845,13 @@
                 <w:color w:val="000000"/>
               </w:rPr>
             </w:pPr>
+            <w:r>
+              <w:rPr>
+                <w:rFonts w:ascii="Segoe UI Emoji" w:hAnsi="Segoe UI Emoji" w:cs="Segoe UI Emoji"/>
+                <w:color w:val="000000"/>
+              </w:rPr>
+              <w:t>✔️</w:t>
+            </w:r>
           </w:p>
         </w:tc>
       </w:tr>
@@ -965,7 +982,31 @@
                 <w:color w:val="000000"/>
                 <w:lang w:val="ru-RU"/>
               </w:rPr>
-              <w:t>24.03.2026</w:t>
+              <w:t>23</w:t>
+            </w:r>
+            <w:r>
+              <w:rPr>
+                <w:rFonts w:ascii="Times New Roman" w:hAnsi="Times New Roman" w:cs="Times New Roman"/>
+                <w:color w:val="000000"/>
+                <w:lang w:val="ru-RU"/>
+              </w:rPr>
+              <w:t>.0</w:t>
+            </w:r>
+            <w:r>
+              <w:rPr>
+                <w:rFonts w:ascii="Times New Roman" w:hAnsi="Times New Roman" w:cs="Times New Roman"/>
+                <w:color w:val="000000"/>
+                <w:lang w:val="ru-RU"/>
+              </w:rPr>
+              <w:t>3</w:t>
+            </w:r>
+            <w:r>
+              <w:rPr>
+                <w:rFonts w:ascii="Times New Roman" w:hAnsi="Times New Roman" w:cs="Times New Roman"/>
+                <w:color w:val="000000"/>
+                <w:lang w:val="ru-RU"/>
+              </w:rPr>
+              <w:t>.2026</w:t>
             </w:r>
           </w:p>
         </w:tc>
@@ -1150,7 +1191,15 @@
                 <w:color w:val="000000"/>
                 <w:lang w:val="ru-RU"/>
               </w:rPr>
-              <w:t>27</w:t>
+              <w:t>2</w:t>
+            </w:r>
+            <w:r>
+              <w:rPr>
+                <w:rFonts w:ascii="Times New Roman" w:hAnsi="Times New Roman" w:cs="Times New Roman"/>
+                <w:color w:val="000000"/>
+                <w:lang w:val="ru-RU"/>
+              </w:rPr>
+              <w:t>4</w:t>
             </w:r>
             <w:r>
               <w:rPr>
@@ -1183,6 +1232,13 @@
                 <w:color w:val="000000"/>
               </w:rPr>
             </w:pPr>
+            <w:r>
+              <w:rPr>
+                <w:rFonts w:ascii="Segoe UI Emoji" w:hAnsi="Segoe UI Emoji" w:cs="Segoe UI Emoji"/>
+                <w:color w:val="000000"/>
+              </w:rPr>
+              <w:t>✔️</w:t>
+            </w:r>
           </w:p>
         </w:tc>
       </w:tr>
@@ -1443,7 +1499,15 @@
                 <w:color w:val="000000"/>
                 <w:lang w:val="ru-RU"/>
               </w:rPr>
-              <w:t>27</w:t>
+              <w:t>2</w:t>
+            </w:r>
+            <w:r>
+              <w:rPr>
+                <w:rFonts w:ascii="Times New Roman" w:hAnsi="Times New Roman" w:cs="Times New Roman"/>
+                <w:color w:val="000000"/>
+                <w:lang w:val="ru-RU"/>
+              </w:rPr>
+              <w:t>4</w:t>
             </w:r>
             <w:r>
               <w:rPr>
@@ -1476,6 +1540,13 @@
                 <w:color w:val="000000"/>
               </w:rPr>
             </w:pPr>
+            <w:r>
+              <w:rPr>
+                <w:rFonts w:ascii="Segoe UI Emoji" w:hAnsi="Segoe UI Emoji" w:cs="Segoe UI Emoji"/>
+                <w:color w:val="000000"/>
+              </w:rPr>
+              <w:t>✔️</w:t>
+            </w:r>
           </w:p>
         </w:tc>
       </w:tr>
@@ -1705,15 +1776,15 @@
                 <w:color w:val="000000"/>
                 <w:lang w:val="ru-RU"/>
               </w:rPr>
-              <w:t>3</w:t>
-            </w:r>
-            <w:r>
-              <w:rPr>
-                <w:rFonts w:ascii="Times New Roman" w:hAnsi="Times New Roman" w:cs="Times New Roman"/>
-                <w:color w:val="000000"/>
-                <w:lang w:val="ru-RU"/>
-              </w:rPr>
-              <w:t>0</w:t>
+              <w:t>2</w:t>
+            </w:r>
+            <w:r>
+              <w:rPr>
+                <w:rFonts w:ascii="Times New Roman" w:hAnsi="Times New Roman" w:cs="Times New Roman"/>
+                <w:color w:val="000000"/>
+                <w:lang w:val="ru-RU"/>
+              </w:rPr>
+              <w:t>5</w:t>
             </w:r>
             <w:r>
               <w:rPr>
@@ -1747,6 +1818,13 @@
                 <w:lang w:val="ru-RU"/>
               </w:rPr>
             </w:pPr>
+            <w:r>
+              <w:rPr>
+                <w:rFonts w:ascii="Segoe UI Emoji" w:hAnsi="Segoe UI Emoji" w:cs="Segoe UI Emoji"/>
+                <w:color w:val="000000"/>
+              </w:rPr>
+              <w:t>✔️</w:t>
+            </w:r>
           </w:p>
         </w:tc>
       </w:tr>
@@ -2225,7 +2303,7 @@
                 <w:color w:val="000000"/>
                 <w:lang w:val="ru-RU"/>
               </w:rPr>
-              <w:t>7</w:t>
+              <w:t>4</w:t>
             </w:r>
             <w:r>
               <w:rPr>
@@ -2235,7 +2313,17 @@
                 <w:color w:val="000000"/>
                 <w:lang w:val="ru-RU"/>
               </w:rPr>
-              <w:t xml:space="preserve"> дней</w:t>
+              <w:t xml:space="preserve"> дн</w:t>
+            </w:r>
+            <w:r>
+              <w:rPr>
+                <w:rFonts w:ascii="Times New Roman" w:hAnsi="Times New Roman" w:cs="Times New Roman"/>
+                <w:b/>
+                <w:bCs/>
+                <w:color w:val="000000"/>
+                <w:lang w:val="ru-RU"/>
+              </w:rPr>
+              <w:t>я</w:t>
             </w:r>
           </w:p>
         </w:tc>
@@ -2435,7 +2523,31 @@
                 <w:color w:val="000000"/>
                 <w:lang w:val="ru-RU"/>
               </w:rPr>
-              <w:t>25.03.2026</w:t>
+              <w:t>25</w:t>
+            </w:r>
+            <w:r>
+              <w:rPr>
+                <w:rFonts w:ascii="Times New Roman" w:hAnsi="Times New Roman" w:cs="Times New Roman"/>
+                <w:color w:val="000000"/>
+                <w:lang w:val="ru-RU"/>
+              </w:rPr>
+              <w:t>.0</w:t>
+            </w:r>
+            <w:r>
+              <w:rPr>
+                <w:rFonts w:ascii="Times New Roman" w:hAnsi="Times New Roman" w:cs="Times New Roman"/>
+                <w:color w:val="000000"/>
+                <w:lang w:val="ru-RU"/>
+              </w:rPr>
+              <w:t>3</w:t>
+            </w:r>
+            <w:r>
+              <w:rPr>
+                <w:rFonts w:ascii="Times New Roman" w:hAnsi="Times New Roman" w:cs="Times New Roman"/>
+                <w:color w:val="000000"/>
+                <w:lang w:val="ru-RU"/>
+              </w:rPr>
+              <w:t>.2026</w:t>
             </w:r>
           </w:p>
         </w:tc>
@@ -2524,7 +2636,25 @@
                 <w:sz w:val="24"/>
                 <w:lang w:val="ru-RU"/>
               </w:rPr>
-              <w:t>Подсистема PDM – основные концепции описания модели предметной области, отличия документных от обычных типов.</w:t>
+              <w:t>Подсистем</w:t>
+            </w:r>
+            <w:r>
+              <w:rPr>
+                <w:rFonts w:ascii="Times New Roman" w:hAnsi="Times New Roman" w:cs="Times New Roman"/>
+                <w:b w:val="0"/>
+                <w:sz w:val="24"/>
+                <w:lang w:val="ru-RU"/>
+              </w:rPr>
+              <w:t>а</w:t>
+            </w:r>
+            <w:r>
+              <w:rPr>
+                <w:rFonts w:ascii="Times New Roman" w:hAnsi="Times New Roman" w:cs="Times New Roman"/>
+                <w:b w:val="0"/>
+                <w:sz w:val="24"/>
+                <w:lang w:val="ru-RU"/>
+              </w:rPr>
+              <w:t xml:space="preserve"> PDM – основные концепции описания модели предметной области, отличия документных от обычных типов.</w:t>
             </w:r>
             <w:r>
               <w:rPr>
@@ -2545,6 +2675,54 @@
               </w:rPr>
               <w:br/>
               <w:t>Хранение файлов, работа с файлами</w:t>
+            </w:r>
+            <w:r>
+              <w:rPr>
+                <w:rFonts w:ascii="Times New Roman" w:hAnsi="Times New Roman" w:cs="Times New Roman"/>
+                <w:b w:val="0"/>
+                <w:sz w:val="24"/>
+                <w:lang w:val="ru-RU"/>
+              </w:rPr>
+              <w:t>.</w:t>
+            </w:r>
+          </w:p>
+          <w:p>
+            <w:pPr>
+              <w:pStyle w:val="Standard"/>
+              <w:rPr>
+                <w:rFonts w:hint="eastAsia"/>
+                <w:lang w:val="ru-RU"/>
+              </w:rPr>
+            </w:pPr>
+            <w:r>
+              <w:rPr>
+                <w:lang w:val="ru-RU"/>
+              </w:rPr>
+              <w:t xml:space="preserve">Обсуждение разницы между </w:t>
+            </w:r>
+            <w:r>
+              <w:t>PDM</w:t>
+            </w:r>
+            <w:r>
+              <w:rPr>
+                <w:lang w:val="ru-RU"/>
+              </w:rPr>
+              <w:t xml:space="preserve"> </w:t>
+            </w:r>
+            <w:r>
+              <w:rPr>
+                <w:lang w:val="ru-RU"/>
+              </w:rPr>
+              <w:t xml:space="preserve">и </w:t>
+            </w:r>
+            <w:r>
+              <w:t>PLM</w:t>
+            </w:r>
+            <w:r>
+              <w:rPr>
+                <w:lang w:val="ru-RU"/>
+              </w:rPr>
+              <w:t>.</w:t>
             </w:r>
           </w:p>
           <w:p>
@@ -2660,6 +2838,13 @@
                 <w:lang w:val="ru-RU"/>
               </w:rPr>
             </w:pPr>
+            <w:r>
+              <w:rPr>
+                <w:rFonts w:ascii="Segoe UI Emoji" w:hAnsi="Segoe UI Emoji" w:cs="Segoe UI Emoji"/>
+                <w:color w:val="000000"/>
+              </w:rPr>
+              <w:t>✔️</w:t>
+            </w:r>
           </w:p>
         </w:tc>
       </w:tr>
@@ -2819,8 +3004,9 @@
               <w:rPr>
                 <w:rFonts w:ascii="Times New Roman" w:hAnsi="Times New Roman" w:cs="Times New Roman"/>
                 <w:color w:val="000000"/>
-              </w:rPr>
-              <w:t>31</w:t>
+                <w:lang w:val="ru-RU"/>
+              </w:rPr>
+              <w:t>26</w:t>
             </w:r>
             <w:r>
               <w:rPr>
@@ -2869,6 +3055,13 @@
                 <w:lang w:val="ru-RU"/>
               </w:rPr>
             </w:pPr>
+            <w:r>
+              <w:rPr>
+                <w:rFonts w:ascii="Segoe UI Emoji" w:hAnsi="Segoe UI Emoji" w:cs="Segoe UI Emoji"/>
+                <w:color w:val="000000"/>
+              </w:rPr>
+              <w:t>✔️</w:t>
+            </w:r>
           </w:p>
         </w:tc>
       </w:tr>
@@ -3029,22 +3222,31 @@
                 <w:color w:val="000000"/>
                 <w:lang w:val="ru-RU"/>
               </w:rPr>
-              <w:t>0</w:t>
-            </w:r>
-            <w:r>
-              <w:rPr>
-                <w:rFonts w:ascii="Times New Roman" w:hAnsi="Times New Roman" w:cs="Times New Roman"/>
-                <w:color w:val="000000"/>
-              </w:rPr>
-              <w:t>1</w:t>
-            </w:r>
-            <w:r>
-              <w:rPr>
-                <w:rFonts w:ascii="Times New Roman" w:hAnsi="Times New Roman" w:cs="Times New Roman"/>
-                <w:color w:val="000000"/>
-                <w:lang w:val="ru-RU"/>
-              </w:rPr>
-              <w:t>.04.2026</w:t>
+              <w:t>27</w:t>
+            </w:r>
+            <w:r>
+              <w:rPr>
+                <w:rFonts w:ascii="Times New Roman" w:hAnsi="Times New Roman" w:cs="Times New Roman"/>
+                <w:color w:val="000000"/>
+                <w:lang w:val="ru-RU"/>
+              </w:rPr>
+              <w:t>.0</w:t>
+            </w:r>
+            <w:r>
+              <w:rPr>
+                <w:rFonts w:ascii="Times New Roman" w:hAnsi="Times New Roman" w:cs="Times New Roman"/>
+                <w:color w:val="000000"/>
+                <w:lang w:val="ru-RU"/>
+              </w:rPr>
+              <w:t>3</w:t>
+            </w:r>
+            <w:r>
+              <w:rPr>
+                <w:rFonts w:ascii="Times New Roman" w:hAnsi="Times New Roman" w:cs="Times New Roman"/>
+                <w:color w:val="000000"/>
+                <w:lang w:val="ru-RU"/>
+              </w:rPr>
+              <w:t>.2026</w:t>
             </w:r>
           </w:p>
         </w:tc>
@@ -3070,6 +3272,13 @@
                 <w:lang w:val="ru-RU"/>
               </w:rPr>
             </w:pPr>
+            <w:r>
+              <w:rPr>
+                <w:rFonts w:ascii="Segoe UI Emoji" w:hAnsi="Segoe UI Emoji" w:cs="Segoe UI Emoji"/>
+                <w:color w:val="000000"/>
+              </w:rPr>
+              <w:t>✔️</w:t>
+            </w:r>
           </w:p>
         </w:tc>
       </w:tr>
@@ -3228,22 +3437,31 @@
                 <w:color w:val="000000"/>
                 <w:lang w:val="ru-RU"/>
               </w:rPr>
-              <w:t>0</w:t>
-            </w:r>
-            <w:r>
-              <w:rPr>
-                <w:rFonts w:ascii="Times New Roman" w:hAnsi="Times New Roman" w:cs="Times New Roman"/>
-                <w:color w:val="000000"/>
-              </w:rPr>
-              <w:t>1</w:t>
-            </w:r>
-            <w:r>
-              <w:rPr>
-                <w:rFonts w:ascii="Times New Roman" w:hAnsi="Times New Roman" w:cs="Times New Roman"/>
-                <w:color w:val="000000"/>
-                <w:lang w:val="ru-RU"/>
-              </w:rPr>
-              <w:t>.04.2026</w:t>
+              <w:t>27</w:t>
+            </w:r>
+            <w:r>
+              <w:rPr>
+                <w:rFonts w:ascii="Times New Roman" w:hAnsi="Times New Roman" w:cs="Times New Roman"/>
+                <w:color w:val="000000"/>
+                <w:lang w:val="ru-RU"/>
+              </w:rPr>
+              <w:t>.0</w:t>
+            </w:r>
+            <w:r>
+              <w:rPr>
+                <w:rFonts w:ascii="Times New Roman" w:hAnsi="Times New Roman" w:cs="Times New Roman"/>
+                <w:color w:val="000000"/>
+                <w:lang w:val="ru-RU"/>
+              </w:rPr>
+              <w:t>3</w:t>
+            </w:r>
+            <w:r>
+              <w:rPr>
+                <w:rFonts w:ascii="Times New Roman" w:hAnsi="Times New Roman" w:cs="Times New Roman"/>
+                <w:color w:val="000000"/>
+                <w:lang w:val="ru-RU"/>
+              </w:rPr>
+              <w:t>.2026</w:t>
             </w:r>
           </w:p>
         </w:tc>
@@ -3269,6 +3487,13 @@
                 <w:lang w:val="ru-RU"/>
               </w:rPr>
             </w:pPr>
+            <w:r>
+              <w:rPr>
+                <w:rFonts w:ascii="Segoe UI Emoji" w:hAnsi="Segoe UI Emoji" w:cs="Segoe UI Emoji"/>
+                <w:color w:val="000000"/>
+              </w:rPr>
+              <w:t>✔️</w:t>
+            </w:r>
           </w:p>
         </w:tc>
       </w:tr>
@@ -3415,22 +3640,31 @@
                 <w:color w:val="000000"/>
                 <w:lang w:val="ru-RU"/>
               </w:rPr>
-              <w:t>0</w:t>
-            </w:r>
-            <w:r>
-              <w:rPr>
-                <w:rFonts w:ascii="Times New Roman" w:hAnsi="Times New Roman" w:cs="Times New Roman"/>
-                <w:color w:val="000000"/>
-              </w:rPr>
-              <w:t>2</w:t>
-            </w:r>
-            <w:r>
-              <w:rPr>
-                <w:rFonts w:ascii="Times New Roman" w:hAnsi="Times New Roman" w:cs="Times New Roman"/>
-                <w:color w:val="000000"/>
-                <w:lang w:val="ru-RU"/>
-              </w:rPr>
-              <w:t>.04.2026</w:t>
+              <w:t>30</w:t>
+            </w:r>
+            <w:r>
+              <w:rPr>
+                <w:rFonts w:ascii="Times New Roman" w:hAnsi="Times New Roman" w:cs="Times New Roman"/>
+                <w:color w:val="000000"/>
+                <w:lang w:val="ru-RU"/>
+              </w:rPr>
+              <w:t>.0</w:t>
+            </w:r>
+            <w:r>
+              <w:rPr>
+                <w:rFonts w:ascii="Times New Roman" w:hAnsi="Times New Roman" w:cs="Times New Roman"/>
+                <w:color w:val="000000"/>
+                <w:lang w:val="ru-RU"/>
+              </w:rPr>
+              <w:t>3</w:t>
+            </w:r>
+            <w:r>
+              <w:rPr>
+                <w:rFonts w:ascii="Times New Roman" w:hAnsi="Times New Roman" w:cs="Times New Roman"/>
+                <w:color w:val="000000"/>
+                <w:lang w:val="ru-RU"/>
+              </w:rPr>
+              <w:t>.2026</w:t>
             </w:r>
           </w:p>
         </w:tc>
@@ -4110,12 +4344,21 @@
                 <w:color w:val="000000"/>
                 <w:lang w:val="ru-RU"/>
               </w:rPr>
-              <w:t>0</w:t>
-            </w:r>
-            <w:r>
-              <w:rPr>
-                <w:rFonts w:ascii="Times New Roman" w:hAnsi="Times New Roman" w:cs="Times New Roman"/>
-                <w:color w:val="000000"/>
+              <w:t>27</w:t>
+            </w:r>
+            <w:r>
+              <w:rPr>
+                <w:rFonts w:ascii="Times New Roman" w:hAnsi="Times New Roman" w:cs="Times New Roman"/>
+                <w:color w:val="000000"/>
+                <w:lang w:val="ru-RU"/>
+              </w:rPr>
+              <w:t>.0</w:t>
+            </w:r>
+            <w:r>
+              <w:rPr>
+                <w:rFonts w:ascii="Times New Roman" w:hAnsi="Times New Roman" w:cs="Times New Roman"/>
+                <w:color w:val="000000"/>
+                <w:lang w:val="ru-RU"/>
               </w:rPr>
               <w:t>3</w:t>
             </w:r>
@@ -4125,7 +4368,7 @@
                 <w:color w:val="000000"/>
                 <w:lang w:val="ru-RU"/>
               </w:rPr>
-              <w:t>.04.2026</w:t>
+              <w:t>.2026</w:t>
             </w:r>
           </w:p>
         </w:tc>
@@ -4151,6 +4394,13 @@
                 <w:lang w:val="ru-RU"/>
               </w:rPr>
             </w:pPr>
+            <w:r>
+              <w:rPr>
+                <w:rFonts w:ascii="Segoe UI Emoji" w:hAnsi="Segoe UI Emoji" w:cs="Segoe UI Emoji"/>
+                <w:color w:val="000000"/>
+              </w:rPr>
+              <w:t>✔️</w:t>
+            </w:r>
           </w:p>
         </w:tc>
       </w:tr>
@@ -4387,14 +4637,7 @@
                 <w:color w:val="000000"/>
                 <w:lang w:val="ru-RU"/>
               </w:rPr>
-              <w:t>0</w:t>
-            </w:r>
-            <w:r>
-              <w:rPr>
-                <w:rFonts w:ascii="Times New Roman" w:hAnsi="Times New Roman" w:cs="Times New Roman"/>
-                <w:color w:val="000000"/>
-              </w:rPr>
-              <w:t>6</w:t>
+              <w:t>30</w:t>
             </w:r>
             <w:r>
               <w:rPr>
@@ -4410,7 +4653,7 @@
                 <w:color w:val="000000"/>
                 <w:lang w:val="ru-RU"/>
               </w:rPr>
-              <w:t>4</w:t>
+              <w:t>3</w:t>
             </w:r>
             <w:r>
               <w:rPr>
@@ -4444,6 +4687,13 @@
                 <w:lang w:val="ru-RU"/>
               </w:rPr>
             </w:pPr>
+            <w:r>
+              <w:rPr>
+                <w:rFonts w:ascii="Segoe UI Emoji" w:hAnsi="Segoe UI Emoji" w:cs="Segoe UI Emoji"/>
+                <w:color w:val="000000"/>
+              </w:rPr>
+              <w:t>✔️</w:t>
+            </w:r>
           </w:p>
         </w:tc>
       </w:tr>
@@ -5354,30 +5604,31 @@
                 <w:color w:val="000000"/>
                 <w:lang w:val="ru-RU"/>
               </w:rPr>
+              <w:t>30</w:t>
+            </w:r>
+            <w:r>
+              <w:rPr>
+                <w:rFonts w:ascii="Times New Roman" w:hAnsi="Times New Roman" w:cs="Times New Roman"/>
+                <w:color w:val="000000"/>
+                <w:lang w:val="ru-RU"/>
+              </w:rPr>
+              <w:t>.</w:t>
+            </w:r>
+            <w:r>
+              <w:rPr>
+                <w:rFonts w:ascii="Times New Roman" w:hAnsi="Times New Roman" w:cs="Times New Roman"/>
+                <w:color w:val="000000"/>
+                <w:lang w:val="ru-RU"/>
+              </w:rPr>
               <w:t>0</w:t>
             </w:r>
             <w:r>
               <w:rPr>
                 <w:rFonts w:ascii="Times New Roman" w:hAnsi="Times New Roman" w:cs="Times New Roman"/>
                 <w:color w:val="000000"/>
-              </w:rPr>
-              <w:t>7</w:t>
-            </w:r>
-            <w:r>
-              <w:rPr>
-                <w:rFonts w:ascii="Times New Roman" w:hAnsi="Times New Roman" w:cs="Times New Roman"/>
-                <w:color w:val="000000"/>
-                <w:lang w:val="ru-RU"/>
-              </w:rPr>
-              <w:t>.</w:t>
-            </w:r>
-            <w:r>
-              <w:rPr>
-                <w:rFonts w:ascii="Times New Roman" w:hAnsi="Times New Roman" w:cs="Times New Roman"/>
-                <w:color w:val="000000"/>
-                <w:lang w:val="ru-RU"/>
-              </w:rPr>
-              <w:t>04</w:t>
+                <w:lang w:val="ru-RU"/>
+              </w:rPr>
+              <w:t>3</w:t>
             </w:r>
             <w:r>
               <w:rPr>
@@ -5411,6 +5662,13 @@
                 <w:lang w:val="ru-RU"/>
               </w:rPr>
             </w:pPr>
+            <w:r>
+              <w:rPr>
+                <w:rFonts w:ascii="Segoe UI Emoji" w:hAnsi="Segoe UI Emoji" w:cs="Segoe UI Emoji"/>
+                <w:color w:val="000000"/>
+              </w:rPr>
+              <w:t>✔️</w:t>
+            </w:r>
           </w:p>
         </w:tc>
       </w:tr>
@@ -5918,15 +6176,7 @@
                 <w:color w:val="000000"/>
                 <w:lang w:val="ru-RU"/>
               </w:rPr>
-              <w:t>0</w:t>
-            </w:r>
-            <w:r>
-              <w:rPr>
-                <w:rFonts w:ascii="Times New Roman" w:hAnsi="Times New Roman" w:cs="Times New Roman"/>
-                <w:color w:val="000000"/>
-                <w:lang w:val="ru-RU"/>
-              </w:rPr>
-              <w:t>8</w:t>
+              <w:t>31</w:t>
             </w:r>
             <w:r>
               <w:rPr>
@@ -5942,7 +6192,7 @@
                 <w:color w:val="000000"/>
                 <w:lang w:val="ru-RU"/>
               </w:rPr>
-              <w:t>4</w:t>
+              <w:t>3</w:t>
             </w:r>
             <w:r>
               <w:rPr>
@@ -5976,6 +6226,13 @@
                 <w:lang w:val="ru-RU"/>
               </w:rPr>
             </w:pPr>
+            <w:r>
+              <w:rPr>
+                <w:rFonts w:ascii="Segoe UI Emoji" w:hAnsi="Segoe UI Emoji" w:cs="Segoe UI Emoji"/>
+                <w:color w:val="000000"/>
+              </w:rPr>
+              <w:t>✔️</w:t>
+            </w:r>
           </w:p>
         </w:tc>
       </w:tr>
@@ -6433,7 +6690,7 @@
                 <w:color w:val="000000"/>
                 <w:lang w:val="ru-RU"/>
               </w:rPr>
-              <w:t>09</w:t>
+              <w:t>01</w:t>
             </w:r>
             <w:r>
               <w:rPr>
@@ -6483,6 +6740,13 @@
                 <w:lang w:val="ru-RU"/>
               </w:rPr>
             </w:pPr>
+            <w:r>
+              <w:rPr>
+                <w:rFonts w:ascii="Segoe UI Emoji" w:hAnsi="Segoe UI Emoji" w:cs="Segoe UI Emoji"/>
+                <w:color w:val="000000"/>
+              </w:rPr>
+              <w:t>✔️</w:t>
+            </w:r>
           </w:p>
         </w:tc>
       </w:tr>
@@ -6913,15 +7177,14 @@
                 <w:color w:val="000000"/>
                 <w:lang w:val="ru-RU"/>
               </w:rPr>
-              <w:t>1</w:t>
-            </w:r>
-            <w:r>
-              <w:rPr>
-                <w:rFonts w:ascii="Times New Roman" w:hAnsi="Times New Roman" w:cs="Times New Roman"/>
-                <w:color w:val="000000"/>
-                <w:lang w:val="ru-RU"/>
-              </w:rPr>
-              <w:t>3</w:t>
+              <w:t>0</w:t>
+            </w:r>
+            <w:r>
+              <w:rPr>
+                <w:rFonts w:ascii="Times New Roman" w:hAnsi="Times New Roman" w:cs="Times New Roman"/>
+                <w:color w:val="000000"/>
+              </w:rPr>
+              <w:t>6</w:t>
             </w:r>
             <w:r>
               <w:rPr>
@@ -6971,6 +7234,15 @@
                 <w:lang w:val="ru-RU"/>
               </w:rPr>
             </w:pPr>
+            <w:r>
+              <w:rPr>
+                <w:rFonts w:ascii="Segoe UI Emoji" w:hAnsi="Segoe UI Emoji" w:cs="Segoe UI Emoji"/>
+                <w:color w:val="000000"/>
+              </w:rPr>
+              <w:t>✔️</w:t>
+            </w:r>
+            <w:bookmarkStart w:id="0" w:name="_GoBack"/>
+            <w:bookmarkEnd w:id="0"/>
           </w:p>
         </w:tc>
       </w:tr>
@@ -7298,15 +7570,7 @@
                 <w:color w:val="000000"/>
                 <w:lang w:val="ru-RU"/>
               </w:rPr>
-              <w:t>1</w:t>
-            </w:r>
-            <w:r>
-              <w:rPr>
-                <w:rFonts w:ascii="Times New Roman" w:hAnsi="Times New Roman" w:cs="Times New Roman"/>
-                <w:color w:val="000000"/>
-                <w:lang w:val="ru-RU"/>
-              </w:rPr>
-              <w:t>4</w:t>
+              <w:t>07</w:t>
             </w:r>
             <w:r>
               <w:rPr>
@@ -7661,15 +7925,7 @@
                 <w:color w:val="000000"/>
                 <w:lang w:val="ru-RU"/>
               </w:rPr>
-              <w:t>1</w:t>
-            </w:r>
-            <w:r>
-              <w:rPr>
-                <w:rFonts w:ascii="Times New Roman" w:hAnsi="Times New Roman" w:cs="Times New Roman"/>
-                <w:color w:val="000000"/>
-                <w:lang w:val="ru-RU"/>
-              </w:rPr>
-              <w:t>6</w:t>
+              <w:t>09</w:t>
             </w:r>
             <w:r>
               <w:rPr>
@@ -7719,6 +7975,13 @@
                 <w:lang w:val="ru-RU"/>
               </w:rPr>
             </w:pPr>
+            <w:r>
+              <w:rPr>
+                <w:rFonts w:ascii="Segoe UI Emoji" w:hAnsi="Segoe UI Emoji" w:cs="Segoe UI Emoji"/>
+                <w:color w:val="000000"/>
+              </w:rPr>
+              <w:t>✔️</w:t>
+            </w:r>
           </w:p>
         </w:tc>
       </w:tr>
@@ -7883,7 +8146,15 @@
                 <w:color w:val="000000"/>
                 <w:lang w:val="ru-RU"/>
               </w:rPr>
-              <w:t>7.0</w:t>
+              <w:t>0</w:t>
+            </w:r>
+            <w:r>
+              <w:rPr>
+                <w:rFonts w:ascii="Times New Roman" w:hAnsi="Times New Roman" w:cs="Times New Roman"/>
+                <w:color w:val="000000"/>
+                <w:lang w:val="ru-RU"/>
+              </w:rPr>
+              <w:t>.0</w:t>
             </w:r>
             <w:r>
               <w:rPr>
@@ -8268,55 +8539,7 @@
                 <w:color w:val="000000"/>
                 <w:lang w:val="ru-RU"/>
               </w:rPr>
-              <w:t>Конечные точки</w:t>
-            </w:r>
-            <w:r>
-              <w:rPr>
-                <w:rFonts w:ascii="Times New Roman" w:hAnsi="Times New Roman" w:cs="Times New Roman"/>
-                <w:b/>
-                <w:bCs/>
-                <w:color w:val="000000"/>
-                <w:lang w:val="ru-RU"/>
-              </w:rPr>
-              <w:t xml:space="preserve"> для </w:t>
-            </w:r>
-            <w:r>
-              <w:rPr>
-                <w:rFonts w:ascii="Times New Roman" w:hAnsi="Times New Roman" w:cs="Times New Roman"/>
-                <w:b/>
-                <w:bCs/>
-                <w:color w:val="000000"/>
-                <w:lang w:val="ru-RU"/>
-              </w:rPr>
-              <w:t xml:space="preserve">аутсорс команды </w:t>
-            </w:r>
-            <w:r>
-              <w:rPr>
-                <w:rFonts w:ascii="Times New Roman" w:hAnsi="Times New Roman" w:cs="Times New Roman"/>
-                <w:b/>
-                <w:bCs/>
-                <w:color w:val="000000"/>
-              </w:rPr>
-              <w:t>Stroki</w:t>
-            </w:r>
-            <w:r>
-              <w:rPr>
-                <w:rFonts w:ascii="Times New Roman" w:hAnsi="Times New Roman" w:cs="Times New Roman"/>
-                <w:b/>
-                <w:bCs/>
-                <w:color w:val="000000"/>
-                <w:lang w:val="ru-RU"/>
-              </w:rPr>
-              <w:t>-</w:t>
-            </w:r>
-            <w:r>
-              <w:rPr>
-                <w:rFonts w:ascii="Times New Roman" w:hAnsi="Times New Roman" w:cs="Times New Roman"/>
-                <w:b/>
-                <w:bCs/>
-                <w:color w:val="000000"/>
-              </w:rPr>
-              <w:t>Backend</w:t>
+              <w:t>Конечные точки для модуля сравнения и импорта конфигурации</w:t>
             </w:r>
             <w:r>
               <w:rPr>
@@ -8503,27 +8726,71 @@
               <w:pStyle w:val="ab"/>
               <w:numPr>
                 <w:ilvl w:val="0"/>
-                <w:numId w:val="18"/>
+                <w:numId w:val="9"/>
               </w:numPr>
+              <w:tabs>
+                <w:tab w:val="clear" w:pos="709"/>
+                <w:tab w:val="left" w:pos="0"/>
+              </w:tabs>
               <w:rPr>
                 <w:rFonts w:hint="eastAsia"/>
                 <w:lang w:val="ru-RU"/>
               </w:rPr>
             </w:pPr>
             <w:r>
-              <w:rPr>
-                <w:lang w:val="ru-RU"/>
-              </w:rPr>
-              <w:t>Профили пользователей</w:t>
+              <w:t>Web</w:t>
+            </w:r>
+            <w:r>
+              <w:rPr>
+                <w:lang w:val="ru-RU"/>
+              </w:rPr>
+              <w:t xml:space="preserve"> </w:t>
+            </w:r>
+            <w:r>
+              <w:t>API</w:t>
+            </w:r>
+            <w:r>
+              <w:rPr>
+                <w:lang w:val="ru-RU"/>
+              </w:rPr>
+              <w:t xml:space="preserve"> | </w:t>
+            </w:r>
+            <w:r>
+              <w:rPr>
+                <w:lang w:val="ru-RU"/>
+              </w:rPr>
+              <w:t xml:space="preserve">Добавить методы для контракта </w:t>
+            </w:r>
+            <w:r>
+              <w:t>IExternalObjects</w:t>
+            </w:r>
+            <w:r>
+              <w:rPr>
+                <w:lang w:val="ru-RU"/>
+              </w:rPr>
+              <w:br/>
+              <w:t>(</w:t>
+            </w:r>
+            <w:hyperlink r:id="rId27">
+              <w:r>
+                <w:rPr>
+                  <w:rStyle w:val="a5"/>
+                  <w:rFonts w:ascii="Times New Roman" w:hAnsi="Times New Roman" w:cs="Times New Roman"/>
+                  <w:lang w:val="ru-RU"/>
+                </w:rPr>
+                <w:t>https://jira.ascon.ru/browse/PLM-27297</w:t>
+              </w:r>
+            </w:hyperlink>
+            <w:r>
+              <w:rPr>
+                <w:lang w:val="ru-RU"/>
+              </w:rPr>
+              <w:t>)</w:t>
             </w:r>
           </w:p>
           <w:p>
             <w:pPr>
               <w:pStyle w:val="ab"/>
-              <w:numPr>
-                <w:ilvl w:val="0"/>
-                <w:numId w:val="18"/>
-              </w:numPr>
               <w:rPr>
                 <w:rFonts w:hint="eastAsia"/>
                 <w:lang w:val="ru-RU"/>
@@ -8533,142 +8800,7 @@
               <w:rPr>
                 <w:lang w:val="ru-RU"/>
               </w:rPr>
-              <w:t>Сортировка типов</w:t>
-            </w:r>
-          </w:p>
-          <w:p>
-            <w:pPr>
-              <w:pStyle w:val="ab"/>
-              <w:numPr>
-                <w:ilvl w:val="0"/>
-                <w:numId w:val="18"/>
-              </w:numPr>
-              <w:rPr>
-                <w:rFonts w:hint="eastAsia"/>
-                <w:lang w:val="ru-RU"/>
-              </w:rPr>
-            </w:pPr>
-            <w:r>
-              <w:rPr>
-                <w:lang w:val="ru-RU"/>
-              </w:rPr>
-              <w:t>Хранилище настроек</w:t>
-            </w:r>
-          </w:p>
-          <w:p>
-            <w:pPr>
-              <w:pStyle w:val="ab"/>
-              <w:numPr>
-                <w:ilvl w:val="0"/>
-                <w:numId w:val="18"/>
-              </w:numPr>
-              <w:rPr>
-                <w:rFonts w:hint="eastAsia"/>
-                <w:lang w:val="ru-RU"/>
-              </w:rPr>
-            </w:pPr>
-            <w:r>
-              <w:rPr>
-                <w:lang w:val="ru-RU"/>
-              </w:rPr>
-              <w:t>Атрибуты в дереве</w:t>
-            </w:r>
-          </w:p>
-          <w:p>
-            <w:pPr>
-              <w:pStyle w:val="ab"/>
-              <w:numPr>
-                <w:ilvl w:val="0"/>
-                <w:numId w:val="18"/>
-              </w:numPr>
-              <w:rPr>
-                <w:rFonts w:hint="eastAsia"/>
-                <w:lang w:val="ru-RU"/>
-              </w:rPr>
-            </w:pPr>
-            <w:r>
-              <w:rPr>
-                <w:lang w:val="ru-RU"/>
-              </w:rPr>
-              <w:t>Шаблоны ввода</w:t>
-            </w:r>
-          </w:p>
-          <w:p>
-            <w:pPr>
-              <w:pStyle w:val="ab"/>
-              <w:numPr>
-                <w:ilvl w:val="0"/>
-                <w:numId w:val="18"/>
-              </w:numPr>
-              <w:rPr>
-                <w:rFonts w:hint="eastAsia"/>
-                <w:lang w:val="ru-RU"/>
-              </w:rPr>
-            </w:pPr>
-            <w:r>
-              <w:rPr>
-                <w:lang w:val="ru-RU"/>
-              </w:rPr>
-              <w:t>Атрибуты в таблице</w:t>
-            </w:r>
-          </w:p>
-          <w:p>
-            <w:pPr>
-              <w:pStyle w:val="ab"/>
-              <w:numPr>
-                <w:ilvl w:val="0"/>
-                <w:numId w:val="18"/>
-              </w:numPr>
-              <w:rPr>
-                <w:rFonts w:hint="eastAsia"/>
-                <w:lang w:val="ru-RU"/>
-              </w:rPr>
-            </w:pPr>
-            <w:r>
-              <w:rPr>
-                <w:lang w:val="ru-RU"/>
-              </w:rPr>
-              <w:t>…</w:t>
-            </w:r>
-          </w:p>
-          <w:p>
-            <w:pPr>
-              <w:pStyle w:val="ab"/>
-              <w:numPr>
-                <w:ilvl w:val="0"/>
-                <w:numId w:val="18"/>
-              </w:numPr>
-              <w:rPr>
-                <w:rFonts w:hint="eastAsia"/>
-                <w:lang w:val="ru-RU"/>
-              </w:rPr>
-            </w:pPr>
-            <w:r>
-              <w:rPr>
-                <w:lang w:val="ru-RU"/>
-              </w:rPr>
-              <w:t>Евгений Белинский раскроет список подробней</w:t>
-            </w:r>
-          </w:p>
-          <w:p>
-            <w:pPr>
-              <w:pStyle w:val="ab"/>
-              <w:rPr>
-                <w:rFonts w:hint="eastAsia"/>
-                <w:lang w:val="ru-RU"/>
-              </w:rPr>
-            </w:pPr>
-            <w:r>
-              <w:rPr>
-                <w:lang w:val="ru-RU"/>
-              </w:rPr>
               <w:t>Ответственный: Жуков</w:t>
-            </w:r>
-            <w:r>
-              <w:rPr>
-                <w:lang w:val="ru-RU"/>
-              </w:rPr>
-              <w:t>, Белинский</w:t>
             </w:r>
           </w:p>
         </w:tc>
@@ -8747,14 +8879,7 @@
                 <w:rFonts w:ascii="Times New Roman" w:hAnsi="Times New Roman" w:cs="Times New Roman"/>
                 <w:lang w:val="ru-RU"/>
               </w:rPr>
-              <w:t>2</w:t>
-            </w:r>
-            <w:r>
-              <w:rPr>
-                <w:rFonts w:ascii="Times New Roman" w:hAnsi="Times New Roman" w:cs="Times New Roman"/>
-                <w:lang w:val="ru-RU"/>
-              </w:rPr>
-              <w:t>0</w:t>
+              <w:t>13</w:t>
             </w:r>
             <w:r>
               <w:rPr>
@@ -8923,6 +9048,155 @@
           <w:p>
             <w:pPr>
               <w:pStyle w:val="ab"/>
+              <w:numPr>
+                <w:ilvl w:val="0"/>
+                <w:numId w:val="9"/>
+              </w:numPr>
+              <w:tabs>
+                <w:tab w:val="clear" w:pos="709"/>
+                <w:tab w:val="left" w:pos="0"/>
+              </w:tabs>
+              <w:rPr>
+                <w:rFonts w:hint="eastAsia"/>
+                <w:lang w:val="ru-RU"/>
+              </w:rPr>
+            </w:pPr>
+            <w:r>
+              <w:t>Web</w:t>
+            </w:r>
+            <w:r>
+              <w:rPr>
+                <w:lang w:val="ru-RU"/>
+              </w:rPr>
+              <w:t xml:space="preserve"> </w:t>
+            </w:r>
+            <w:r>
+              <w:t>API</w:t>
+            </w:r>
+            <w:r>
+              <w:rPr>
+                <w:lang w:val="ru-RU"/>
+              </w:rPr>
+              <w:t xml:space="preserve"> | </w:t>
+            </w:r>
+            <w:r>
+              <w:rPr>
+                <w:lang w:val="ru-RU"/>
+              </w:rPr>
+              <w:t xml:space="preserve">Добавить методы для контракта </w:t>
+            </w:r>
+            <w:r>
+              <w:t>IExternalObjects</w:t>
+            </w:r>
+            <w:r>
+              <w:rPr>
+                <w:lang w:val="ru-RU"/>
+              </w:rPr>
+              <w:br/>
+              <w:t>(</w:t>
+            </w:r>
+            <w:hyperlink r:id="rId28">
+              <w:r>
+                <w:rPr>
+                  <w:rStyle w:val="a5"/>
+                  <w:rFonts w:ascii="Times New Roman" w:hAnsi="Times New Roman" w:cs="Times New Roman"/>
+                </w:rPr>
+                <w:t>https</w:t>
+              </w:r>
+              <w:r>
+                <w:rPr>
+                  <w:rStyle w:val="a5"/>
+                  <w:rFonts w:ascii="Times New Roman" w:hAnsi="Times New Roman" w:cs="Times New Roman"/>
+                  <w:lang w:val="ru-RU"/>
+                </w:rPr>
+                <w:t>://</w:t>
+              </w:r>
+              <w:r>
+                <w:rPr>
+                  <w:rStyle w:val="a5"/>
+                  <w:rFonts w:ascii="Times New Roman" w:hAnsi="Times New Roman" w:cs="Times New Roman"/>
+                </w:rPr>
+                <w:t>jira</w:t>
+              </w:r>
+              <w:r>
+                <w:rPr>
+                  <w:rStyle w:val="a5"/>
+                  <w:rFonts w:ascii="Times New Roman" w:hAnsi="Times New Roman" w:cs="Times New Roman"/>
+                  <w:lang w:val="ru-RU"/>
+                </w:rPr>
+                <w:t>.</w:t>
+              </w:r>
+              <w:r>
+                <w:rPr>
+                  <w:rStyle w:val="a5"/>
+                  <w:rFonts w:ascii="Times New Roman" w:hAnsi="Times New Roman" w:cs="Times New Roman"/>
+                </w:rPr>
+                <w:t>ascon</w:t>
+              </w:r>
+              <w:r>
+                <w:rPr>
+                  <w:rStyle w:val="a5"/>
+                  <w:rFonts w:ascii="Times New Roman" w:hAnsi="Times New Roman" w:cs="Times New Roman"/>
+                  <w:lang w:val="ru-RU"/>
+                </w:rPr>
+                <w:t>.</w:t>
+              </w:r>
+              <w:r>
+                <w:rPr>
+                  <w:rStyle w:val="a5"/>
+                  <w:rFonts w:ascii="Times New Roman" w:hAnsi="Times New Roman" w:cs="Times New Roman"/>
+                </w:rPr>
+                <w:t>ru</w:t>
+              </w:r>
+              <w:r>
+                <w:rPr>
+                  <w:rStyle w:val="a5"/>
+                  <w:rFonts w:ascii="Times New Roman" w:hAnsi="Times New Roman" w:cs="Times New Roman"/>
+                  <w:lang w:val="ru-RU"/>
+                </w:rPr>
+                <w:t>/</w:t>
+              </w:r>
+              <w:r>
+                <w:rPr>
+                  <w:rStyle w:val="a5"/>
+                  <w:rFonts w:ascii="Times New Roman" w:hAnsi="Times New Roman" w:cs="Times New Roman"/>
+                </w:rPr>
+                <w:t>browse</w:t>
+              </w:r>
+              <w:r>
+                <w:rPr>
+                  <w:rStyle w:val="a5"/>
+                  <w:rFonts w:ascii="Times New Roman" w:hAnsi="Times New Roman" w:cs="Times New Roman"/>
+                  <w:lang w:val="ru-RU"/>
+                </w:rPr>
+                <w:t>/</w:t>
+              </w:r>
+              <w:r>
+                <w:rPr>
+                  <w:rStyle w:val="a5"/>
+                  <w:rFonts w:ascii="Times New Roman" w:hAnsi="Times New Roman" w:cs="Times New Roman"/>
+                </w:rPr>
+                <w:t>PLM</w:t>
+              </w:r>
+              <w:r>
+                <w:rPr>
+                  <w:rStyle w:val="a5"/>
+                  <w:rFonts w:ascii="Times New Roman" w:hAnsi="Times New Roman" w:cs="Times New Roman"/>
+                  <w:lang w:val="ru-RU"/>
+                </w:rPr>
+                <w:t>-27297</w:t>
+              </w:r>
+            </w:hyperlink>
+            <w:r>
+              <w:rPr>
+                <w:lang w:val="ru-RU"/>
+              </w:rPr>
+              <w:t>)</w:t>
+            </w:r>
+          </w:p>
+          <w:p>
+            <w:pPr>
+              <w:pStyle w:val="ab"/>
               <w:rPr>
                 <w:rFonts w:hint="eastAsia"/>
                 <w:lang w:val="ru-RU"/>
@@ -9030,8 +9304,9 @@
             <w:r>
               <w:rPr>
                 <w:rFonts w:ascii="Times New Roman" w:hAnsi="Times New Roman" w:cs="Times New Roman"/>
-              </w:rPr>
-              <w:t>07</w:t>
+                <w:lang w:val="ru-RU"/>
+              </w:rPr>
+              <w:t>23</w:t>
             </w:r>
             <w:r>
               <w:rPr>
@@ -9043,8 +9318,9 @@
             <w:r>
               <w:rPr>
                 <w:rFonts w:ascii="Times New Roman" w:hAnsi="Times New Roman" w:cs="Times New Roman"/>
-              </w:rPr>
-              <w:t>5</w:t>
+                <w:lang w:val="ru-RU"/>
+              </w:rPr>
+              <w:t>4</w:t>
             </w:r>
             <w:r>
               <w:rPr>
@@ -9227,13 +9503,7 @@
                 <w:rFonts w:ascii="Times New Roman" w:hAnsi="Times New Roman" w:cs="Times New Roman"/>
                 <w:lang w:val="ru-RU"/>
               </w:rPr>
-              <w:t>0</w:t>
-            </w:r>
-            <w:r>
-              <w:rPr>
-                <w:rFonts w:ascii="Times New Roman" w:hAnsi="Times New Roman" w:cs="Times New Roman"/>
-              </w:rPr>
-              <w:t>8</w:t>
+              <w:t>24</w:t>
             </w:r>
             <w:r>
               <w:rPr>
@@ -9245,8 +9515,9 @@
             <w:r>
               <w:rPr>
                 <w:rFonts w:ascii="Times New Roman" w:hAnsi="Times New Roman" w:cs="Times New Roman"/>
-              </w:rPr>
-              <w:t>5</w:t>
+                <w:lang w:val="ru-RU"/>
+              </w:rPr>
+              <w:t>4</w:t>
             </w:r>
             <w:r>
               <w:rPr>
@@ -9895,7 +10166,13 @@
               <w:rPr>
                 <w:rFonts w:ascii="Times New Roman" w:hAnsi="Times New Roman" w:cs="Times New Roman"/>
               </w:rPr>
-              <w:t>12</w:t>
+              <w:t>2</w:t>
+            </w:r>
+            <w:r>
+              <w:rPr>
+                <w:rFonts w:ascii="Times New Roman" w:hAnsi="Times New Roman" w:cs="Times New Roman"/>
+              </w:rPr>
+              <w:t>7</w:t>
             </w:r>
             <w:r>
               <w:rPr>
@@ -9908,7 +10185,7 @@
               <w:rPr>
                 <w:rFonts w:ascii="Times New Roman" w:hAnsi="Times New Roman" w:cs="Times New Roman"/>
               </w:rPr>
-              <w:t>5</w:t>
+              <w:t>4</w:t>
             </w:r>
             <w:r>
               <w:rPr>
@@ -10060,7 +10337,7 @@
               <w:rPr>
                 <w:rFonts w:ascii="Times New Roman" w:hAnsi="Times New Roman" w:cs="Times New Roman"/>
               </w:rPr>
-              <w:t>18</w:t>
+              <w:t>04</w:t>
             </w:r>
             <w:r>
               <w:rPr>
@@ -10254,7 +10531,7 @@
               <w:rPr>
                 <w:rFonts w:ascii="Times New Roman" w:hAnsi="Times New Roman" w:cs="Times New Roman"/>
               </w:rPr>
-              <w:t>19</w:t>
+              <w:t>05</w:t>
             </w:r>
             <w:r>
               <w:rPr>
@@ -10463,15 +10740,8 @@
             <w:r>
               <w:rPr>
                 <w:rFonts w:ascii="Times New Roman" w:hAnsi="Times New Roman" w:cs="Times New Roman"/>
-                <w:lang w:val="ru-RU"/>
-              </w:rPr>
-              <w:t>2</w:t>
-            </w:r>
-            <w:r>
-              <w:rPr>
-                <w:rFonts w:ascii="Times New Roman" w:hAnsi="Times New Roman" w:cs="Times New Roman"/>
-              </w:rPr>
-              <w:t>2</w:t>
+              </w:rPr>
+              <w:t>08</w:t>
             </w:r>
             <w:r>
               <w:rPr>
@@ -10621,8 +10891,6 @@
           <w:lang w:val="ru-RU"/>
         </w:rPr>
       </w:pPr>
-      <w:bookmarkStart w:id="0" w:name="_GoBack"/>
-      <w:bookmarkEnd w:id="0"/>
       <w:r>
         <w:rPr>
           <w:rFonts w:ascii="Times New Roman" w:hAnsi="Times New Roman" w:cs="Times New Roman"/>
@@ -11798,7 +12066,7 @@
           <w:rFonts w:ascii="Times New Roman" w:hAnsi="Times New Roman" w:cs="Times New Roman"/>
         </w:rPr>
       </w:pPr>
-      <w:hyperlink r:id="rId27">
+      <w:hyperlink r:id="rId29">
         <w:r>
           <w:rPr>
             <w:rFonts w:ascii="Times New Roman" w:hAnsi="Times New Roman" w:cs="Times New Roman"/>
@@ -11819,7 +12087,7 @@
           <w:lang w:val="ru-RU"/>
         </w:rPr>
       </w:pPr>
-      <w:hyperlink r:id="rId28">
+      <w:hyperlink r:id="rId30">
         <w:r>
           <w:rPr>
             <w:rFonts w:ascii="Times New Roman" w:hAnsi="Times New Roman" w:cs="Times New Roman"/>
@@ -11841,7 +12109,7 @@
           <w:lang w:val="ru-RU"/>
         </w:rPr>
       </w:pPr>
-      <w:hyperlink r:id="rId29">
+      <w:hyperlink r:id="rId31">
         <w:r>
           <w:rPr>
             <w:rFonts w:ascii="Times New Roman" w:hAnsi="Times New Roman" w:cs="Times New Roman"/>
@@ -11863,7 +12131,7 @@
           <w:lang w:val="ru-RU"/>
         </w:rPr>
       </w:pPr>
-      <w:hyperlink r:id="rId30">
+      <w:hyperlink r:id="rId32">
         <w:r>
           <w:rPr>
             <w:rFonts w:ascii="Times New Roman" w:hAnsi="Times New Roman" w:cs="Times New Roman"/>
@@ -11884,7 +12152,7 @@
           <w:rFonts w:ascii="Times New Roman" w:hAnsi="Times New Roman" w:cs="Times New Roman"/>
         </w:rPr>
       </w:pPr>
-      <w:hyperlink r:id="rId31">
+      <w:hyperlink r:id="rId33">
         <w:r>
           <w:rPr>
             <w:rFonts w:ascii="Times New Roman" w:hAnsi="Times New Roman" w:cs="Times New Roman"/>
@@ -11904,7 +12172,7 @@
           <w:rFonts w:ascii="Times New Roman" w:hAnsi="Times New Roman" w:cs="Times New Roman"/>
         </w:rPr>
       </w:pPr>
-      <w:hyperlink r:id="rId32">
+      <w:hyperlink r:id="rId34">
         <w:r>
           <w:rPr>
             <w:rFonts w:ascii="Times New Roman" w:hAnsi="Times New Roman" w:cs="Times New Roman"/>
@@ -11924,7 +12192,7 @@
           <w:rFonts w:ascii="Times New Roman" w:hAnsi="Times New Roman" w:cs="Times New Roman"/>
         </w:rPr>
       </w:pPr>
-      <w:hyperlink r:id="rId33">
+      <w:hyperlink r:id="rId35">
         <w:r>
           <w:rPr>
             <w:rFonts w:ascii="Times New Roman" w:hAnsi="Times New Roman" w:cs="Times New Roman"/>
@@ -11988,10 +12256,10 @@
       </w:r>
     </w:p>
     <w:sectPr>
-      <w:headerReference w:type="default" r:id="rId34"/>
-      <w:footerReference w:type="default" r:id="rId35"/>
-      <w:headerReference w:type="first" r:id="rId36"/>
-      <w:footerReference w:type="first" r:id="rId37"/>
+      <w:headerReference w:type="default" r:id="rId36"/>
+      <w:footerReference w:type="default" r:id="rId37"/>
+      <w:headerReference w:type="first" r:id="rId38"/>
+      <w:footerReference w:type="first" r:id="rId39"/>
       <w:pgSz w:w="12240" w:h="15840"/>
       <w:pgMar w:top="1704" w:right="900" w:bottom="971" w:left="1134" w:header="348" w:footer="385" w:gutter="0"/>
       <w:cols w:space="720"/>
@@ -15669,7 +15937,7 @@
 </file>
 
 <file path=customXml/itemProps1.xml><?xml version="1.0" encoding="utf-8"?>
-<ds:datastoreItem xmlns:ds="http://schemas.openxmlformats.org/officeDocument/2006/customXml" ds:itemID="{1C15BC7E-AC4F-4308-AFE7-3E205FCD2468}">
+<ds:datastoreItem xmlns:ds="http://schemas.openxmlformats.org/officeDocument/2006/customXml" ds:itemID="{FA167333-8CA6-4029-8104-B116A124626E}">
   <ds:schemaRefs>
     <ds:schemaRef ds:uri="http://schemas.openxmlformats.org/officeDocument/2006/bibliography"/>
   </ds:schemaRefs>

--- a/Программы адаптации сотрудников/Чумаков Никита - программа адаптации.docx
+++ b/Программы адаптации сотрудников/Чумаков Никита - программа адаптации.docx
@@ -679,6 +679,13 @@
                 <w:color w:val="000000"/>
               </w:rPr>
             </w:pPr>
+            <w:r>
+              <w:rPr>
+                <w:rFonts w:ascii="Segoe UI Emoji" w:hAnsi="Segoe UI Emoji" w:cs="Segoe UI Emoji"/>
+                <w:color w:val="000000"/>
+              </w:rPr>
+              <w:t>✔️</w:t>
+            </w:r>
           </w:p>
         </w:tc>
       </w:tr>
@@ -1031,6 +1038,13 @@
                 <w:color w:val="000000"/>
               </w:rPr>
             </w:pPr>
+            <w:r>
+              <w:rPr>
+                <w:rFonts w:ascii="Segoe UI Emoji" w:hAnsi="Segoe UI Emoji" w:cs="Segoe UI Emoji"/>
+                <w:color w:val="000000"/>
+              </w:rPr>
+              <w:t>✔️</w:t>
+            </w:r>
           </w:p>
         </w:tc>
       </w:tr>
@@ -3690,6 +3704,13 @@
                 <w:lang w:val="ru-RU"/>
               </w:rPr>
             </w:pPr>
+            <w:r>
+              <w:rPr>
+                <w:rFonts w:ascii="Segoe UI Emoji" w:hAnsi="Segoe UI Emoji" w:cs="Segoe UI Emoji"/>
+                <w:color w:val="000000"/>
+              </w:rPr>
+              <w:t>✔️</w:t>
+            </w:r>
           </w:p>
         </w:tc>
       </w:tr>
@@ -4162,6 +4183,13 @@
                 <w:lang w:val="ru-RU"/>
               </w:rPr>
             </w:pPr>
+            <w:r>
+              <w:rPr>
+                <w:rFonts w:ascii="Segoe UI Emoji" w:hAnsi="Segoe UI Emoji" w:cs="Segoe UI Emoji"/>
+                <w:color w:val="000000"/>
+              </w:rPr>
+              <w:t>✔️</w:t>
+            </w:r>
           </w:p>
         </w:tc>
       </w:tr>
@@ -7241,8 +7269,6 @@
               </w:rPr>
               <w:t>✔️</w:t>
             </w:r>
-            <w:bookmarkStart w:id="0" w:name="_GoBack"/>
-            <w:bookmarkEnd w:id="0"/>
           </w:p>
         </w:tc>
       </w:tr>
@@ -7620,6 +7646,13 @@
                 <w:lang w:val="ru-RU"/>
               </w:rPr>
             </w:pPr>
+            <w:r>
+              <w:rPr>
+                <w:rFonts w:ascii="Segoe UI Emoji" w:hAnsi="Segoe UI Emoji" w:cs="Segoe UI Emoji"/>
+                <w:color w:val="000000"/>
+              </w:rPr>
+              <w:t>✔️</w:t>
+            </w:r>
           </w:p>
         </w:tc>
       </w:tr>
@@ -8196,6 +8229,13 @@
                 <w:lang w:val="ru-RU"/>
               </w:rPr>
             </w:pPr>
+            <w:r>
+              <w:rPr>
+                <w:rFonts w:ascii="Segoe UI Emoji" w:hAnsi="Segoe UI Emoji" w:cs="Segoe UI Emoji"/>
+                <w:color w:val="000000"/>
+              </w:rPr>
+              <w:t>✔️</w:t>
+            </w:r>
           </w:p>
         </w:tc>
       </w:tr>
@@ -8791,6 +8831,64 @@
           <w:p>
             <w:pPr>
               <w:pStyle w:val="ab"/>
+              <w:numPr>
+                <w:ilvl w:val="0"/>
+                <w:numId w:val="9"/>
+              </w:numPr>
+              <w:tabs>
+                <w:tab w:val="clear" w:pos="709"/>
+                <w:tab w:val="left" w:pos="0"/>
+              </w:tabs>
+              <w:rPr>
+                <w:rFonts w:hint="eastAsia"/>
+                <w:lang w:val="ru-RU"/>
+              </w:rPr>
+            </w:pPr>
+            <w:r>
+              <w:rPr>
+                <w:lang w:val="ru-RU"/>
+              </w:rPr>
+              <w:t xml:space="preserve">Необходимо сделать прокси методы для сервиса </w:t>
+            </w:r>
+            <w:r>
+              <w:t>c</w:t>
+            </w:r>
+            <w:r>
+              <w:rPr>
+                <w:lang w:val="ru-RU"/>
+              </w:rPr>
+              <w:t>3</w:t>
+            </w:r>
+            <w:r>
+              <w:t>d</w:t>
+            </w:r>
+            <w:r>
+              <w:rPr>
+                <w:lang w:val="ru-RU"/>
+              </w:rPr>
+              <w:br/>
+              <w:t>(</w:t>
+            </w:r>
+            <w:hyperlink r:id="rId28">
+              <w:r>
+                <w:rPr>
+                  <w:rStyle w:val="a5"/>
+                  <w:rFonts w:ascii="Times New Roman" w:hAnsi="Times New Roman" w:cs="Times New Roman"/>
+                  <w:lang w:val="ru-RU"/>
+                </w:rPr>
+                <w:t>https://jira.ascon.ru/browse/PLM-27289</w:t>
+              </w:r>
+            </w:hyperlink>
+            <w:r>
+              <w:rPr>
+                <w:lang w:val="ru-RU"/>
+              </w:rPr>
+              <w:t>)</w:t>
+            </w:r>
+          </w:p>
+          <w:p>
+            <w:pPr>
+              <w:pStyle w:val="ab"/>
               <w:rPr>
                 <w:rFonts w:hint="eastAsia"/>
                 <w:lang w:val="ru-RU"/>
@@ -8926,6 +9024,13 @@
                 <w:lang w:val="ru-RU"/>
               </w:rPr>
             </w:pPr>
+            <w:r>
+              <w:rPr>
+                <w:rFonts w:ascii="Segoe UI Emoji" w:hAnsi="Segoe UI Emoji" w:cs="Segoe UI Emoji"/>
+                <w:color w:val="000000"/>
+              </w:rPr>
+              <w:t>✔️</w:t>
+            </w:r>
           </w:p>
         </w:tc>
       </w:tr>
@@ -9095,7 +9200,7 @@
               <w:br/>
               <w:t>(</w:t>
             </w:r>
-            <w:hyperlink r:id="rId28">
+            <w:hyperlink r:id="rId29">
               <w:r>
                 <w:rPr>
                   <w:rStyle w:val="a5"/>
@@ -9306,7 +9411,14 @@
                 <w:rFonts w:ascii="Times New Roman" w:hAnsi="Times New Roman" w:cs="Times New Roman"/>
                 <w:lang w:val="ru-RU"/>
               </w:rPr>
-              <w:t>23</w:t>
+              <w:t>2</w:t>
+            </w:r>
+            <w:r>
+              <w:rPr>
+                <w:rFonts w:ascii="Times New Roman" w:hAnsi="Times New Roman" w:cs="Times New Roman"/>
+                <w:lang w:val="ru-RU"/>
+              </w:rPr>
+              <w:t>0</w:t>
             </w:r>
             <w:r>
               <w:rPr>
@@ -9353,6 +9465,13 @@
                 <w:lang w:val="ru-RU"/>
               </w:rPr>
             </w:pPr>
+            <w:r>
+              <w:rPr>
+                <w:rFonts w:ascii="Segoe UI Emoji" w:hAnsi="Segoe UI Emoji" w:cs="Segoe UI Emoji"/>
+                <w:color w:val="000000"/>
+              </w:rPr>
+              <w:t>✔️</w:t>
+            </w:r>
           </w:p>
         </w:tc>
       </w:tr>
@@ -9387,6 +9506,324 @@
                 <w:color w:val="000000"/>
                 <w:lang w:val="ru-RU"/>
               </w:rPr>
+              <w:t>4.3</w:t>
+            </w:r>
+          </w:p>
+        </w:tc>
+        <w:tc>
+          <w:tcPr>
+            <w:tcW w:w="5386" w:type="dxa"/>
+            <w:tcBorders>
+              <w:left w:val="single" w:sz="4" w:space="0" w:color="000000"/>
+              <w:bottom w:val="single" w:sz="4" w:space="0" w:color="000000"/>
+            </w:tcBorders>
+          </w:tcPr>
+          <w:p>
+            <w:pPr>
+              <w:pStyle w:val="4"/>
+              <w:jc w:val="left"/>
+              <w:rPr>
+                <w:rFonts w:ascii="Times New Roman" w:hAnsi="Times New Roman" w:cs="Times New Roman"/>
+                <w:b w:val="0"/>
+                <w:sz w:val="24"/>
+                <w:lang w:val="ru-RU"/>
+              </w:rPr>
+            </w:pPr>
+            <w:r>
+              <w:rPr>
+                <w:rFonts w:ascii="Times New Roman" w:hAnsi="Times New Roman" w:cs="Times New Roman"/>
+                <w:b w:val="0"/>
+                <w:sz w:val="24"/>
+                <w:lang w:val="ru-RU"/>
+              </w:rPr>
+              <w:t xml:space="preserve">Реализация конечных точек </w:t>
+            </w:r>
+            <w:r>
+              <w:rPr>
+                <w:rFonts w:ascii="Times New Roman" w:hAnsi="Times New Roman" w:cs="Times New Roman"/>
+                <w:b w:val="0"/>
+                <w:sz w:val="24"/>
+              </w:rPr>
+              <w:t>Web</w:t>
+            </w:r>
+            <w:r>
+              <w:rPr>
+                <w:rFonts w:ascii="Times New Roman" w:hAnsi="Times New Roman" w:cs="Times New Roman"/>
+                <w:b w:val="0"/>
+                <w:sz w:val="24"/>
+                <w:lang w:val="ru-RU"/>
+              </w:rPr>
+              <w:t xml:space="preserve"> </w:t>
+            </w:r>
+            <w:r>
+              <w:rPr>
+                <w:rFonts w:ascii="Times New Roman" w:hAnsi="Times New Roman" w:cs="Times New Roman"/>
+                <w:b w:val="0"/>
+                <w:sz w:val="24"/>
+              </w:rPr>
+              <w:t>API</w:t>
+            </w:r>
+            <w:r>
+              <w:rPr>
+                <w:rFonts w:ascii="Times New Roman" w:hAnsi="Times New Roman" w:cs="Times New Roman"/>
+                <w:b w:val="0"/>
+                <w:sz w:val="24"/>
+                <w:lang w:val="ru-RU"/>
+              </w:rPr>
+              <w:t xml:space="preserve">, </w:t>
+            </w:r>
+            <w:r>
+              <w:rPr>
+                <w:rFonts w:ascii="Times New Roman" w:hAnsi="Times New Roman" w:cs="Times New Roman"/>
+                <w:b w:val="0"/>
+                <w:sz w:val="24"/>
+                <w:lang w:val="ru-RU"/>
+              </w:rPr>
+              <w:t>согласно пункту 4.1.</w:t>
+            </w:r>
+          </w:p>
+          <w:p>
+            <w:pPr>
+              <w:pStyle w:val="ab"/>
+              <w:numPr>
+                <w:ilvl w:val="0"/>
+                <w:numId w:val="9"/>
+              </w:numPr>
+              <w:tabs>
+                <w:tab w:val="clear" w:pos="709"/>
+                <w:tab w:val="left" w:pos="0"/>
+              </w:tabs>
+              <w:rPr>
+                <w:rFonts w:hint="eastAsia"/>
+                <w:lang w:val="ru-RU"/>
+              </w:rPr>
+            </w:pPr>
+            <w:r>
+              <w:rPr>
+                <w:lang w:val="ru-RU"/>
+              </w:rPr>
+              <w:t xml:space="preserve">Необходимо сделать прокси методы для сервиса </w:t>
+            </w:r>
+            <w:r>
+              <w:t>c</w:t>
+            </w:r>
+            <w:r>
+              <w:rPr>
+                <w:lang w:val="ru-RU"/>
+              </w:rPr>
+              <w:t>3</w:t>
+            </w:r>
+            <w:r>
+              <w:t>d</w:t>
+            </w:r>
+            <w:r>
+              <w:rPr>
+                <w:lang w:val="ru-RU"/>
+              </w:rPr>
+              <w:br/>
+              <w:t>(</w:t>
+            </w:r>
+            <w:hyperlink r:id="rId30">
+              <w:r>
+                <w:rPr>
+                  <w:rStyle w:val="a5"/>
+                  <w:rFonts w:ascii="Times New Roman" w:hAnsi="Times New Roman" w:cs="Times New Roman"/>
+                  <w:lang w:val="ru-RU"/>
+                </w:rPr>
+                <w:t>https://jira.ascon.ru/browse/PLM-27289</w:t>
+              </w:r>
+            </w:hyperlink>
+            <w:r>
+              <w:rPr>
+                <w:lang w:val="ru-RU"/>
+              </w:rPr>
+              <w:t>)</w:t>
+            </w:r>
+          </w:p>
+          <w:p>
+            <w:pPr>
+              <w:pStyle w:val="4"/>
+              <w:jc w:val="left"/>
+              <w:rPr>
+                <w:rFonts w:hint="eastAsia"/>
+                <w:b w:val="0"/>
+                <w:bCs/>
+                <w:lang w:val="ru-RU"/>
+              </w:rPr>
+            </w:pPr>
+            <w:r>
+              <w:rPr>
+                <w:b w:val="0"/>
+                <w:bCs/>
+                <w:lang w:val="ru-RU"/>
+              </w:rPr>
+              <w:t>Ответственный: Жуков</w:t>
+            </w:r>
+            <w:r>
+              <w:rPr>
+                <w:b w:val="0"/>
+                <w:bCs/>
+                <w:lang w:val="ru-RU"/>
+              </w:rPr>
+              <w:br/>
+            </w:r>
+          </w:p>
+        </w:tc>
+        <w:tc>
+          <w:tcPr>
+            <w:tcW w:w="1819" w:type="dxa"/>
+            <w:tcBorders>
+              <w:left w:val="single" w:sz="4" w:space="0" w:color="000000"/>
+              <w:bottom w:val="single" w:sz="4" w:space="0" w:color="000000"/>
+            </w:tcBorders>
+          </w:tcPr>
+          <w:p>
+            <w:pPr>
+              <w:pStyle w:val="4"/>
+              <w:jc w:val="left"/>
+              <w:rPr>
+                <w:rFonts w:hint="eastAsia"/>
+                <w:lang w:val="ru-RU"/>
+              </w:rPr>
+            </w:pPr>
+            <w:r>
+              <w:rPr>
+                <w:rFonts w:ascii="Times New Roman" w:hAnsi="Times New Roman" w:cs="Times New Roman"/>
+                <w:b w:val="0"/>
+                <w:lang w:val="ru-RU"/>
+              </w:rPr>
+              <w:t>Конечные точки реализованы.</w:t>
+            </w:r>
+          </w:p>
+          <w:p>
+            <w:pPr>
+              <w:pStyle w:val="4"/>
+              <w:jc w:val="left"/>
+              <w:rPr>
+                <w:rFonts w:ascii="Times New Roman" w:hAnsi="Times New Roman" w:cs="Times New Roman"/>
+                <w:b w:val="0"/>
+                <w:lang w:val="ru-RU"/>
+              </w:rPr>
+            </w:pPr>
+            <w:r>
+              <w:rPr>
+                <w:rFonts w:ascii="Times New Roman" w:hAnsi="Times New Roman" w:cs="Times New Roman"/>
+                <w:b w:val="0"/>
+                <w:bCs/>
+              </w:rPr>
+              <w:t>Code</w:t>
+            </w:r>
+            <w:r>
+              <w:rPr>
+                <w:rFonts w:ascii="Times New Roman" w:hAnsi="Times New Roman" w:cs="Times New Roman"/>
+                <w:b w:val="0"/>
+                <w:bCs/>
+                <w:lang w:val="ru-RU"/>
+              </w:rPr>
+              <w:t xml:space="preserve"> </w:t>
+            </w:r>
+            <w:r>
+              <w:rPr>
+                <w:rFonts w:ascii="Times New Roman" w:hAnsi="Times New Roman" w:cs="Times New Roman"/>
+                <w:b w:val="0"/>
+                <w:bCs/>
+              </w:rPr>
+              <w:t>Review</w:t>
+            </w:r>
+            <w:r>
+              <w:rPr>
+                <w:rFonts w:ascii="Times New Roman" w:hAnsi="Times New Roman" w:cs="Times New Roman"/>
+                <w:b w:val="0"/>
+                <w:bCs/>
+                <w:lang w:val="ru-RU"/>
+              </w:rPr>
+              <w:t xml:space="preserve"> пройдено.</w:t>
+            </w:r>
+          </w:p>
+        </w:tc>
+        <w:tc>
+          <w:tcPr>
+            <w:tcW w:w="1300" w:type="dxa"/>
+            <w:tcBorders>
+              <w:left w:val="single" w:sz="4" w:space="0" w:color="000000"/>
+              <w:bottom w:val="single" w:sz="4" w:space="0" w:color="000000"/>
+            </w:tcBorders>
+          </w:tcPr>
+          <w:p>
+            <w:pPr>
+              <w:pStyle w:val="user5"/>
+              <w:widowControl w:val="0"/>
+              <w:spacing w:line="283" w:lineRule="atLeast"/>
+              <w:jc w:val="center"/>
+              <w:rPr>
+                <w:rFonts w:ascii="Times New Roman" w:hAnsi="Times New Roman" w:cs="Times New Roman"/>
+                <w:lang w:val="ru-RU"/>
+              </w:rPr>
+            </w:pPr>
+            <w:r>
+              <w:rPr>
+                <w:rFonts w:ascii="Times New Roman" w:hAnsi="Times New Roman" w:cs="Times New Roman"/>
+                <w:lang w:val="ru-RU"/>
+              </w:rPr>
+              <w:t>23.04.2026</w:t>
+            </w:r>
+          </w:p>
+        </w:tc>
+        <w:tc>
+          <w:tcPr>
+            <w:tcW w:w="1477" w:type="dxa"/>
+            <w:tcBorders>
+              <w:left w:val="single" w:sz="4" w:space="0" w:color="000000"/>
+              <w:bottom w:val="single" w:sz="4" w:space="0" w:color="000000"/>
+              <w:right w:val="single" w:sz="4" w:space="0" w:color="000000"/>
+            </w:tcBorders>
+            <w:vAlign w:val="center"/>
+          </w:tcPr>
+          <w:p>
+            <w:pPr>
+              <w:pStyle w:val="user5"/>
+              <w:widowControl w:val="0"/>
+              <w:spacing w:line="283" w:lineRule="atLeast"/>
+              <w:jc w:val="center"/>
+              <w:rPr>
+                <w:rFonts w:ascii="Segoe UI Emoji" w:hAnsi="Segoe UI Emoji" w:cs="Segoe UI Emoji"/>
+                <w:color w:val="000000"/>
+              </w:rPr>
+            </w:pPr>
+          </w:p>
+        </w:tc>
+      </w:tr>
+      <w:tr>
+        <w:trPr>
+          <w:cantSplit/>
+          <w:trHeight w:val="100"/>
+        </w:trPr>
+        <w:tc>
+          <w:tcPr>
+            <w:tcW w:w="563" w:type="dxa"/>
+            <w:tcBorders>
+              <w:left w:val="single" w:sz="4" w:space="0" w:color="000000"/>
+              <w:bottom w:val="single" w:sz="4" w:space="0" w:color="000000"/>
+            </w:tcBorders>
+          </w:tcPr>
+          <w:p>
+            <w:pPr>
+              <w:pStyle w:val="user5"/>
+              <w:widowControl w:val="0"/>
+              <w:spacing w:line="283" w:lineRule="atLeast"/>
+              <w:jc w:val="center"/>
+              <w:rPr>
+                <w:rFonts w:ascii="Times New Roman" w:hAnsi="Times New Roman" w:cs="Times New Roman"/>
+                <w:color w:val="000000"/>
+                <w:lang w:val="ru-RU"/>
+              </w:rPr>
+            </w:pPr>
+            <w:r>
+              <w:rPr>
+                <w:rFonts w:ascii="Times New Roman" w:hAnsi="Times New Roman" w:cs="Times New Roman"/>
+                <w:color w:val="000000"/>
+                <w:lang w:val="ru-RU"/>
+              </w:rPr>
               <w:t>4.</w:t>
             </w:r>
             <w:r>
@@ -9395,7 +9832,7 @@
                 <w:color w:val="000000"/>
                 <w:lang w:val="ru-RU"/>
               </w:rPr>
-              <w:t>3</w:t>
+              <w:t>4</w:t>
             </w:r>
           </w:p>
         </w:tc>
@@ -10165,14 +10602,9 @@
             <w:r>
               <w:rPr>
                 <w:rFonts w:ascii="Times New Roman" w:hAnsi="Times New Roman" w:cs="Times New Roman"/>
-              </w:rPr>
-              <w:t>2</w:t>
-            </w:r>
-            <w:r>
-              <w:rPr>
-                <w:rFonts w:ascii="Times New Roman" w:hAnsi="Times New Roman" w:cs="Times New Roman"/>
-              </w:rPr>
-              <w:t>7</w:t>
+                <w:lang w:val="ru-RU"/>
+              </w:rPr>
+              <w:t>04</w:t>
             </w:r>
             <w:r>
               <w:rPr>
@@ -10184,8 +10616,9 @@
             <w:r>
               <w:rPr>
                 <w:rFonts w:ascii="Times New Roman" w:hAnsi="Times New Roman" w:cs="Times New Roman"/>
-              </w:rPr>
-              <w:t>4</w:t>
+                <w:lang w:val="ru-RU"/>
+              </w:rPr>
+              <w:t>5</w:t>
             </w:r>
             <w:r>
               <w:rPr>
@@ -10947,6 +11380,104 @@
     <w:p>
       <w:pPr>
         <w:pStyle w:val="user5"/>
+        <w:numPr>
+          <w:ilvl w:val="0"/>
+          <w:numId w:val="13"/>
+        </w:numPr>
+        <w:rPr>
+          <w:rFonts w:ascii="Times New Roman" w:hAnsi="Times New Roman" w:cs="Times New Roman"/>
+          <w:lang w:val="ru-RU"/>
+        </w:rPr>
+      </w:pPr>
+      <w:r>
+        <w:rPr>
+          <w:rFonts w:ascii="Times New Roman" w:hAnsi="Times New Roman" w:cs="Times New Roman"/>
+          <w:lang w:val="ru-RU"/>
+        </w:rPr>
+        <w:t xml:space="preserve">Вхождения связей </w:t>
+      </w:r>
+      <w:r>
+        <w:rPr>
+          <w:rFonts w:ascii="Times New Roman" w:hAnsi="Times New Roman" w:cs="Times New Roman"/>
+          <w:lang w:val="ru-RU"/>
+        </w:rPr>
+        <w:t xml:space="preserve">| </w:t>
+      </w:r>
+      <w:r>
+        <w:rPr>
+          <w:rFonts w:ascii="Times New Roman" w:hAnsi="Times New Roman" w:cs="Times New Roman"/>
+          <w:lang w:val="ru-RU"/>
+        </w:rPr>
+        <w:t xml:space="preserve">Идентификатор представления стандартного изделия </w:t>
+      </w:r>
+      <w:r>
+        <w:rPr>
+          <w:rFonts w:ascii="Times New Roman" w:hAnsi="Times New Roman" w:cs="Times New Roman"/>
+          <w:lang w:val="ru-RU"/>
+        </w:rPr>
+        <w:t xml:space="preserve">| </w:t>
+      </w:r>
+      <w:r>
+        <w:rPr>
+          <w:rFonts w:ascii="Times New Roman" w:hAnsi="Times New Roman" w:cs="Times New Roman"/>
+        </w:rPr>
+        <w:t>Web</w:t>
+      </w:r>
+      <w:r>
+        <w:rPr>
+          <w:rFonts w:ascii="Times New Roman" w:hAnsi="Times New Roman" w:cs="Times New Roman"/>
+          <w:lang w:val="ru-RU"/>
+        </w:rPr>
+        <w:t xml:space="preserve"> </w:t>
+      </w:r>
+      <w:r>
+        <w:rPr>
+          <w:rFonts w:ascii="Times New Roman" w:hAnsi="Times New Roman" w:cs="Times New Roman"/>
+        </w:rPr>
+        <w:t>Api</w:t>
+      </w:r>
+      <w:r>
+        <w:rPr>
+          <w:rFonts w:ascii="Times New Roman" w:hAnsi="Times New Roman" w:cs="Times New Roman"/>
+          <w:lang w:val="ru-RU"/>
+        </w:rPr>
+        <w:t>.</w:t>
+      </w:r>
+      <w:r>
+        <w:rPr>
+          <w:rFonts w:ascii="Times New Roman" w:hAnsi="Times New Roman" w:cs="Times New Roman"/>
+          <w:lang w:val="ru-RU"/>
+        </w:rPr>
+        <w:br/>
+      </w:r>
+      <w:r>
+        <w:rPr>
+          <w:lang w:val="ru-RU"/>
+        </w:rPr>
+        <w:t>(</w:t>
+      </w:r>
+      <w:hyperlink r:id="rId31">
+        <w:r>
+          <w:rPr>
+            <w:rStyle w:val="a5"/>
+            <w:rFonts w:ascii="Times New Roman" w:hAnsi="Times New Roman" w:cs="Times New Roman"/>
+            <w:lang w:val="ru-RU"/>
+          </w:rPr>
+          <w:t>https://jira.ascon.ru/browse/PLM-25357</w:t>
+        </w:r>
+      </w:hyperlink>
+      <w:bookmarkStart w:id="0" w:name="_GoBack"/>
+      <w:bookmarkEnd w:id="0"/>
+      <w:r>
+        <w:rPr>
+          <w:lang w:val="ru-RU"/>
+        </w:rPr>
+        <w:t>)</w:t>
+      </w:r>
+    </w:p>
+    <w:p>
+      <w:pPr>
+        <w:pStyle w:val="user5"/>
         <w:rPr>
           <w:rFonts w:ascii="Times New Roman" w:hAnsi="Times New Roman" w:cs="Times New Roman"/>
           <w:color w:val="000000"/>
@@ -11376,7 +11907,6 @@
           <w:bCs/>
           <w:lang w:val="ru-RU"/>
         </w:rPr>
-        <w:lastRenderedPageBreak/>
         <w:t>Приложение 1. Методическая помощь</w:t>
       </w:r>
     </w:p>
@@ -12066,7 +12596,7 @@
           <w:rFonts w:ascii="Times New Roman" w:hAnsi="Times New Roman" w:cs="Times New Roman"/>
         </w:rPr>
       </w:pPr>
-      <w:hyperlink r:id="rId29">
+      <w:hyperlink r:id="rId32">
         <w:r>
           <w:rPr>
             <w:rFonts w:ascii="Times New Roman" w:hAnsi="Times New Roman" w:cs="Times New Roman"/>
@@ -12087,7 +12617,7 @@
           <w:lang w:val="ru-RU"/>
         </w:rPr>
       </w:pPr>
-      <w:hyperlink r:id="rId30">
+      <w:hyperlink r:id="rId33">
         <w:r>
           <w:rPr>
             <w:rFonts w:ascii="Times New Roman" w:hAnsi="Times New Roman" w:cs="Times New Roman"/>
@@ -12109,7 +12639,7 @@
           <w:lang w:val="ru-RU"/>
         </w:rPr>
       </w:pPr>
-      <w:hyperlink r:id="rId31">
+      <w:hyperlink r:id="rId34">
         <w:r>
           <w:rPr>
             <w:rFonts w:ascii="Times New Roman" w:hAnsi="Times New Roman" w:cs="Times New Roman"/>
@@ -12131,7 +12661,7 @@
           <w:lang w:val="ru-RU"/>
         </w:rPr>
       </w:pPr>
-      <w:hyperlink r:id="rId32">
+      <w:hyperlink r:id="rId35">
         <w:r>
           <w:rPr>
             <w:rFonts w:ascii="Times New Roman" w:hAnsi="Times New Roman" w:cs="Times New Roman"/>
@@ -12152,7 +12682,7 @@
           <w:rFonts w:ascii="Times New Roman" w:hAnsi="Times New Roman" w:cs="Times New Roman"/>
         </w:rPr>
       </w:pPr>
-      <w:hyperlink r:id="rId33">
+      <w:hyperlink r:id="rId36">
         <w:r>
           <w:rPr>
             <w:rFonts w:ascii="Times New Roman" w:hAnsi="Times New Roman" w:cs="Times New Roman"/>
@@ -12172,7 +12702,7 @@
           <w:rFonts w:ascii="Times New Roman" w:hAnsi="Times New Roman" w:cs="Times New Roman"/>
         </w:rPr>
       </w:pPr>
-      <w:hyperlink r:id="rId34">
+      <w:hyperlink r:id="rId37">
         <w:r>
           <w:rPr>
             <w:rFonts w:ascii="Times New Roman" w:hAnsi="Times New Roman" w:cs="Times New Roman"/>
@@ -12192,7 +12722,7 @@
           <w:rFonts w:ascii="Times New Roman" w:hAnsi="Times New Roman" w:cs="Times New Roman"/>
         </w:rPr>
       </w:pPr>
-      <w:hyperlink r:id="rId35">
+      <w:hyperlink r:id="rId38">
         <w:r>
           <w:rPr>
             <w:rFonts w:ascii="Times New Roman" w:hAnsi="Times New Roman" w:cs="Times New Roman"/>
@@ -12256,10 +12786,10 @@
       </w:r>
     </w:p>
     <w:sectPr>
-      <w:headerReference w:type="default" r:id="rId36"/>
-      <w:footerReference w:type="default" r:id="rId37"/>
-      <w:headerReference w:type="first" r:id="rId38"/>
-      <w:footerReference w:type="first" r:id="rId39"/>
+      <w:headerReference w:type="default" r:id="rId39"/>
+      <w:footerReference w:type="default" r:id="rId40"/>
+      <w:headerReference w:type="first" r:id="rId41"/>
+      <w:footerReference w:type="first" r:id="rId42"/>
       <w:pgSz w:w="12240" w:h="15840"/>
       <w:pgMar w:top="1704" w:right="900" w:bottom="971" w:left="1134" w:header="348" w:footer="385" w:gutter="0"/>
       <w:cols w:space="720"/>
@@ -15937,7 +16467,7 @@
 </file>
 
 <file path=customXml/itemProps1.xml><?xml version="1.0" encoding="utf-8"?>
-<ds:datastoreItem xmlns:ds="http://schemas.openxmlformats.org/officeDocument/2006/customXml" ds:itemID="{FA167333-8CA6-4029-8104-B116A124626E}">
+<ds:datastoreItem xmlns:ds="http://schemas.openxmlformats.org/officeDocument/2006/customXml" ds:itemID="{94F344EA-9D60-432A-982A-0B1E58B8C1B2}">
   <ds:schemaRefs>
     <ds:schemaRef ds:uri="http://schemas.openxmlformats.org/officeDocument/2006/bibliography"/>
   </ds:schemaRefs>

--- a/Программы адаптации сотрудников/Чумаков Никита - программа адаптации.docx
+++ b/Программы адаптации сотрудников/Чумаков Никита - программа адаптации.docx
@@ -2364,6 +2364,13 @@
                 <w:lang w:val="ru-RU"/>
               </w:rPr>
             </w:pPr>
+            <w:r>
+              <w:rPr>
+                <w:rFonts w:ascii="Segoe UI Emoji" w:hAnsi="Segoe UI Emoji" w:cs="Segoe UI Emoji"/>
+                <w:color w:val="000000"/>
+              </w:rPr>
+              <w:t>✔️</w:t>
+            </w:r>
           </w:p>
         </w:tc>
       </w:tr>
@@ -2587,6 +2594,13 @@
                 <w:lang w:val="ru-RU"/>
               </w:rPr>
             </w:pPr>
+            <w:r>
+              <w:rPr>
+                <w:rFonts w:ascii="Segoe UI Emoji" w:hAnsi="Segoe UI Emoji" w:cs="Segoe UI Emoji"/>
+                <w:color w:val="000000"/>
+              </w:rPr>
+              <w:t>✔️</w:t>
+            </w:r>
           </w:p>
         </w:tc>
       </w:tr>
@@ -9790,6 +9804,15 @@
                 <w:color w:val="000000"/>
               </w:rPr>
             </w:pPr>
+            <w:r>
+              <w:rPr>
+                <w:rFonts w:ascii="Segoe UI Emoji" w:hAnsi="Segoe UI Emoji" w:cs="Segoe UI Emoji"/>
+                <w:color w:val="000000"/>
+              </w:rPr>
+              <w:t>✔️</w:t>
+            </w:r>
+            <w:bookmarkStart w:id="0" w:name="_GoBack"/>
+            <w:bookmarkEnd w:id="0"/>
           </w:p>
         </w:tc>
       </w:tr>
@@ -11466,8 +11489,6 @@
           <w:t>https://jira.ascon.ru/browse/PLM-25357</w:t>
         </w:r>
       </w:hyperlink>
-      <w:bookmarkStart w:id="0" w:name="_GoBack"/>
-      <w:bookmarkEnd w:id="0"/>
       <w:r>
         <w:rPr>
           <w:lang w:val="ru-RU"/>
@@ -16467,7 +16488,7 @@
 </file>
 
 <file path=customXml/itemProps1.xml><?xml version="1.0" encoding="utf-8"?>
-<ds:datastoreItem xmlns:ds="http://schemas.openxmlformats.org/officeDocument/2006/customXml" ds:itemID="{94F344EA-9D60-432A-982A-0B1E58B8C1B2}">
+<ds:datastoreItem xmlns:ds="http://schemas.openxmlformats.org/officeDocument/2006/customXml" ds:itemID="{B5660B59-E7B1-4552-A77F-8C4A6E08A573}">
   <ds:schemaRefs>
     <ds:schemaRef ds:uri="http://schemas.openxmlformats.org/officeDocument/2006/bibliography"/>
   </ds:schemaRefs>

--- a/Программы адаптации сотрудников/Чумаков Никита - программа адаптации.docx
+++ b/Программы адаптации сотрудников/Чумаков Никита - программа адаптации.docx
@@ -8702,6 +8702,13 @@
                 <w:lang w:val="ru-RU"/>
               </w:rPr>
             </w:pPr>
+            <w:r>
+              <w:rPr>
+                <w:rFonts w:ascii="Segoe UI Emoji" w:hAnsi="Segoe UI Emoji" w:cs="Segoe UI Emoji"/>
+                <w:color w:val="000000"/>
+              </w:rPr>
+              <w:t>✔️</w:t>
+            </w:r>
           </w:p>
         </w:tc>
       </w:tr>
@@ -9811,8 +9818,6 @@
               </w:rPr>
               <w:t>✔️</w:t>
             </w:r>
-            <w:bookmarkStart w:id="0" w:name="_GoBack"/>
-            <w:bookmarkEnd w:id="0"/>
           </w:p>
         </w:tc>
       </w:tr>
@@ -10010,6 +10015,13 @@
                 <w:lang w:val="ru-RU"/>
               </w:rPr>
             </w:pPr>
+            <w:r>
+              <w:rPr>
+                <w:rFonts w:ascii="Segoe UI Emoji" w:hAnsi="Segoe UI Emoji" w:cs="Segoe UI Emoji"/>
+                <w:color w:val="000000"/>
+              </w:rPr>
+              <w:t>✔️</w:t>
+            </w:r>
           </w:p>
         </w:tc>
       </w:tr>
@@ -10472,6 +10484,13 @@
                 <w:lang w:val="ru-RU"/>
               </w:rPr>
             </w:pPr>
+            <w:r>
+              <w:rPr>
+                <w:rFonts w:ascii="Segoe UI Emoji" w:hAnsi="Segoe UI Emoji" w:cs="Segoe UI Emoji"/>
+                <w:color w:val="000000"/>
+              </w:rPr>
+              <w:t>✔️</w:t>
+            </w:r>
           </w:p>
         </w:tc>
       </w:tr>
@@ -10544,7 +10563,25 @@
                 <w:sz w:val="24"/>
                 <w:lang w:val="ru-RU"/>
               </w:rPr>
-              <w:t>сервиса «Диспетчер файлов»</w:t>
+              <w:t>сервиса «</w:t>
+            </w:r>
+            <w:r>
+              <w:rPr>
+                <w:rFonts w:ascii="Times New Roman" w:hAnsi="Times New Roman" w:cs="Times New Roman"/>
+                <w:b w:val="0"/>
+                <w:sz w:val="24"/>
+                <w:lang w:val="ru-RU"/>
+              </w:rPr>
+              <w:t>Локальный операционный сервис</w:t>
+            </w:r>
+            <w:r>
+              <w:rPr>
+                <w:rFonts w:ascii="Times New Roman" w:hAnsi="Times New Roman" w:cs="Times New Roman"/>
+                <w:b w:val="0"/>
+                <w:sz w:val="24"/>
+                <w:lang w:val="ru-RU"/>
+              </w:rPr>
+              <w:t>»</w:t>
             </w:r>
             <w:r>
               <w:rPr>
@@ -10674,6 +10711,13 @@
                 <w:lang w:val="ru-RU"/>
               </w:rPr>
             </w:pPr>
+            <w:r>
+              <w:rPr>
+                <w:rFonts w:ascii="Segoe UI Emoji" w:hAnsi="Segoe UI Emoji" w:cs="Segoe UI Emoji"/>
+                <w:color w:val="000000"/>
+              </w:rPr>
+              <w:t>✔️</w:t>
+            </w:r>
           </w:p>
         </w:tc>
       </w:tr>
@@ -10738,35 +10782,584 @@
                 <w:sz w:val="24"/>
                 <w:lang w:val="ru-RU"/>
               </w:rPr>
-              <w:t>Разработка сервиса «Диспетчер файлов» согласно пункту 5.1</w:t>
-            </w:r>
-          </w:p>
-        </w:tc>
-        <w:tc>
-          <w:tcPr>
-            <w:tcW w:w="1819" w:type="dxa"/>
-            <w:tcBorders>
-              <w:left w:val="single" w:sz="4" w:space="0" w:color="000000"/>
-              <w:bottom w:val="single" w:sz="4" w:space="0" w:color="000000"/>
-            </w:tcBorders>
-          </w:tcPr>
+              <w:t>Обсуждение задач для разработки</w:t>
+            </w:r>
+            <w:r>
+              <w:rPr>
+                <w:rFonts w:ascii="Times New Roman" w:hAnsi="Times New Roman" w:cs="Times New Roman"/>
+                <w:b w:val="0"/>
+                <w:sz w:val="24"/>
+                <w:lang w:val="ru-RU"/>
+              </w:rPr>
+              <w:t xml:space="preserve"> сервиса «</w:t>
+            </w:r>
+            <w:r>
+              <w:rPr>
+                <w:rFonts w:ascii="Times New Roman" w:hAnsi="Times New Roman" w:cs="Times New Roman"/>
+                <w:b w:val="0"/>
+                <w:sz w:val="24"/>
+                <w:lang w:val="ru-RU"/>
+              </w:rPr>
+              <w:t>Локальный операционный сервис</w:t>
+            </w:r>
+            <w:r>
+              <w:rPr>
+                <w:rFonts w:ascii="Times New Roman" w:hAnsi="Times New Roman" w:cs="Times New Roman"/>
+                <w:b w:val="0"/>
+                <w:sz w:val="24"/>
+                <w:lang w:val="ru-RU"/>
+              </w:rPr>
+              <w:t>»</w:t>
+            </w:r>
+            <w:r>
+              <w:rPr>
+                <w:rFonts w:ascii="Times New Roman" w:hAnsi="Times New Roman" w:cs="Times New Roman"/>
+                <w:b w:val="0"/>
+                <w:sz w:val="24"/>
+                <w:lang w:val="ru-RU"/>
+              </w:rPr>
+              <w:t>:</w:t>
+            </w:r>
+          </w:p>
+          <w:p>
+            <w:pPr>
+              <w:pStyle w:val="Standard"/>
+              <w:rPr>
+                <w:lang w:val="ru-RU"/>
+              </w:rPr>
+            </w:pPr>
+          </w:p>
+          <w:p>
+            <w:pPr>
+              <w:pStyle w:val="ab"/>
+              <w:numPr>
+                <w:ilvl w:val="0"/>
+                <w:numId w:val="9"/>
+              </w:numPr>
+              <w:tabs>
+                <w:tab w:val="clear" w:pos="709"/>
+                <w:tab w:val="left" w:pos="0"/>
+              </w:tabs>
+              <w:rPr>
+                <w:lang w:val="ru-RU"/>
+              </w:rPr>
+            </w:pPr>
+            <w:r>
+              <w:rPr>
+                <w:lang w:val="ru-RU"/>
+              </w:rPr>
+              <w:t xml:space="preserve">Метод </w:t>
+            </w:r>
+            <w:r>
+              <w:t>add</w:t>
+            </w:r>
+            <w:r>
+              <w:rPr>
+                <w:lang w:val="ru-RU"/>
+              </w:rPr>
+              <w:br/>
+              <w:t>(</w:t>
+            </w:r>
+            <w:hyperlink r:id="rId31">
+              <w:r>
+                <w:rPr>
+                  <w:rStyle w:val="a5"/>
+                  <w:rFonts w:ascii="Times New Roman" w:hAnsi="Times New Roman" w:cs="Times New Roman"/>
+                  <w:lang w:val="ru-RU"/>
+                </w:rPr>
+                <w:t>https://jira.ascon.ru/browse/PLM-28393</w:t>
+              </w:r>
+            </w:hyperlink>
+            <w:r>
+              <w:rPr>
+                <w:lang w:val="ru-RU"/>
+              </w:rPr>
+              <w:t>)</w:t>
+            </w:r>
+          </w:p>
+          <w:p>
+            <w:pPr>
+              <w:pStyle w:val="ab"/>
+              <w:numPr>
+                <w:ilvl w:val="0"/>
+                <w:numId w:val="9"/>
+              </w:numPr>
+              <w:tabs>
+                <w:tab w:val="clear" w:pos="709"/>
+                <w:tab w:val="left" w:pos="0"/>
+              </w:tabs>
+              <w:rPr>
+                <w:lang w:val="ru-RU"/>
+              </w:rPr>
+            </w:pPr>
+            <w:r>
+              <w:rPr>
+                <w:lang w:val="ru-RU"/>
+              </w:rPr>
+              <w:t xml:space="preserve">Метод </w:t>
+            </w:r>
+            <w:r>
+              <w:t>get</w:t>
+            </w:r>
+            <w:r>
+              <w:rPr>
+                <w:lang w:val="ru-RU"/>
+              </w:rPr>
+              <w:t>-</w:t>
+            </w:r>
+            <w:r>
+              <w:t>file</w:t>
+            </w:r>
+            <w:r>
+              <w:rPr>
+                <w:lang w:val="ru-RU"/>
+              </w:rPr>
+              <w:br/>
+              <w:t>(</w:t>
+            </w:r>
+            <w:hyperlink r:id="rId32">
+              <w:r>
+                <w:rPr>
+                  <w:rStyle w:val="a5"/>
+                  <w:rFonts w:ascii="Times New Roman" w:hAnsi="Times New Roman" w:cs="Times New Roman"/>
+                  <w:lang w:val="ru-RU"/>
+                </w:rPr>
+                <w:t>https://jira.ascon.ru/browse/PLM-28400</w:t>
+              </w:r>
+            </w:hyperlink>
+            <w:r>
+              <w:rPr>
+                <w:lang w:val="ru-RU"/>
+              </w:rPr>
+              <w:t>)</w:t>
+            </w:r>
+          </w:p>
+          <w:p>
+            <w:pPr>
+              <w:pStyle w:val="ab"/>
+              <w:numPr>
+                <w:ilvl w:val="0"/>
+                <w:numId w:val="9"/>
+              </w:numPr>
+              <w:tabs>
+                <w:tab w:val="clear" w:pos="709"/>
+                <w:tab w:val="left" w:pos="0"/>
+              </w:tabs>
+              <w:rPr>
+                <w:lang w:val="ru-RU"/>
+              </w:rPr>
+            </w:pPr>
+            <w:r>
+              <w:rPr>
+                <w:lang w:val="ru-RU"/>
+              </w:rPr>
+              <w:t>Метод</w:t>
+            </w:r>
+            <w:r>
+              <w:rPr>
+                <w:lang w:val="ru-RU"/>
+              </w:rPr>
+              <w:t>ы работы с чекаутом</w:t>
+            </w:r>
+            <w:r>
+              <w:rPr>
+                <w:lang w:val="ru-RU"/>
+              </w:rPr>
+              <w:br/>
+              <w:t>(</w:t>
+            </w:r>
+            <w:hyperlink r:id="rId33">
+              <w:r>
+                <w:rPr>
+                  <w:rStyle w:val="a5"/>
+                  <w:rFonts w:ascii="Times New Roman" w:hAnsi="Times New Roman" w:cs="Times New Roman"/>
+                  <w:lang w:val="ru-RU"/>
+                </w:rPr>
+                <w:t>https://jira.ascon.ru/browse/PLM-28408</w:t>
+              </w:r>
+            </w:hyperlink>
+            <w:r>
+              <w:rPr>
+                <w:lang w:val="ru-RU"/>
+              </w:rPr>
+              <w:t>)</w:t>
+            </w:r>
+          </w:p>
+          <w:p>
+            <w:pPr>
+              <w:pStyle w:val="ab"/>
+              <w:numPr>
+                <w:ilvl w:val="0"/>
+                <w:numId w:val="9"/>
+              </w:numPr>
+              <w:tabs>
+                <w:tab w:val="clear" w:pos="709"/>
+                <w:tab w:val="left" w:pos="0"/>
+              </w:tabs>
+              <w:rPr>
+                <w:lang w:val="ru-RU"/>
+              </w:rPr>
+            </w:pPr>
+            <w:r>
+              <w:rPr>
+                <w:lang w:val="ru-RU"/>
+              </w:rPr>
+              <w:t xml:space="preserve">Метод </w:t>
+            </w:r>
+            <w:r>
+              <w:t>check</w:t>
+            </w:r>
+            <w:r>
+              <w:rPr>
+                <w:lang w:val="ru-RU"/>
+              </w:rPr>
+              <w:t>-</w:t>
+            </w:r>
+            <w:r>
+              <w:t>lfs</w:t>
+            </w:r>
+            <w:r>
+              <w:rPr>
+                <w:lang w:val="ru-RU"/>
+              </w:rPr>
+              <w:br/>
+              <w:t>(</w:t>
+            </w:r>
+            <w:hyperlink r:id="rId34">
+              <w:r>
+                <w:rPr>
+                  <w:rStyle w:val="a5"/>
+                  <w:rFonts w:ascii="Times New Roman" w:hAnsi="Times New Roman" w:cs="Times New Roman"/>
+                  <w:lang w:val="ru-RU"/>
+                </w:rPr>
+                <w:t>https://jira.ascon.ru/browse/PLM-28409</w:t>
+              </w:r>
+            </w:hyperlink>
+            <w:r>
+              <w:rPr>
+                <w:lang w:val="ru-RU"/>
+              </w:rPr>
+              <w:t>)</w:t>
+            </w:r>
+          </w:p>
+          <w:p>
+            <w:pPr>
+              <w:pStyle w:val="ab"/>
+              <w:numPr>
+                <w:ilvl w:val="0"/>
+                <w:numId w:val="9"/>
+              </w:numPr>
+              <w:tabs>
+                <w:tab w:val="clear" w:pos="709"/>
+                <w:tab w:val="left" w:pos="0"/>
+              </w:tabs>
+              <w:rPr>
+                <w:lang w:val="ru-RU"/>
+              </w:rPr>
+            </w:pPr>
+            <w:r>
+              <w:rPr>
+                <w:lang w:val="ru-RU"/>
+              </w:rPr>
+              <w:t xml:space="preserve">Метод </w:t>
+            </w:r>
+            <w:r>
+              <w:t>rename</w:t>
+            </w:r>
+            <w:r>
+              <w:rPr>
+                <w:lang w:val="ru-RU"/>
+              </w:rPr>
+              <w:t>-</w:t>
+            </w:r>
+            <w:r>
+              <w:t>file</w:t>
+            </w:r>
+            <w:r>
+              <w:rPr>
+                <w:lang w:val="ru-RU"/>
+              </w:rPr>
+              <w:br/>
+              <w:t>(</w:t>
+            </w:r>
+            <w:hyperlink r:id="rId35">
+              <w:r>
+                <w:rPr>
+                  <w:rStyle w:val="a5"/>
+                  <w:rFonts w:ascii="Times New Roman" w:hAnsi="Times New Roman" w:cs="Times New Roman"/>
+                  <w:lang w:val="ru-RU"/>
+                </w:rPr>
+                <w:t>https://jira.ascon.ru/browse/PLM-28721</w:t>
+              </w:r>
+            </w:hyperlink>
+            <w:r>
+              <w:rPr>
+                <w:lang w:val="ru-RU"/>
+              </w:rPr>
+              <w:t>)</w:t>
+            </w:r>
+          </w:p>
+          <w:p>
+            <w:pPr>
+              <w:pStyle w:val="ab"/>
+              <w:numPr>
+                <w:ilvl w:val="0"/>
+                <w:numId w:val="9"/>
+              </w:numPr>
+              <w:tabs>
+                <w:tab w:val="clear" w:pos="709"/>
+                <w:tab w:val="left" w:pos="0"/>
+              </w:tabs>
+              <w:rPr>
+                <w:lang w:val="ru-RU"/>
+              </w:rPr>
+            </w:pPr>
+            <w:r>
+              <w:rPr>
+                <w:lang w:val="ru-RU"/>
+              </w:rPr>
+              <w:t xml:space="preserve">Метод </w:t>
+            </w:r>
+            <w:r>
+              <w:t>delete</w:t>
+            </w:r>
+            <w:r>
+              <w:rPr>
+                <w:lang w:val="ru-RU"/>
+              </w:rPr>
+              <w:t>-</w:t>
+            </w:r>
+            <w:r>
+              <w:t>file</w:t>
+            </w:r>
+            <w:r>
+              <w:rPr>
+                <w:lang w:val="ru-RU"/>
+              </w:rPr>
+              <w:br/>
+              <w:t>(</w:t>
+            </w:r>
+            <w:hyperlink r:id="rId36">
+              <w:r>
+                <w:rPr>
+                  <w:rStyle w:val="a5"/>
+                  <w:rFonts w:ascii="Times New Roman" w:hAnsi="Times New Roman" w:cs="Times New Roman"/>
+                  <w:lang w:val="ru-RU"/>
+                </w:rPr>
+                <w:t>https://jira.ascon.ru/browse/PLM-28724</w:t>
+              </w:r>
+            </w:hyperlink>
+            <w:r>
+              <w:rPr>
+                <w:lang w:val="ru-RU"/>
+              </w:rPr>
+              <w:t>)</w:t>
+            </w:r>
+          </w:p>
+          <w:p>
+            <w:pPr>
+              <w:pStyle w:val="ab"/>
+              <w:numPr>
+                <w:ilvl w:val="0"/>
+                <w:numId w:val="9"/>
+              </w:numPr>
+              <w:tabs>
+                <w:tab w:val="clear" w:pos="709"/>
+                <w:tab w:val="left" w:pos="0"/>
+              </w:tabs>
+              <w:rPr>
+                <w:lang w:val="ru-RU"/>
+              </w:rPr>
+            </w:pPr>
+            <w:r>
+              <w:rPr>
+                <w:lang w:val="ru-RU"/>
+              </w:rPr>
+              <w:t xml:space="preserve">Метод </w:t>
+            </w:r>
+            <w:r>
+              <w:t>open</w:t>
+            </w:r>
+            <w:r>
+              <w:rPr>
+                <w:lang w:val="ru-RU"/>
+              </w:rPr>
+              <w:t>-</w:t>
+            </w:r>
+            <w:r>
+              <w:t>files</w:t>
+            </w:r>
+            <w:r>
+              <w:rPr>
+                <w:lang w:val="ru-RU"/>
+              </w:rPr>
+              <w:t>-</w:t>
+            </w:r>
+            <w:r>
+              <w:t>dir</w:t>
+            </w:r>
+            <w:r>
+              <w:rPr>
+                <w:lang w:val="ru-RU"/>
+              </w:rPr>
+              <w:br/>
+              <w:t>(</w:t>
+            </w:r>
+            <w:hyperlink r:id="rId37">
+              <w:r>
+                <w:rPr>
+                  <w:rStyle w:val="a5"/>
+                  <w:rFonts w:ascii="Times New Roman" w:hAnsi="Times New Roman" w:cs="Times New Roman"/>
+                  <w:lang w:val="ru-RU"/>
+                </w:rPr>
+                <w:t>https://jira.ascon.ru/browse/PLM-28725</w:t>
+              </w:r>
+            </w:hyperlink>
+            <w:r>
+              <w:rPr>
+                <w:lang w:val="ru-RU"/>
+              </w:rPr>
+              <w:t>)</w:t>
+            </w:r>
+          </w:p>
+          <w:p>
+            <w:pPr>
+              <w:pStyle w:val="ab"/>
+              <w:numPr>
+                <w:ilvl w:val="0"/>
+                <w:numId w:val="9"/>
+              </w:numPr>
+              <w:tabs>
+                <w:tab w:val="clear" w:pos="709"/>
+                <w:tab w:val="left" w:pos="0"/>
+              </w:tabs>
+              <w:rPr>
+                <w:rFonts w:hint="eastAsia"/>
+                <w:lang w:val="ru-RU"/>
+              </w:rPr>
+            </w:pPr>
+            <w:r>
+              <w:rPr>
+                <w:lang w:val="ru-RU"/>
+              </w:rPr>
+              <w:t xml:space="preserve">Метод </w:t>
+            </w:r>
+            <w:r>
+              <w:t>file</w:t>
+            </w:r>
+            <w:r>
+              <w:rPr>
+                <w:lang w:val="ru-RU"/>
+              </w:rPr>
+              <w:t>-</w:t>
+            </w:r>
+            <w:r>
+              <w:t>exists</w:t>
+            </w:r>
+            <w:r>
+              <w:rPr>
+                <w:lang w:val="ru-RU"/>
+              </w:rPr>
+              <w:br/>
+              <w:t>(</w:t>
+            </w:r>
+            <w:hyperlink r:id="rId38">
+              <w:r>
+                <w:rPr>
+                  <w:rStyle w:val="a5"/>
+                  <w:rFonts w:ascii="Times New Roman" w:hAnsi="Times New Roman" w:cs="Times New Roman"/>
+                  <w:lang w:val="ru-RU"/>
+                </w:rPr>
+                <w:t>https://jira.ascon.ru/browse/PLM-29222</w:t>
+              </w:r>
+            </w:hyperlink>
+            <w:r>
+              <w:rPr>
+                <w:lang w:val="ru-RU"/>
+              </w:rPr>
+              <w:t>)</w:t>
+            </w:r>
+          </w:p>
           <w:p>
             <w:pPr>
               <w:pStyle w:val="4"/>
               <w:jc w:val="left"/>
               <w:rPr>
-                <w:rFonts w:ascii="Times New Roman" w:hAnsi="Times New Roman" w:cs="Times New Roman"/>
-                <w:b w:val="0"/>
-                <w:lang w:val="ru-RU"/>
-              </w:rPr>
-            </w:pPr>
-            <w:r>
-              <w:rPr>
-                <w:rFonts w:ascii="Times New Roman" w:hAnsi="Times New Roman" w:cs="Times New Roman"/>
-                <w:b w:val="0"/>
-                <w:lang w:val="ru-RU"/>
-              </w:rPr>
-              <w:t>Сервис разработан. Тестирование сервиса успешно. Документация по работе сервиса написана и передана техническим писателям.</w:t>
+                <w:b w:val="0"/>
+                <w:bCs/>
+                <w:sz w:val="24"/>
+                <w:szCs w:val="28"/>
+                <w:lang w:val="ru-RU"/>
+              </w:rPr>
+            </w:pPr>
+            <w:r>
+              <w:rPr>
+                <w:b w:val="0"/>
+                <w:bCs/>
+                <w:sz w:val="24"/>
+                <w:szCs w:val="28"/>
+                <w:lang w:val="ru-RU"/>
+              </w:rPr>
+              <w:t>Ответственный: Жуков</w:t>
+            </w:r>
+          </w:p>
+          <w:p>
+            <w:pPr>
+              <w:pStyle w:val="Standard"/>
+              <w:rPr>
+                <w:lang w:val="ru-RU"/>
+              </w:rPr>
+            </w:pPr>
+          </w:p>
+        </w:tc>
+        <w:tc>
+          <w:tcPr>
+            <w:tcW w:w="1819" w:type="dxa"/>
+            <w:tcBorders>
+              <w:left w:val="single" w:sz="4" w:space="0" w:color="000000"/>
+              <w:bottom w:val="single" w:sz="4" w:space="0" w:color="000000"/>
+            </w:tcBorders>
+          </w:tcPr>
+          <w:p>
+            <w:pPr>
+              <w:pStyle w:val="4"/>
+              <w:jc w:val="left"/>
+              <w:rPr>
+                <w:rFonts w:ascii="Times New Roman" w:hAnsi="Times New Roman" w:cs="Times New Roman"/>
+                <w:b w:val="0"/>
+                <w:lang w:val="ru-RU"/>
+              </w:rPr>
+            </w:pPr>
+            <w:r>
+              <w:rPr>
+                <w:rFonts w:ascii="Times New Roman" w:hAnsi="Times New Roman" w:cs="Times New Roman"/>
+                <w:b w:val="0"/>
+                <w:lang w:val="ru-RU"/>
+              </w:rPr>
+              <w:t xml:space="preserve">Задачи зафиксированы в </w:t>
+            </w:r>
+            <w:r>
+              <w:rPr>
+                <w:rFonts w:ascii="Times New Roman" w:hAnsi="Times New Roman" w:cs="Times New Roman"/>
+                <w:b w:val="0"/>
+              </w:rPr>
+              <w:t>Jira</w:t>
+            </w:r>
+            <w:r>
+              <w:rPr>
+                <w:rFonts w:ascii="Times New Roman" w:hAnsi="Times New Roman" w:cs="Times New Roman"/>
+                <w:b w:val="0"/>
+                <w:lang w:val="ru-RU"/>
+              </w:rPr>
+              <w:t xml:space="preserve">, </w:t>
+            </w:r>
+            <w:r>
+              <w:rPr>
+                <w:rFonts w:ascii="Times New Roman" w:hAnsi="Times New Roman" w:cs="Times New Roman"/>
+                <w:b w:val="0"/>
+                <w:lang w:val="ru-RU"/>
+              </w:rPr>
+              <w:t>исполнителем сделана оценка трудозатрат</w:t>
             </w:r>
           </w:p>
         </w:tc>
@@ -10793,7 +11386,13 @@
               <w:rPr>
                 <w:rFonts w:ascii="Times New Roman" w:hAnsi="Times New Roman" w:cs="Times New Roman"/>
               </w:rPr>
-              <w:t>04</w:t>
+              <w:t>0</w:t>
+            </w:r>
+            <w:r>
+              <w:rPr>
+                <w:rFonts w:ascii="Times New Roman" w:hAnsi="Times New Roman" w:cs="Times New Roman"/>
+              </w:rPr>
+              <w:t>5</w:t>
             </w:r>
             <w:r>
               <w:rPr>
@@ -10806,7 +11405,7 @@
               <w:rPr>
                 <w:rFonts w:ascii="Times New Roman" w:hAnsi="Times New Roman" w:cs="Times New Roman"/>
               </w:rPr>
-              <w:t>6</w:t>
+              <w:t>5</w:t>
             </w:r>
             <w:r>
               <w:rPr>
@@ -10839,6 +11438,13 @@
                 <w:lang w:val="ru-RU"/>
               </w:rPr>
             </w:pPr>
+            <w:r>
+              <w:rPr>
+                <w:rFonts w:ascii="Segoe UI Emoji" w:hAnsi="Segoe UI Emoji" w:cs="Segoe UI Emoji"/>
+                <w:color w:val="000000"/>
+              </w:rPr>
+              <w:t>✔️</w:t>
+            </w:r>
           </w:p>
         </w:tc>
       </w:tr>
@@ -10870,16 +11476,8 @@
               <w:rPr>
                 <w:rFonts w:ascii="Times New Roman" w:hAnsi="Times New Roman" w:cs="Times New Roman"/>
                 <w:color w:val="000000"/>
-                <w:lang w:val="ru-RU"/>
-              </w:rPr>
-              <w:t>5.</w:t>
-            </w:r>
-            <w:r>
-              <w:rPr>
-                <w:rFonts w:ascii="Times New Roman" w:hAnsi="Times New Roman" w:cs="Times New Roman"/>
-                <w:color w:val="000000"/>
-              </w:rPr>
-              <w:t>3</w:t>
+              </w:rPr>
+              <w:t>5.3</w:t>
             </w:r>
           </w:p>
         </w:tc>
@@ -10893,46 +11491,190 @@
           </w:tcPr>
           <w:p>
             <w:pPr>
+              <w:pStyle w:val="4"/>
+              <w:jc w:val="left"/>
+              <w:rPr>
+                <w:rFonts w:ascii="Times New Roman" w:hAnsi="Times New Roman" w:cs="Times New Roman"/>
+                <w:b w:val="0"/>
+                <w:sz w:val="24"/>
+                <w:lang w:val="ru-RU"/>
+              </w:rPr>
+            </w:pPr>
+            <w:r>
+              <w:rPr>
+                <w:rFonts w:ascii="Times New Roman" w:hAnsi="Times New Roman" w:cs="Times New Roman"/>
+                <w:b w:val="0"/>
+                <w:sz w:val="24"/>
+                <w:lang w:val="ru-RU"/>
+              </w:rPr>
+              <w:t xml:space="preserve">Реализация конечных точек </w:t>
+            </w:r>
+            <w:r>
+              <w:rPr>
+                <w:rFonts w:ascii="Times New Roman" w:hAnsi="Times New Roman" w:cs="Times New Roman"/>
+                <w:b w:val="0"/>
+                <w:sz w:val="24"/>
+              </w:rPr>
+              <w:t>Web</w:t>
+            </w:r>
+            <w:r>
+              <w:rPr>
+                <w:rFonts w:ascii="Times New Roman" w:hAnsi="Times New Roman" w:cs="Times New Roman"/>
+                <w:b w:val="0"/>
+                <w:sz w:val="24"/>
+                <w:lang w:val="ru-RU"/>
+              </w:rPr>
+              <w:t xml:space="preserve"> </w:t>
+            </w:r>
+            <w:r>
+              <w:rPr>
+                <w:rFonts w:ascii="Times New Roman" w:hAnsi="Times New Roman" w:cs="Times New Roman"/>
+                <w:b w:val="0"/>
+                <w:sz w:val="24"/>
+              </w:rPr>
+              <w:t>API</w:t>
+            </w:r>
+            <w:r>
+              <w:rPr>
+                <w:rFonts w:ascii="Times New Roman" w:hAnsi="Times New Roman" w:cs="Times New Roman"/>
+                <w:b w:val="0"/>
+                <w:sz w:val="24"/>
+                <w:lang w:val="ru-RU"/>
+              </w:rPr>
+              <w:t xml:space="preserve">, </w:t>
+            </w:r>
+            <w:r>
+              <w:rPr>
+                <w:rFonts w:ascii="Times New Roman" w:hAnsi="Times New Roman" w:cs="Times New Roman"/>
+                <w:b w:val="0"/>
+                <w:sz w:val="24"/>
+                <w:lang w:val="ru-RU"/>
+              </w:rPr>
+              <w:t xml:space="preserve">согласно пункту </w:t>
+            </w:r>
+            <w:r>
+              <w:rPr>
+                <w:rFonts w:ascii="Times New Roman" w:hAnsi="Times New Roman" w:cs="Times New Roman"/>
+                <w:b w:val="0"/>
+                <w:sz w:val="24"/>
+                <w:lang w:val="ru-RU"/>
+              </w:rPr>
+              <w:t>5</w:t>
+            </w:r>
+            <w:r>
+              <w:rPr>
+                <w:rFonts w:ascii="Times New Roman" w:hAnsi="Times New Roman" w:cs="Times New Roman"/>
+                <w:b w:val="0"/>
+                <w:sz w:val="24"/>
+                <w:lang w:val="ru-RU"/>
+              </w:rPr>
+              <w:t>.</w:t>
+            </w:r>
+            <w:r>
+              <w:rPr>
+                <w:rFonts w:ascii="Times New Roman" w:hAnsi="Times New Roman" w:cs="Times New Roman"/>
+                <w:b w:val="0"/>
+                <w:sz w:val="24"/>
+                <w:lang w:val="ru-RU"/>
+              </w:rPr>
+              <w:t>2</w:t>
+            </w:r>
+            <w:r>
+              <w:rPr>
+                <w:rFonts w:ascii="Times New Roman" w:hAnsi="Times New Roman" w:cs="Times New Roman"/>
+                <w:b w:val="0"/>
+                <w:sz w:val="24"/>
+                <w:lang w:val="ru-RU"/>
+              </w:rPr>
+              <w:t>.</w:t>
+            </w:r>
+          </w:p>
+          <w:p>
+            <w:pPr>
               <w:pStyle w:val="Standard"/>
-              <w:widowControl w:val="0"/>
-              <w:spacing w:line="283" w:lineRule="atLeast"/>
-              <w:rPr>
-                <w:rFonts w:ascii="Times New Roman" w:hAnsi="Times New Roman" w:cs="Times New Roman"/>
-                <w:color w:val="000000"/>
-                <w:lang w:val="ru-RU"/>
-              </w:rPr>
-            </w:pPr>
-            <w:r>
-              <w:rPr>
-                <w:rFonts w:ascii="Times New Roman" w:hAnsi="Times New Roman" w:cs="Times New Roman"/>
-                <w:color w:val="000000"/>
-                <w:lang w:val="ru-RU"/>
-              </w:rPr>
-              <w:t>Обсуждение результатов этапа</w:t>
+              <w:rPr>
+                <w:lang w:val="ru-RU"/>
+              </w:rPr>
+            </w:pPr>
+          </w:p>
+          <w:p>
+            <w:pPr>
+              <w:pStyle w:val="ab"/>
+              <w:numPr>
+                <w:ilvl w:val="0"/>
+                <w:numId w:val="9"/>
+              </w:numPr>
+              <w:tabs>
+                <w:tab w:val="clear" w:pos="709"/>
+                <w:tab w:val="left" w:pos="0"/>
+              </w:tabs>
+              <w:rPr>
+                <w:lang w:val="ru-RU"/>
+              </w:rPr>
+            </w:pPr>
+            <w:r>
+              <w:rPr>
+                <w:lang w:val="ru-RU"/>
+              </w:rPr>
+              <w:t xml:space="preserve">Метод </w:t>
+            </w:r>
+            <w:r>
+              <w:t>add</w:t>
+            </w:r>
+            <w:r>
+              <w:rPr>
+                <w:lang w:val="ru-RU"/>
+              </w:rPr>
+              <w:br/>
+              <w:t>(</w:t>
+            </w:r>
+            <w:hyperlink r:id="rId39">
+              <w:r>
+                <w:rPr>
+                  <w:rStyle w:val="a5"/>
+                  <w:rFonts w:ascii="Times New Roman" w:hAnsi="Times New Roman" w:cs="Times New Roman"/>
+                  <w:lang w:val="ru-RU"/>
+                </w:rPr>
+                <w:t>https://jira.ascon.ru/browse/PLM-28393</w:t>
+              </w:r>
+            </w:hyperlink>
+            <w:r>
+              <w:rPr>
+                <w:lang w:val="ru-RU"/>
+              </w:rPr>
+              <w:t>)</w:t>
             </w:r>
           </w:p>
           <w:p>
             <w:pPr>
               <w:pStyle w:val="4"/>
-              <w:spacing w:line="283" w:lineRule="atLeast"/>
               <w:jc w:val="left"/>
               <w:rPr>
-                <w:rFonts w:ascii="Times New Roman" w:hAnsi="Times New Roman" w:cs="Times New Roman"/>
-                <w:b w:val="0"/>
-                <w:sz w:val="24"/>
-                <w:lang w:val="ru-RU"/>
-              </w:rPr>
-            </w:pPr>
-            <w:r>
-              <w:rPr>
-                <w:rFonts w:ascii="Times New Roman" w:hAnsi="Times New Roman" w:cs="Times New Roman"/>
-                <w:b w:val="0"/>
-                <w:color w:val="000000"/>
-                <w:sz w:val="24"/>
-                <w:lang w:val="ru-RU"/>
-              </w:rPr>
-              <w:t>Ответственный — Жуков</w:t>
-            </w:r>
+                <w:b w:val="0"/>
+                <w:bCs/>
+                <w:sz w:val="24"/>
+                <w:szCs w:val="28"/>
+                <w:lang w:val="ru-RU"/>
+              </w:rPr>
+            </w:pPr>
+            <w:r>
+              <w:rPr>
+                <w:b w:val="0"/>
+                <w:bCs/>
+                <w:sz w:val="24"/>
+                <w:szCs w:val="28"/>
+                <w:lang w:val="ru-RU"/>
+              </w:rPr>
+              <w:t>Ответственный: Жуков</w:t>
+            </w:r>
+          </w:p>
+          <w:p>
+            <w:pPr>
+              <w:pStyle w:val="Standard"/>
+              <w:rPr>
+                <w:lang w:val="ru-RU"/>
+              </w:rPr>
+            </w:pPr>
           </w:p>
         </w:tc>
         <w:tc>
@@ -10945,22 +11687,65 @@
           </w:tcPr>
           <w:p>
             <w:pPr>
-              <w:pStyle w:val="user5"/>
-              <w:widowControl w:val="0"/>
-              <w:spacing w:line="283" w:lineRule="atLeast"/>
-              <w:rPr>
-                <w:rFonts w:ascii="Times New Roman" w:hAnsi="Times New Roman" w:cs="Times New Roman"/>
-                <w:color w:val="000000"/>
-                <w:sz w:val="22"/>
-                <w:lang w:val="ru-RU"/>
-              </w:rPr>
-            </w:pPr>
-            <w:r>
-              <w:rPr>
-                <w:rFonts w:ascii="Times New Roman" w:hAnsi="Times New Roman" w:cs="Times New Roman"/>
-                <w:lang w:val="ru-RU"/>
-              </w:rPr>
-              <w:t>Получена обратная связь обеими сторонами</w:t>
+              <w:pStyle w:val="4"/>
+              <w:jc w:val="left"/>
+              <w:rPr>
+                <w:rFonts w:hint="eastAsia"/>
+                <w:lang w:val="ru-RU"/>
+              </w:rPr>
+            </w:pPr>
+            <w:r>
+              <w:rPr>
+                <w:rFonts w:ascii="Times New Roman" w:hAnsi="Times New Roman" w:cs="Times New Roman"/>
+                <w:b w:val="0"/>
+                <w:lang w:val="ru-RU"/>
+              </w:rPr>
+              <w:t>Конечные точки реализованы.</w:t>
+            </w:r>
+          </w:p>
+          <w:p>
+            <w:pPr>
+              <w:pStyle w:val="4"/>
+              <w:jc w:val="left"/>
+              <w:rPr>
+                <w:rFonts w:ascii="Times New Roman" w:hAnsi="Times New Roman" w:cs="Times New Roman"/>
+                <w:b w:val="0"/>
+                <w:lang w:val="ru-RU"/>
+              </w:rPr>
+            </w:pPr>
+            <w:r>
+              <w:rPr>
+                <w:rFonts w:ascii="Times New Roman" w:hAnsi="Times New Roman" w:cs="Times New Roman"/>
+                <w:b w:val="0"/>
+                <w:bCs/>
+              </w:rPr>
+              <w:t>Code</w:t>
+            </w:r>
+            <w:r>
+              <w:rPr>
+                <w:rFonts w:ascii="Times New Roman" w:hAnsi="Times New Roman" w:cs="Times New Roman"/>
+                <w:b w:val="0"/>
+                <w:bCs/>
+                <w:lang w:val="ru-RU"/>
+              </w:rPr>
+              <w:t xml:space="preserve"> </w:t>
+            </w:r>
+            <w:r>
+              <w:rPr>
+                <w:rFonts w:ascii="Times New Roman" w:hAnsi="Times New Roman" w:cs="Times New Roman"/>
+                <w:b w:val="0"/>
+                <w:bCs/>
+              </w:rPr>
+              <w:t>Review</w:t>
+            </w:r>
+            <w:r>
+              <w:rPr>
+                <w:rFonts w:ascii="Times New Roman" w:hAnsi="Times New Roman" w:cs="Times New Roman"/>
+                <w:b w:val="0"/>
+                <w:bCs/>
+                <w:lang w:val="ru-RU"/>
+              </w:rPr>
+              <w:t xml:space="preserve"> пройдено.</w:t>
             </w:r>
           </w:p>
         </w:tc>
@@ -10980,34 +11765,25 @@
               <w:jc w:val="center"/>
               <w:rPr>
                 <w:rFonts w:ascii="Times New Roman" w:hAnsi="Times New Roman" w:cs="Times New Roman"/>
-                <w:lang w:val="ru-RU"/>
-              </w:rPr>
-            </w:pPr>
-            <w:r>
-              <w:rPr>
-                <w:rFonts w:ascii="Times New Roman" w:hAnsi="Times New Roman" w:cs="Times New Roman"/>
-              </w:rPr>
-              <w:t>05</w:t>
-            </w:r>
-            <w:r>
-              <w:rPr>
-                <w:rFonts w:ascii="Times New Roman" w:hAnsi="Times New Roman" w:cs="Times New Roman"/>
-                <w:lang w:val="ru-RU"/>
-              </w:rPr>
-              <w:t>.0</w:t>
-            </w:r>
-            <w:r>
-              <w:rPr>
-                <w:rFonts w:ascii="Times New Roman" w:hAnsi="Times New Roman" w:cs="Times New Roman"/>
-              </w:rPr>
-              <w:t>6</w:t>
-            </w:r>
-            <w:r>
-              <w:rPr>
-                <w:rFonts w:ascii="Times New Roman" w:hAnsi="Times New Roman" w:cs="Times New Roman"/>
-                <w:lang w:val="ru-RU"/>
-              </w:rPr>
-              <w:t>.2026</w:t>
+              </w:rPr>
+            </w:pPr>
+            <w:r>
+              <w:rPr>
+                <w:rFonts w:ascii="Times New Roman" w:hAnsi="Times New Roman" w:cs="Times New Roman"/>
+              </w:rPr>
+              <w:t>0</w:t>
+            </w:r>
+            <w:r>
+              <w:rPr>
+                <w:rFonts w:ascii="Times New Roman" w:hAnsi="Times New Roman" w:cs="Times New Roman"/>
+              </w:rPr>
+              <w:t>1</w:t>
+            </w:r>
+            <w:r>
+              <w:rPr>
+                <w:rFonts w:ascii="Times New Roman" w:hAnsi="Times New Roman" w:cs="Times New Roman"/>
+              </w:rPr>
+              <w:t>.06.2026</w:t>
             </w:r>
           </w:p>
         </w:tc>
@@ -11033,6 +11809,13 @@
                 <w:lang w:val="ru-RU"/>
               </w:rPr>
             </w:pPr>
+            <w:r>
+              <w:rPr>
+                <w:rFonts w:ascii="Segoe UI Emoji" w:hAnsi="Segoe UI Emoji" w:cs="Segoe UI Emoji"/>
+                <w:color w:val="000000"/>
+              </w:rPr>
+              <w:t>✔️</w:t>
+            </w:r>
           </w:p>
         </w:tc>
       </w:tr>
@@ -11064,16 +11847,9 @@
               <w:rPr>
                 <w:rFonts w:ascii="Times New Roman" w:hAnsi="Times New Roman" w:cs="Times New Roman"/>
                 <w:color w:val="000000"/>
-                <w:lang w:val="ru-RU"/>
-              </w:rPr>
-              <w:t>5.</w:t>
-            </w:r>
-            <w:r>
-              <w:rPr>
-                <w:rFonts w:ascii="Times New Roman" w:hAnsi="Times New Roman" w:cs="Times New Roman"/>
-                <w:color w:val="000000"/>
-              </w:rPr>
-              <w:t>4</w:t>
+              </w:rPr>
+              <w:lastRenderedPageBreak/>
+              <w:t>5.4</w:t>
             </w:r>
           </w:p>
         </w:tc>
@@ -11087,44 +11863,203 @@
           </w:tcPr>
           <w:p>
             <w:pPr>
+              <w:pStyle w:val="4"/>
+              <w:jc w:val="left"/>
+              <w:rPr>
+                <w:rFonts w:ascii="Times New Roman" w:hAnsi="Times New Roman" w:cs="Times New Roman"/>
+                <w:b w:val="0"/>
+                <w:sz w:val="24"/>
+                <w:lang w:val="ru-RU"/>
+              </w:rPr>
+            </w:pPr>
+            <w:r>
+              <w:rPr>
+                <w:rFonts w:ascii="Times New Roman" w:hAnsi="Times New Roman" w:cs="Times New Roman"/>
+                <w:b w:val="0"/>
+                <w:sz w:val="24"/>
+                <w:lang w:val="ru-RU"/>
+              </w:rPr>
+              <w:t xml:space="preserve">Реализация конечных точек </w:t>
+            </w:r>
+            <w:r>
+              <w:rPr>
+                <w:rFonts w:ascii="Times New Roman" w:hAnsi="Times New Roman" w:cs="Times New Roman"/>
+                <w:b w:val="0"/>
+                <w:sz w:val="24"/>
+              </w:rPr>
+              <w:t>Web</w:t>
+            </w:r>
+            <w:r>
+              <w:rPr>
+                <w:rFonts w:ascii="Times New Roman" w:hAnsi="Times New Roman" w:cs="Times New Roman"/>
+                <w:b w:val="0"/>
+                <w:sz w:val="24"/>
+                <w:lang w:val="ru-RU"/>
+              </w:rPr>
+              <w:t xml:space="preserve"> </w:t>
+            </w:r>
+            <w:r>
+              <w:rPr>
+                <w:rFonts w:ascii="Times New Roman" w:hAnsi="Times New Roman" w:cs="Times New Roman"/>
+                <w:b w:val="0"/>
+                <w:sz w:val="24"/>
+              </w:rPr>
+              <w:t>API</w:t>
+            </w:r>
+            <w:r>
+              <w:rPr>
+                <w:rFonts w:ascii="Times New Roman" w:hAnsi="Times New Roman" w:cs="Times New Roman"/>
+                <w:b w:val="0"/>
+                <w:sz w:val="24"/>
+                <w:lang w:val="ru-RU"/>
+              </w:rPr>
+              <w:t xml:space="preserve">, </w:t>
+            </w:r>
+            <w:r>
+              <w:rPr>
+                <w:rFonts w:ascii="Times New Roman" w:hAnsi="Times New Roman" w:cs="Times New Roman"/>
+                <w:b w:val="0"/>
+                <w:sz w:val="24"/>
+                <w:lang w:val="ru-RU"/>
+              </w:rPr>
+              <w:t xml:space="preserve">согласно пункту </w:t>
+            </w:r>
+            <w:r>
+              <w:rPr>
+                <w:rFonts w:ascii="Times New Roman" w:hAnsi="Times New Roman" w:cs="Times New Roman"/>
+                <w:b w:val="0"/>
+                <w:sz w:val="24"/>
+                <w:lang w:val="ru-RU"/>
+              </w:rPr>
+              <w:t>5</w:t>
+            </w:r>
+            <w:r>
+              <w:rPr>
+                <w:rFonts w:ascii="Times New Roman" w:hAnsi="Times New Roman" w:cs="Times New Roman"/>
+                <w:b w:val="0"/>
+                <w:sz w:val="24"/>
+                <w:lang w:val="ru-RU"/>
+              </w:rPr>
+              <w:t>.</w:t>
+            </w:r>
+            <w:r>
+              <w:rPr>
+                <w:rFonts w:ascii="Times New Roman" w:hAnsi="Times New Roman" w:cs="Times New Roman"/>
+                <w:b w:val="0"/>
+                <w:sz w:val="24"/>
+                <w:lang w:val="ru-RU"/>
+              </w:rPr>
+              <w:t>2</w:t>
+            </w:r>
+            <w:r>
+              <w:rPr>
+                <w:rFonts w:ascii="Times New Roman" w:hAnsi="Times New Roman" w:cs="Times New Roman"/>
+                <w:b w:val="0"/>
+                <w:sz w:val="24"/>
+                <w:lang w:val="ru-RU"/>
+              </w:rPr>
+              <w:t>.</w:t>
+            </w:r>
+          </w:p>
+          <w:p>
+            <w:pPr>
               <w:pStyle w:val="Standard"/>
-              <w:widowControl w:val="0"/>
-              <w:spacing w:line="283" w:lineRule="atLeast"/>
-              <w:rPr>
-                <w:rFonts w:ascii="Times New Roman" w:hAnsi="Times New Roman" w:cs="Times New Roman"/>
-                <w:color w:val="000000"/>
-                <w:lang w:val="ru-RU"/>
-              </w:rPr>
-            </w:pPr>
-            <w:r>
-              <w:rPr>
-                <w:rFonts w:ascii="Times New Roman" w:hAnsi="Times New Roman" w:cs="Times New Roman"/>
-                <w:color w:val="000000"/>
-                <w:lang w:val="ru-RU"/>
-              </w:rPr>
-              <w:t>Финальное собеседование</w:t>
+              <w:rPr>
+                <w:lang w:val="ru-RU"/>
+              </w:rPr>
+            </w:pPr>
+          </w:p>
+          <w:p>
+            <w:pPr>
+              <w:pStyle w:val="ab"/>
+              <w:numPr>
+                <w:ilvl w:val="0"/>
+                <w:numId w:val="9"/>
+              </w:numPr>
+              <w:tabs>
+                <w:tab w:val="clear" w:pos="709"/>
+                <w:tab w:val="left" w:pos="0"/>
+              </w:tabs>
+              <w:rPr>
+                <w:lang w:val="ru-RU"/>
+              </w:rPr>
+            </w:pPr>
+            <w:r>
+              <w:rPr>
+                <w:lang w:val="ru-RU"/>
+              </w:rPr>
+              <w:t xml:space="preserve">Метод </w:t>
+            </w:r>
+            <w:r>
+              <w:t>get</w:t>
+            </w:r>
+            <w:r>
+              <w:rPr>
+                <w:lang w:val="ru-RU"/>
+              </w:rPr>
+              <w:t>-</w:t>
+            </w:r>
+            <w:r>
+              <w:t>file</w:t>
+            </w:r>
+            <w:r>
+              <w:rPr>
+                <w:lang w:val="ru-RU"/>
+              </w:rPr>
+              <w:br/>
+              <w:t>(</w:t>
+            </w:r>
+            <w:hyperlink r:id="rId40">
+              <w:r>
+                <w:rPr>
+                  <w:rStyle w:val="a5"/>
+                  <w:rFonts w:ascii="Times New Roman" w:hAnsi="Times New Roman" w:cs="Times New Roman"/>
+                  <w:lang w:val="ru-RU"/>
+                </w:rPr>
+                <w:t>https://jira.ascon.ru/browse/PLM-28400</w:t>
+              </w:r>
+            </w:hyperlink>
+            <w:r>
+              <w:rPr>
+                <w:lang w:val="ru-RU"/>
+              </w:rPr>
+              <w:t>)</w:t>
             </w:r>
           </w:p>
           <w:p>
             <w:pPr>
               <w:pStyle w:val="4"/>
-              <w:spacing w:line="283" w:lineRule="atLeast"/>
               <w:jc w:val="left"/>
               <w:rPr>
-                <w:rFonts w:ascii="Times New Roman" w:hAnsi="Times New Roman" w:cs="Times New Roman"/>
-                <w:b w:val="0"/>
-                <w:sz w:val="24"/>
-                <w:lang w:val="ru-RU"/>
-              </w:rPr>
-            </w:pPr>
-            <w:r>
-              <w:rPr>
-                <w:b w:val="0"/>
-                <w:sz w:val="24"/>
-                <w:lang w:val="ru-RU"/>
-              </w:rPr>
-              <w:t>Ответственный — Жуков, Крешихина, Алексеев</w:t>
-            </w:r>
+                <w:b w:val="0"/>
+                <w:bCs/>
+                <w:sz w:val="24"/>
+                <w:szCs w:val="28"/>
+                <w:lang w:val="ru-RU"/>
+              </w:rPr>
+            </w:pPr>
+            <w:r>
+              <w:rPr>
+                <w:b w:val="0"/>
+                <w:bCs/>
+                <w:sz w:val="24"/>
+                <w:szCs w:val="28"/>
+                <w:lang w:val="ru-RU"/>
+              </w:rPr>
+              <w:t>Ответственный: Жуков</w:t>
+            </w:r>
+          </w:p>
+          <w:p>
+            <w:pPr>
+              <w:pStyle w:val="4"/>
+              <w:jc w:val="left"/>
+              <w:rPr>
+                <w:rFonts w:ascii="Times New Roman" w:hAnsi="Times New Roman" w:cs="Times New Roman"/>
+                <w:b w:val="0"/>
+                <w:sz w:val="24"/>
+                <w:lang w:val="ru-RU"/>
+              </w:rPr>
+            </w:pPr>
           </w:p>
         </w:tc>
         <w:tc>
@@ -11137,40 +12072,65 @@
           </w:tcPr>
           <w:p>
             <w:pPr>
-              <w:pStyle w:val="user5"/>
-              <w:widowControl w:val="0"/>
-              <w:spacing w:line="283" w:lineRule="atLeast"/>
-              <w:rPr>
-                <w:rFonts w:ascii="Times New Roman" w:hAnsi="Times New Roman" w:cs="Times New Roman"/>
-                <w:lang w:val="ru-RU"/>
-              </w:rPr>
-            </w:pPr>
-            <w:r>
-              <w:rPr>
-                <w:rFonts w:ascii="Times New Roman" w:hAnsi="Times New Roman" w:cs="Times New Roman"/>
-                <w:lang w:val="ru-RU"/>
-              </w:rPr>
-              <w:t>Итоги программы адаптации подведены.</w:t>
-            </w:r>
-          </w:p>
-          <w:p>
-            <w:pPr>
-              <w:pStyle w:val="user5"/>
-              <w:widowControl w:val="0"/>
-              <w:spacing w:line="283" w:lineRule="atLeast"/>
-              <w:rPr>
-                <w:rFonts w:ascii="Times New Roman" w:hAnsi="Times New Roman" w:cs="Times New Roman"/>
-                <w:color w:val="000000"/>
-                <w:sz w:val="22"/>
-                <w:lang w:val="ru-RU"/>
-              </w:rPr>
-            </w:pPr>
-            <w:r>
-              <w:rPr>
-                <w:rFonts w:ascii="Times New Roman" w:hAnsi="Times New Roman" w:cs="Times New Roman"/>
-                <w:lang w:val="ru-RU"/>
-              </w:rPr>
-              <w:t>Принято итоговое решение по найму сотрудника.</w:t>
+              <w:pStyle w:val="4"/>
+              <w:jc w:val="left"/>
+              <w:rPr>
+                <w:rFonts w:hint="eastAsia"/>
+                <w:lang w:val="ru-RU"/>
+              </w:rPr>
+            </w:pPr>
+            <w:r>
+              <w:rPr>
+                <w:rFonts w:ascii="Times New Roman" w:hAnsi="Times New Roman" w:cs="Times New Roman"/>
+                <w:b w:val="0"/>
+                <w:lang w:val="ru-RU"/>
+              </w:rPr>
+              <w:t>Конечные точки реализованы.</w:t>
+            </w:r>
+          </w:p>
+          <w:p>
+            <w:pPr>
+              <w:pStyle w:val="4"/>
+              <w:jc w:val="left"/>
+              <w:rPr>
+                <w:rFonts w:ascii="Times New Roman" w:hAnsi="Times New Roman" w:cs="Times New Roman"/>
+                <w:b w:val="0"/>
+                <w:lang w:val="ru-RU"/>
+              </w:rPr>
+            </w:pPr>
+            <w:r>
+              <w:rPr>
+                <w:rFonts w:ascii="Times New Roman" w:hAnsi="Times New Roman" w:cs="Times New Roman"/>
+                <w:b w:val="0"/>
+                <w:bCs/>
+              </w:rPr>
+              <w:t>Code</w:t>
+            </w:r>
+            <w:r>
+              <w:rPr>
+                <w:rFonts w:ascii="Times New Roman" w:hAnsi="Times New Roman" w:cs="Times New Roman"/>
+                <w:b w:val="0"/>
+                <w:bCs/>
+                <w:lang w:val="ru-RU"/>
+              </w:rPr>
+              <w:t xml:space="preserve"> </w:t>
+            </w:r>
+            <w:r>
+              <w:rPr>
+                <w:rFonts w:ascii="Times New Roman" w:hAnsi="Times New Roman" w:cs="Times New Roman"/>
+                <w:b w:val="0"/>
+                <w:bCs/>
+              </w:rPr>
+              <w:t>Review</w:t>
+            </w:r>
+            <w:r>
+              <w:rPr>
+                <w:rFonts w:ascii="Times New Roman" w:hAnsi="Times New Roman" w:cs="Times New Roman"/>
+                <w:b w:val="0"/>
+                <w:bCs/>
+                <w:lang w:val="ru-RU"/>
+              </w:rPr>
+              <w:t xml:space="preserve"> пройдено.</w:t>
             </w:r>
           </w:p>
         </w:tc>
@@ -11190,34 +12150,13 @@
               <w:jc w:val="center"/>
               <w:rPr>
                 <w:rFonts w:ascii="Times New Roman" w:hAnsi="Times New Roman" w:cs="Times New Roman"/>
-                <w:lang w:val="ru-RU"/>
-              </w:rPr>
-            </w:pPr>
-            <w:r>
-              <w:rPr>
-                <w:rFonts w:ascii="Times New Roman" w:hAnsi="Times New Roman" w:cs="Times New Roman"/>
-              </w:rPr>
-              <w:t>08</w:t>
-            </w:r>
-            <w:r>
-              <w:rPr>
-                <w:rFonts w:ascii="Times New Roman" w:hAnsi="Times New Roman" w:cs="Times New Roman"/>
-                <w:lang w:val="ru-RU"/>
-              </w:rPr>
-              <w:t>.0</w:t>
-            </w:r>
-            <w:r>
-              <w:rPr>
-                <w:rFonts w:ascii="Times New Roman" w:hAnsi="Times New Roman" w:cs="Times New Roman"/>
-              </w:rPr>
-              <w:t>6</w:t>
-            </w:r>
-            <w:r>
-              <w:rPr>
-                <w:rFonts w:ascii="Times New Roman" w:hAnsi="Times New Roman" w:cs="Times New Roman"/>
-                <w:lang w:val="ru-RU"/>
-              </w:rPr>
-              <w:t>.2026</w:t>
+              </w:rPr>
+            </w:pPr>
+            <w:r>
+              <w:rPr>
+                <w:rFonts w:ascii="Times New Roman" w:hAnsi="Times New Roman" w:cs="Times New Roman"/>
+              </w:rPr>
+              <w:t>02.06.2026</w:t>
             </w:r>
           </w:p>
         </w:tc>
@@ -11243,20 +12182,2719 @@
                 <w:lang w:val="ru-RU"/>
               </w:rPr>
             </w:pPr>
+            <w:r>
+              <w:rPr>
+                <w:rFonts w:ascii="Segoe UI Emoji" w:hAnsi="Segoe UI Emoji" w:cs="Segoe UI Emoji"/>
+                <w:color w:val="000000"/>
+              </w:rPr>
+              <w:t>✔️</w:t>
+            </w:r>
+          </w:p>
+        </w:tc>
+      </w:tr>
+      <w:tr>
+        <w:trPr>
+          <w:cantSplit/>
+          <w:trHeight w:val="100"/>
+        </w:trPr>
+        <w:tc>
+          <w:tcPr>
+            <w:tcW w:w="563" w:type="dxa"/>
+            <w:tcBorders>
+              <w:left w:val="single" w:sz="4" w:space="0" w:color="000000"/>
+              <w:bottom w:val="single" w:sz="4" w:space="0" w:color="000000"/>
+            </w:tcBorders>
+          </w:tcPr>
+          <w:p>
+            <w:pPr>
+              <w:pStyle w:val="user5"/>
+              <w:widowControl w:val="0"/>
+              <w:spacing w:line="283" w:lineRule="atLeast"/>
+              <w:jc w:val="center"/>
+              <w:rPr>
+                <w:rFonts w:ascii="Times New Roman" w:hAnsi="Times New Roman" w:cs="Times New Roman"/>
+                <w:color w:val="000000"/>
+              </w:rPr>
+            </w:pPr>
+            <w:r>
+              <w:rPr>
+                <w:rFonts w:ascii="Times New Roman" w:hAnsi="Times New Roman" w:cs="Times New Roman"/>
+                <w:color w:val="000000"/>
+              </w:rPr>
+              <w:t>5.5</w:t>
+            </w:r>
+          </w:p>
+        </w:tc>
+        <w:tc>
+          <w:tcPr>
+            <w:tcW w:w="5386" w:type="dxa"/>
+            <w:tcBorders>
+              <w:left w:val="single" w:sz="4" w:space="0" w:color="000000"/>
+              <w:bottom w:val="single" w:sz="4" w:space="0" w:color="000000"/>
+            </w:tcBorders>
+          </w:tcPr>
+          <w:p>
+            <w:pPr>
+              <w:pStyle w:val="4"/>
+              <w:jc w:val="left"/>
+              <w:rPr>
+                <w:rFonts w:ascii="Times New Roman" w:hAnsi="Times New Roman" w:cs="Times New Roman"/>
+                <w:b w:val="0"/>
+                <w:sz w:val="24"/>
+                <w:lang w:val="ru-RU"/>
+              </w:rPr>
+            </w:pPr>
+            <w:r>
+              <w:rPr>
+                <w:rFonts w:ascii="Times New Roman" w:hAnsi="Times New Roman" w:cs="Times New Roman"/>
+                <w:b w:val="0"/>
+                <w:sz w:val="24"/>
+                <w:lang w:val="ru-RU"/>
+              </w:rPr>
+              <w:t xml:space="preserve">Реализация конечных точек </w:t>
+            </w:r>
+            <w:r>
+              <w:rPr>
+                <w:rFonts w:ascii="Times New Roman" w:hAnsi="Times New Roman" w:cs="Times New Roman"/>
+                <w:b w:val="0"/>
+                <w:sz w:val="24"/>
+              </w:rPr>
+              <w:t>Web</w:t>
+            </w:r>
+            <w:r>
+              <w:rPr>
+                <w:rFonts w:ascii="Times New Roman" w:hAnsi="Times New Roman" w:cs="Times New Roman"/>
+                <w:b w:val="0"/>
+                <w:sz w:val="24"/>
+                <w:lang w:val="ru-RU"/>
+              </w:rPr>
+              <w:t xml:space="preserve"> </w:t>
+            </w:r>
+            <w:r>
+              <w:rPr>
+                <w:rFonts w:ascii="Times New Roman" w:hAnsi="Times New Roman" w:cs="Times New Roman"/>
+                <w:b w:val="0"/>
+                <w:sz w:val="24"/>
+              </w:rPr>
+              <w:t>API</w:t>
+            </w:r>
+            <w:r>
+              <w:rPr>
+                <w:rFonts w:ascii="Times New Roman" w:hAnsi="Times New Roman" w:cs="Times New Roman"/>
+                <w:b w:val="0"/>
+                <w:sz w:val="24"/>
+                <w:lang w:val="ru-RU"/>
+              </w:rPr>
+              <w:t xml:space="preserve">, </w:t>
+            </w:r>
+            <w:r>
+              <w:rPr>
+                <w:rFonts w:ascii="Times New Roman" w:hAnsi="Times New Roman" w:cs="Times New Roman"/>
+                <w:b w:val="0"/>
+                <w:sz w:val="24"/>
+                <w:lang w:val="ru-RU"/>
+              </w:rPr>
+              <w:t xml:space="preserve">согласно пункту </w:t>
+            </w:r>
+            <w:r>
+              <w:rPr>
+                <w:rFonts w:ascii="Times New Roman" w:hAnsi="Times New Roman" w:cs="Times New Roman"/>
+                <w:b w:val="0"/>
+                <w:sz w:val="24"/>
+                <w:lang w:val="ru-RU"/>
+              </w:rPr>
+              <w:t>5</w:t>
+            </w:r>
+            <w:r>
+              <w:rPr>
+                <w:rFonts w:ascii="Times New Roman" w:hAnsi="Times New Roman" w:cs="Times New Roman"/>
+                <w:b w:val="0"/>
+                <w:sz w:val="24"/>
+                <w:lang w:val="ru-RU"/>
+              </w:rPr>
+              <w:t>.</w:t>
+            </w:r>
+            <w:r>
+              <w:rPr>
+                <w:rFonts w:ascii="Times New Roman" w:hAnsi="Times New Roman" w:cs="Times New Roman"/>
+                <w:b w:val="0"/>
+                <w:sz w:val="24"/>
+                <w:lang w:val="ru-RU"/>
+              </w:rPr>
+              <w:t>2</w:t>
+            </w:r>
+            <w:r>
+              <w:rPr>
+                <w:rFonts w:ascii="Times New Roman" w:hAnsi="Times New Roman" w:cs="Times New Roman"/>
+                <w:b w:val="0"/>
+                <w:sz w:val="24"/>
+                <w:lang w:val="ru-RU"/>
+              </w:rPr>
+              <w:t>.</w:t>
+            </w:r>
+          </w:p>
+          <w:p>
+            <w:pPr>
+              <w:pStyle w:val="Standard"/>
+              <w:rPr>
+                <w:lang w:val="ru-RU"/>
+              </w:rPr>
+            </w:pPr>
+          </w:p>
+          <w:p>
+            <w:pPr>
+              <w:pStyle w:val="ab"/>
+              <w:numPr>
+                <w:ilvl w:val="0"/>
+                <w:numId w:val="9"/>
+              </w:numPr>
+              <w:tabs>
+                <w:tab w:val="clear" w:pos="709"/>
+                <w:tab w:val="left" w:pos="0"/>
+              </w:tabs>
+              <w:rPr>
+                <w:lang w:val="ru-RU"/>
+              </w:rPr>
+            </w:pPr>
+            <w:r>
+              <w:rPr>
+                <w:lang w:val="ru-RU"/>
+              </w:rPr>
+              <w:t>Методы работы с чекаутом</w:t>
+            </w:r>
+            <w:r>
+              <w:rPr>
+                <w:lang w:val="ru-RU"/>
+              </w:rPr>
+              <w:br/>
+              <w:t>(</w:t>
+            </w:r>
+            <w:hyperlink r:id="rId41">
+              <w:r>
+                <w:rPr>
+                  <w:rStyle w:val="a5"/>
+                  <w:rFonts w:ascii="Times New Roman" w:hAnsi="Times New Roman" w:cs="Times New Roman"/>
+                  <w:lang w:val="ru-RU"/>
+                </w:rPr>
+                <w:t>https://jira.ascon.ru/browse/PLM-28408</w:t>
+              </w:r>
+            </w:hyperlink>
+            <w:r>
+              <w:rPr>
+                <w:lang w:val="ru-RU"/>
+              </w:rPr>
+              <w:t>)</w:t>
+            </w:r>
+          </w:p>
+          <w:p>
+            <w:pPr>
+              <w:pStyle w:val="4"/>
+              <w:jc w:val="left"/>
+              <w:rPr>
+                <w:b w:val="0"/>
+                <w:bCs/>
+                <w:sz w:val="24"/>
+                <w:szCs w:val="28"/>
+                <w:lang w:val="ru-RU"/>
+              </w:rPr>
+            </w:pPr>
+            <w:r>
+              <w:rPr>
+                <w:b w:val="0"/>
+                <w:bCs/>
+                <w:sz w:val="24"/>
+                <w:szCs w:val="28"/>
+                <w:lang w:val="ru-RU"/>
+              </w:rPr>
+              <w:t>Ответственный: Жуков</w:t>
+            </w:r>
+          </w:p>
+          <w:p>
+            <w:pPr>
+              <w:pStyle w:val="4"/>
+              <w:jc w:val="left"/>
+              <w:rPr>
+                <w:rFonts w:ascii="Times New Roman" w:hAnsi="Times New Roman" w:cs="Times New Roman"/>
+                <w:b w:val="0"/>
+                <w:sz w:val="24"/>
+                <w:lang w:val="ru-RU"/>
+              </w:rPr>
+            </w:pPr>
+          </w:p>
+        </w:tc>
+        <w:tc>
+          <w:tcPr>
+            <w:tcW w:w="1819" w:type="dxa"/>
+            <w:tcBorders>
+              <w:left w:val="single" w:sz="4" w:space="0" w:color="000000"/>
+              <w:bottom w:val="single" w:sz="4" w:space="0" w:color="000000"/>
+            </w:tcBorders>
+          </w:tcPr>
+          <w:p>
+            <w:pPr>
+              <w:pStyle w:val="4"/>
+              <w:jc w:val="left"/>
+              <w:rPr>
+                <w:rFonts w:hint="eastAsia"/>
+                <w:lang w:val="ru-RU"/>
+              </w:rPr>
+            </w:pPr>
+            <w:r>
+              <w:rPr>
+                <w:rFonts w:ascii="Times New Roman" w:hAnsi="Times New Roman" w:cs="Times New Roman"/>
+                <w:b w:val="0"/>
+                <w:lang w:val="ru-RU"/>
+              </w:rPr>
+              <w:t>Конечные точки реализованы.</w:t>
+            </w:r>
+          </w:p>
+          <w:p>
+            <w:pPr>
+              <w:pStyle w:val="4"/>
+              <w:jc w:val="left"/>
+              <w:rPr>
+                <w:rFonts w:ascii="Times New Roman" w:hAnsi="Times New Roman" w:cs="Times New Roman"/>
+                <w:b w:val="0"/>
+                <w:lang w:val="ru-RU"/>
+              </w:rPr>
+            </w:pPr>
+            <w:r>
+              <w:rPr>
+                <w:rFonts w:ascii="Times New Roman" w:hAnsi="Times New Roman" w:cs="Times New Roman"/>
+                <w:b w:val="0"/>
+                <w:bCs/>
+              </w:rPr>
+              <w:t>Code</w:t>
+            </w:r>
+            <w:r>
+              <w:rPr>
+                <w:rFonts w:ascii="Times New Roman" w:hAnsi="Times New Roman" w:cs="Times New Roman"/>
+                <w:b w:val="0"/>
+                <w:bCs/>
+                <w:lang w:val="ru-RU"/>
+              </w:rPr>
+              <w:t xml:space="preserve"> </w:t>
+            </w:r>
+            <w:r>
+              <w:rPr>
+                <w:rFonts w:ascii="Times New Roman" w:hAnsi="Times New Roman" w:cs="Times New Roman"/>
+                <w:b w:val="0"/>
+                <w:bCs/>
+              </w:rPr>
+              <w:t>Review</w:t>
+            </w:r>
+            <w:r>
+              <w:rPr>
+                <w:rFonts w:ascii="Times New Roman" w:hAnsi="Times New Roman" w:cs="Times New Roman"/>
+                <w:b w:val="0"/>
+                <w:bCs/>
+                <w:lang w:val="ru-RU"/>
+              </w:rPr>
+              <w:t xml:space="preserve"> пройдено.</w:t>
+            </w:r>
+          </w:p>
+        </w:tc>
+        <w:tc>
+          <w:tcPr>
+            <w:tcW w:w="1300" w:type="dxa"/>
+            <w:tcBorders>
+              <w:left w:val="single" w:sz="4" w:space="0" w:color="000000"/>
+              <w:bottom w:val="single" w:sz="4" w:space="0" w:color="000000"/>
+            </w:tcBorders>
+          </w:tcPr>
+          <w:p>
+            <w:pPr>
+              <w:pStyle w:val="user5"/>
+              <w:widowControl w:val="0"/>
+              <w:spacing w:line="283" w:lineRule="atLeast"/>
+              <w:jc w:val="center"/>
+              <w:rPr>
+                <w:rFonts w:ascii="Times New Roman" w:hAnsi="Times New Roman" w:cs="Times New Roman"/>
+                <w:lang w:val="ru-RU"/>
+              </w:rPr>
+            </w:pPr>
+            <w:r>
+              <w:rPr>
+                <w:rFonts w:ascii="Times New Roman" w:hAnsi="Times New Roman" w:cs="Times New Roman"/>
+                <w:lang w:val="ru-RU"/>
+              </w:rPr>
+              <w:t>0</w:t>
+            </w:r>
+            <w:r>
+              <w:rPr>
+                <w:rFonts w:ascii="Times New Roman" w:hAnsi="Times New Roman" w:cs="Times New Roman"/>
+              </w:rPr>
+              <w:t>3</w:t>
+            </w:r>
+            <w:r>
+              <w:rPr>
+                <w:rFonts w:ascii="Times New Roman" w:hAnsi="Times New Roman" w:cs="Times New Roman"/>
+                <w:lang w:val="ru-RU"/>
+              </w:rPr>
+              <w:t>.06.2026</w:t>
+            </w:r>
+          </w:p>
+        </w:tc>
+        <w:tc>
+          <w:tcPr>
+            <w:tcW w:w="1477" w:type="dxa"/>
+            <w:tcBorders>
+              <w:left w:val="single" w:sz="4" w:space="0" w:color="000000"/>
+              <w:bottom w:val="single" w:sz="4" w:space="0" w:color="000000"/>
+              <w:right w:val="single" w:sz="4" w:space="0" w:color="000000"/>
+            </w:tcBorders>
+            <w:vAlign w:val="center"/>
+          </w:tcPr>
+          <w:p>
+            <w:pPr>
+              <w:pStyle w:val="user5"/>
+              <w:widowControl w:val="0"/>
+              <w:spacing w:line="283" w:lineRule="atLeast"/>
+              <w:jc w:val="center"/>
+              <w:rPr>
+                <w:rFonts w:ascii="Times New Roman" w:hAnsi="Times New Roman" w:cs="Times New Roman"/>
+                <w:color w:val="000000"/>
+                <w:lang w:val="ru-RU"/>
+              </w:rPr>
+            </w:pPr>
+            <w:r>
+              <w:rPr>
+                <w:rFonts w:ascii="Segoe UI Emoji" w:hAnsi="Segoe UI Emoji" w:cs="Segoe UI Emoji"/>
+                <w:color w:val="000000"/>
+              </w:rPr>
+              <w:t>✔️</w:t>
+            </w:r>
+          </w:p>
+        </w:tc>
+      </w:tr>
+      <w:tr>
+        <w:trPr>
+          <w:cantSplit/>
+          <w:trHeight w:val="100"/>
+        </w:trPr>
+        <w:tc>
+          <w:tcPr>
+            <w:tcW w:w="563" w:type="dxa"/>
+            <w:tcBorders>
+              <w:left w:val="single" w:sz="4" w:space="0" w:color="000000"/>
+              <w:bottom w:val="single" w:sz="4" w:space="0" w:color="000000"/>
+            </w:tcBorders>
+          </w:tcPr>
+          <w:p>
+            <w:pPr>
+              <w:pStyle w:val="user5"/>
+              <w:widowControl w:val="0"/>
+              <w:spacing w:line="283" w:lineRule="atLeast"/>
+              <w:jc w:val="center"/>
+              <w:rPr>
+                <w:rFonts w:ascii="Times New Roman" w:hAnsi="Times New Roman" w:cs="Times New Roman"/>
+                <w:color w:val="000000"/>
+              </w:rPr>
+            </w:pPr>
+            <w:r>
+              <w:rPr>
+                <w:rFonts w:ascii="Times New Roman" w:hAnsi="Times New Roman" w:cs="Times New Roman"/>
+                <w:color w:val="000000"/>
+              </w:rPr>
+              <w:t>5.6</w:t>
+            </w:r>
+          </w:p>
+        </w:tc>
+        <w:tc>
+          <w:tcPr>
+            <w:tcW w:w="5386" w:type="dxa"/>
+            <w:tcBorders>
+              <w:left w:val="single" w:sz="4" w:space="0" w:color="000000"/>
+              <w:bottom w:val="single" w:sz="4" w:space="0" w:color="000000"/>
+            </w:tcBorders>
+          </w:tcPr>
+          <w:p>
+            <w:pPr>
+              <w:pStyle w:val="4"/>
+              <w:jc w:val="left"/>
+              <w:rPr>
+                <w:rFonts w:ascii="Times New Roman" w:hAnsi="Times New Roman" w:cs="Times New Roman"/>
+                <w:b w:val="0"/>
+                <w:sz w:val="24"/>
+                <w:lang w:val="ru-RU"/>
+              </w:rPr>
+            </w:pPr>
+            <w:r>
+              <w:rPr>
+                <w:rFonts w:ascii="Times New Roman" w:hAnsi="Times New Roman" w:cs="Times New Roman"/>
+                <w:b w:val="0"/>
+                <w:sz w:val="24"/>
+                <w:lang w:val="ru-RU"/>
+              </w:rPr>
+              <w:t xml:space="preserve">Реализация конечных точек </w:t>
+            </w:r>
+            <w:r>
+              <w:rPr>
+                <w:rFonts w:ascii="Times New Roman" w:hAnsi="Times New Roman" w:cs="Times New Roman"/>
+                <w:b w:val="0"/>
+                <w:sz w:val="24"/>
+              </w:rPr>
+              <w:t>Web</w:t>
+            </w:r>
+            <w:r>
+              <w:rPr>
+                <w:rFonts w:ascii="Times New Roman" w:hAnsi="Times New Roman" w:cs="Times New Roman"/>
+                <w:b w:val="0"/>
+                <w:sz w:val="24"/>
+                <w:lang w:val="ru-RU"/>
+              </w:rPr>
+              <w:t xml:space="preserve"> </w:t>
+            </w:r>
+            <w:r>
+              <w:rPr>
+                <w:rFonts w:ascii="Times New Roman" w:hAnsi="Times New Roman" w:cs="Times New Roman"/>
+                <w:b w:val="0"/>
+                <w:sz w:val="24"/>
+              </w:rPr>
+              <w:t>API</w:t>
+            </w:r>
+            <w:r>
+              <w:rPr>
+                <w:rFonts w:ascii="Times New Roman" w:hAnsi="Times New Roman" w:cs="Times New Roman"/>
+                <w:b w:val="0"/>
+                <w:sz w:val="24"/>
+                <w:lang w:val="ru-RU"/>
+              </w:rPr>
+              <w:t xml:space="preserve">, </w:t>
+            </w:r>
+            <w:r>
+              <w:rPr>
+                <w:rFonts w:ascii="Times New Roman" w:hAnsi="Times New Roman" w:cs="Times New Roman"/>
+                <w:b w:val="0"/>
+                <w:sz w:val="24"/>
+                <w:lang w:val="ru-RU"/>
+              </w:rPr>
+              <w:t xml:space="preserve">согласно пункту </w:t>
+            </w:r>
+            <w:r>
+              <w:rPr>
+                <w:rFonts w:ascii="Times New Roman" w:hAnsi="Times New Roman" w:cs="Times New Roman"/>
+                <w:b w:val="0"/>
+                <w:sz w:val="24"/>
+                <w:lang w:val="ru-RU"/>
+              </w:rPr>
+              <w:t>5</w:t>
+            </w:r>
+            <w:r>
+              <w:rPr>
+                <w:rFonts w:ascii="Times New Roman" w:hAnsi="Times New Roman" w:cs="Times New Roman"/>
+                <w:b w:val="0"/>
+                <w:sz w:val="24"/>
+                <w:lang w:val="ru-RU"/>
+              </w:rPr>
+              <w:t>.</w:t>
+            </w:r>
+            <w:r>
+              <w:rPr>
+                <w:rFonts w:ascii="Times New Roman" w:hAnsi="Times New Roman" w:cs="Times New Roman"/>
+                <w:b w:val="0"/>
+                <w:sz w:val="24"/>
+                <w:lang w:val="ru-RU"/>
+              </w:rPr>
+              <w:t>2</w:t>
+            </w:r>
+            <w:r>
+              <w:rPr>
+                <w:rFonts w:ascii="Times New Roman" w:hAnsi="Times New Roman" w:cs="Times New Roman"/>
+                <w:b w:val="0"/>
+                <w:sz w:val="24"/>
+                <w:lang w:val="ru-RU"/>
+              </w:rPr>
+              <w:t>.</w:t>
+            </w:r>
+          </w:p>
+          <w:p>
+            <w:pPr>
+              <w:pStyle w:val="Standard"/>
+              <w:rPr>
+                <w:lang w:val="ru-RU"/>
+              </w:rPr>
+            </w:pPr>
+          </w:p>
+          <w:p>
+            <w:pPr>
+              <w:pStyle w:val="ab"/>
+              <w:numPr>
+                <w:ilvl w:val="0"/>
+                <w:numId w:val="9"/>
+              </w:numPr>
+              <w:tabs>
+                <w:tab w:val="clear" w:pos="709"/>
+                <w:tab w:val="left" w:pos="0"/>
+              </w:tabs>
+              <w:rPr>
+                <w:lang w:val="ru-RU"/>
+              </w:rPr>
+            </w:pPr>
+            <w:r>
+              <w:rPr>
+                <w:lang w:val="ru-RU"/>
+              </w:rPr>
+              <w:t xml:space="preserve">Метод </w:t>
+            </w:r>
+            <w:r>
+              <w:t>check</w:t>
+            </w:r>
+            <w:r>
+              <w:rPr>
+                <w:lang w:val="ru-RU"/>
+              </w:rPr>
+              <w:t>-</w:t>
+            </w:r>
+            <w:r>
+              <w:t>lfs</w:t>
+            </w:r>
+            <w:r>
+              <w:rPr>
+                <w:lang w:val="ru-RU"/>
+              </w:rPr>
+              <w:br/>
+              <w:t>(</w:t>
+            </w:r>
+            <w:hyperlink r:id="rId42">
+              <w:r>
+                <w:rPr>
+                  <w:rStyle w:val="a5"/>
+                  <w:rFonts w:ascii="Times New Roman" w:hAnsi="Times New Roman" w:cs="Times New Roman"/>
+                  <w:lang w:val="ru-RU"/>
+                </w:rPr>
+                <w:t>https://jira.ascon.ru/browse/PLM-28409</w:t>
+              </w:r>
+            </w:hyperlink>
+            <w:r>
+              <w:rPr>
+                <w:lang w:val="ru-RU"/>
+              </w:rPr>
+              <w:t>)</w:t>
+            </w:r>
+          </w:p>
+          <w:p>
+            <w:pPr>
+              <w:pStyle w:val="4"/>
+              <w:jc w:val="left"/>
+              <w:rPr>
+                <w:b w:val="0"/>
+                <w:bCs/>
+                <w:sz w:val="24"/>
+                <w:szCs w:val="28"/>
+                <w:lang w:val="ru-RU"/>
+              </w:rPr>
+            </w:pPr>
+            <w:r>
+              <w:rPr>
+                <w:b w:val="0"/>
+                <w:bCs/>
+                <w:sz w:val="24"/>
+                <w:szCs w:val="28"/>
+                <w:lang w:val="ru-RU"/>
+              </w:rPr>
+              <w:t>Ответственный: Жуков</w:t>
+            </w:r>
+          </w:p>
+          <w:p>
+            <w:pPr>
+              <w:pStyle w:val="4"/>
+              <w:jc w:val="left"/>
+              <w:rPr>
+                <w:rFonts w:ascii="Times New Roman" w:hAnsi="Times New Roman" w:cs="Times New Roman"/>
+                <w:b w:val="0"/>
+                <w:sz w:val="24"/>
+                <w:lang w:val="ru-RU"/>
+              </w:rPr>
+            </w:pPr>
+          </w:p>
+        </w:tc>
+        <w:tc>
+          <w:tcPr>
+            <w:tcW w:w="1819" w:type="dxa"/>
+            <w:tcBorders>
+              <w:left w:val="single" w:sz="4" w:space="0" w:color="000000"/>
+              <w:bottom w:val="single" w:sz="4" w:space="0" w:color="000000"/>
+            </w:tcBorders>
+          </w:tcPr>
+          <w:p>
+            <w:pPr>
+              <w:pStyle w:val="4"/>
+              <w:jc w:val="left"/>
+              <w:rPr>
+                <w:rFonts w:hint="eastAsia"/>
+                <w:lang w:val="ru-RU"/>
+              </w:rPr>
+            </w:pPr>
+            <w:r>
+              <w:rPr>
+                <w:rFonts w:ascii="Times New Roman" w:hAnsi="Times New Roman" w:cs="Times New Roman"/>
+                <w:b w:val="0"/>
+                <w:lang w:val="ru-RU"/>
+              </w:rPr>
+              <w:t>Конечные точки реализованы.</w:t>
+            </w:r>
+          </w:p>
+          <w:p>
+            <w:pPr>
+              <w:pStyle w:val="4"/>
+              <w:jc w:val="left"/>
+              <w:rPr>
+                <w:rFonts w:ascii="Times New Roman" w:hAnsi="Times New Roman" w:cs="Times New Roman"/>
+                <w:b w:val="0"/>
+                <w:lang w:val="ru-RU"/>
+              </w:rPr>
+            </w:pPr>
+            <w:r>
+              <w:rPr>
+                <w:rFonts w:ascii="Times New Roman" w:hAnsi="Times New Roman" w:cs="Times New Roman"/>
+                <w:b w:val="0"/>
+                <w:bCs/>
+              </w:rPr>
+              <w:t>Code</w:t>
+            </w:r>
+            <w:r>
+              <w:rPr>
+                <w:rFonts w:ascii="Times New Roman" w:hAnsi="Times New Roman" w:cs="Times New Roman"/>
+                <w:b w:val="0"/>
+                <w:bCs/>
+                <w:lang w:val="ru-RU"/>
+              </w:rPr>
+              <w:t xml:space="preserve"> </w:t>
+            </w:r>
+            <w:r>
+              <w:rPr>
+                <w:rFonts w:ascii="Times New Roman" w:hAnsi="Times New Roman" w:cs="Times New Roman"/>
+                <w:b w:val="0"/>
+                <w:bCs/>
+              </w:rPr>
+              <w:t>Review</w:t>
+            </w:r>
+            <w:r>
+              <w:rPr>
+                <w:rFonts w:ascii="Times New Roman" w:hAnsi="Times New Roman" w:cs="Times New Roman"/>
+                <w:b w:val="0"/>
+                <w:bCs/>
+                <w:lang w:val="ru-RU"/>
+              </w:rPr>
+              <w:t xml:space="preserve"> пройдено.</w:t>
+            </w:r>
+          </w:p>
+        </w:tc>
+        <w:tc>
+          <w:tcPr>
+            <w:tcW w:w="1300" w:type="dxa"/>
+            <w:tcBorders>
+              <w:left w:val="single" w:sz="4" w:space="0" w:color="000000"/>
+              <w:bottom w:val="single" w:sz="4" w:space="0" w:color="000000"/>
+            </w:tcBorders>
+          </w:tcPr>
+          <w:p>
+            <w:pPr>
+              <w:pStyle w:val="user5"/>
+              <w:widowControl w:val="0"/>
+              <w:spacing w:line="283" w:lineRule="atLeast"/>
+              <w:jc w:val="center"/>
+              <w:rPr>
+                <w:rFonts w:ascii="Times New Roman" w:hAnsi="Times New Roman" w:cs="Times New Roman"/>
+              </w:rPr>
+            </w:pPr>
+            <w:r>
+              <w:rPr>
+                <w:rFonts w:ascii="Times New Roman" w:hAnsi="Times New Roman" w:cs="Times New Roman"/>
+              </w:rPr>
+              <w:t>0</w:t>
+            </w:r>
+            <w:r>
+              <w:rPr>
+                <w:rFonts w:ascii="Times New Roman" w:hAnsi="Times New Roman" w:cs="Times New Roman"/>
+              </w:rPr>
+              <w:t>4</w:t>
+            </w:r>
+            <w:r>
+              <w:rPr>
+                <w:rFonts w:ascii="Times New Roman" w:hAnsi="Times New Roman" w:cs="Times New Roman"/>
+              </w:rPr>
+              <w:t>.06.2026</w:t>
+            </w:r>
+          </w:p>
+        </w:tc>
+        <w:tc>
+          <w:tcPr>
+            <w:tcW w:w="1477" w:type="dxa"/>
+            <w:tcBorders>
+              <w:left w:val="single" w:sz="4" w:space="0" w:color="000000"/>
+              <w:bottom w:val="single" w:sz="4" w:space="0" w:color="000000"/>
+              <w:right w:val="single" w:sz="4" w:space="0" w:color="000000"/>
+            </w:tcBorders>
+            <w:vAlign w:val="center"/>
+          </w:tcPr>
+          <w:p>
+            <w:pPr>
+              <w:pStyle w:val="user5"/>
+              <w:widowControl w:val="0"/>
+              <w:spacing w:line="283" w:lineRule="atLeast"/>
+              <w:jc w:val="center"/>
+              <w:rPr>
+                <w:rFonts w:ascii="Times New Roman" w:hAnsi="Times New Roman" w:cs="Times New Roman"/>
+                <w:color w:val="000000"/>
+                <w:lang w:val="ru-RU"/>
+              </w:rPr>
+            </w:pPr>
+            <w:r>
+              <w:rPr>
+                <w:rFonts w:ascii="Segoe UI Emoji" w:hAnsi="Segoe UI Emoji" w:cs="Segoe UI Emoji"/>
+                <w:color w:val="000000"/>
+              </w:rPr>
+              <w:t>✔️</w:t>
+            </w:r>
+          </w:p>
+        </w:tc>
+      </w:tr>
+      <w:tr>
+        <w:trPr>
+          <w:cantSplit/>
+          <w:trHeight w:val="100"/>
+        </w:trPr>
+        <w:tc>
+          <w:tcPr>
+            <w:tcW w:w="563" w:type="dxa"/>
+            <w:tcBorders>
+              <w:left w:val="single" w:sz="4" w:space="0" w:color="000000"/>
+              <w:bottom w:val="single" w:sz="4" w:space="0" w:color="000000"/>
+            </w:tcBorders>
+          </w:tcPr>
+          <w:p>
+            <w:pPr>
+              <w:pStyle w:val="user5"/>
+              <w:widowControl w:val="0"/>
+              <w:spacing w:line="283" w:lineRule="atLeast"/>
+              <w:jc w:val="center"/>
+              <w:rPr>
+                <w:rFonts w:ascii="Times New Roman" w:hAnsi="Times New Roman" w:cs="Times New Roman"/>
+                <w:color w:val="000000"/>
+              </w:rPr>
+            </w:pPr>
+            <w:r>
+              <w:rPr>
+                <w:rFonts w:ascii="Times New Roman" w:hAnsi="Times New Roman" w:cs="Times New Roman"/>
+                <w:color w:val="000000"/>
+              </w:rPr>
+              <w:t>5.7</w:t>
+            </w:r>
+          </w:p>
+        </w:tc>
+        <w:tc>
+          <w:tcPr>
+            <w:tcW w:w="5386" w:type="dxa"/>
+            <w:tcBorders>
+              <w:left w:val="single" w:sz="4" w:space="0" w:color="000000"/>
+              <w:bottom w:val="single" w:sz="4" w:space="0" w:color="000000"/>
+            </w:tcBorders>
+          </w:tcPr>
+          <w:p>
+            <w:pPr>
+              <w:pStyle w:val="4"/>
+              <w:jc w:val="left"/>
+              <w:rPr>
+                <w:rFonts w:ascii="Times New Roman" w:hAnsi="Times New Roman" w:cs="Times New Roman"/>
+                <w:b w:val="0"/>
+                <w:sz w:val="24"/>
+                <w:lang w:val="ru-RU"/>
+              </w:rPr>
+            </w:pPr>
+            <w:r>
+              <w:rPr>
+                <w:rFonts w:ascii="Times New Roman" w:hAnsi="Times New Roman" w:cs="Times New Roman"/>
+                <w:b w:val="0"/>
+                <w:sz w:val="24"/>
+                <w:lang w:val="ru-RU"/>
+              </w:rPr>
+              <w:t xml:space="preserve">Реализация конечных точек </w:t>
+            </w:r>
+            <w:r>
+              <w:rPr>
+                <w:rFonts w:ascii="Times New Roman" w:hAnsi="Times New Roman" w:cs="Times New Roman"/>
+                <w:b w:val="0"/>
+                <w:sz w:val="24"/>
+              </w:rPr>
+              <w:t>Web</w:t>
+            </w:r>
+            <w:r>
+              <w:rPr>
+                <w:rFonts w:ascii="Times New Roman" w:hAnsi="Times New Roman" w:cs="Times New Roman"/>
+                <w:b w:val="0"/>
+                <w:sz w:val="24"/>
+                <w:lang w:val="ru-RU"/>
+              </w:rPr>
+              <w:t xml:space="preserve"> </w:t>
+            </w:r>
+            <w:r>
+              <w:rPr>
+                <w:rFonts w:ascii="Times New Roman" w:hAnsi="Times New Roman" w:cs="Times New Roman"/>
+                <w:b w:val="0"/>
+                <w:sz w:val="24"/>
+              </w:rPr>
+              <w:t>API</w:t>
+            </w:r>
+            <w:r>
+              <w:rPr>
+                <w:rFonts w:ascii="Times New Roman" w:hAnsi="Times New Roman" w:cs="Times New Roman"/>
+                <w:b w:val="0"/>
+                <w:sz w:val="24"/>
+                <w:lang w:val="ru-RU"/>
+              </w:rPr>
+              <w:t xml:space="preserve">, </w:t>
+            </w:r>
+            <w:r>
+              <w:rPr>
+                <w:rFonts w:ascii="Times New Roman" w:hAnsi="Times New Roman" w:cs="Times New Roman"/>
+                <w:b w:val="0"/>
+                <w:sz w:val="24"/>
+                <w:lang w:val="ru-RU"/>
+              </w:rPr>
+              <w:t xml:space="preserve">согласно пункту </w:t>
+            </w:r>
+            <w:r>
+              <w:rPr>
+                <w:rFonts w:ascii="Times New Roman" w:hAnsi="Times New Roman" w:cs="Times New Roman"/>
+                <w:b w:val="0"/>
+                <w:sz w:val="24"/>
+                <w:lang w:val="ru-RU"/>
+              </w:rPr>
+              <w:t>5</w:t>
+            </w:r>
+            <w:r>
+              <w:rPr>
+                <w:rFonts w:ascii="Times New Roman" w:hAnsi="Times New Roman" w:cs="Times New Roman"/>
+                <w:b w:val="0"/>
+                <w:sz w:val="24"/>
+                <w:lang w:val="ru-RU"/>
+              </w:rPr>
+              <w:t>.</w:t>
+            </w:r>
+            <w:r>
+              <w:rPr>
+                <w:rFonts w:ascii="Times New Roman" w:hAnsi="Times New Roman" w:cs="Times New Roman"/>
+                <w:b w:val="0"/>
+                <w:sz w:val="24"/>
+                <w:lang w:val="ru-RU"/>
+              </w:rPr>
+              <w:t>2</w:t>
+            </w:r>
+            <w:r>
+              <w:rPr>
+                <w:rFonts w:ascii="Times New Roman" w:hAnsi="Times New Roman" w:cs="Times New Roman"/>
+                <w:b w:val="0"/>
+                <w:sz w:val="24"/>
+                <w:lang w:val="ru-RU"/>
+              </w:rPr>
+              <w:t>.</w:t>
+            </w:r>
+          </w:p>
+          <w:p>
+            <w:pPr>
+              <w:pStyle w:val="Standard"/>
+              <w:rPr>
+                <w:lang w:val="ru-RU"/>
+              </w:rPr>
+            </w:pPr>
+          </w:p>
+          <w:p>
+            <w:pPr>
+              <w:pStyle w:val="ab"/>
+              <w:numPr>
+                <w:ilvl w:val="0"/>
+                <w:numId w:val="9"/>
+              </w:numPr>
+              <w:tabs>
+                <w:tab w:val="clear" w:pos="709"/>
+                <w:tab w:val="left" w:pos="0"/>
+              </w:tabs>
+              <w:rPr>
+                <w:lang w:val="ru-RU"/>
+              </w:rPr>
+            </w:pPr>
+            <w:r>
+              <w:rPr>
+                <w:lang w:val="ru-RU"/>
+              </w:rPr>
+              <w:t xml:space="preserve">Метод </w:t>
+            </w:r>
+            <w:r>
+              <w:t>rename</w:t>
+            </w:r>
+            <w:r>
+              <w:rPr>
+                <w:lang w:val="ru-RU"/>
+              </w:rPr>
+              <w:t>-</w:t>
+            </w:r>
+            <w:r>
+              <w:t>file</w:t>
+            </w:r>
+            <w:r>
+              <w:rPr>
+                <w:lang w:val="ru-RU"/>
+              </w:rPr>
+              <w:br/>
+              <w:t>(</w:t>
+            </w:r>
+            <w:hyperlink r:id="rId43">
+              <w:r>
+                <w:rPr>
+                  <w:rStyle w:val="a5"/>
+                  <w:rFonts w:ascii="Times New Roman" w:hAnsi="Times New Roman" w:cs="Times New Roman"/>
+                  <w:lang w:val="ru-RU"/>
+                </w:rPr>
+                <w:t>https://jira.ascon.ru/browse/PLM-28721</w:t>
+              </w:r>
+            </w:hyperlink>
+            <w:r>
+              <w:rPr>
+                <w:lang w:val="ru-RU"/>
+              </w:rPr>
+              <w:t>)</w:t>
+            </w:r>
+          </w:p>
+          <w:p>
+            <w:pPr>
+              <w:pStyle w:val="4"/>
+              <w:jc w:val="left"/>
+              <w:rPr>
+                <w:b w:val="0"/>
+                <w:bCs/>
+                <w:sz w:val="24"/>
+                <w:szCs w:val="28"/>
+                <w:lang w:val="ru-RU"/>
+              </w:rPr>
+            </w:pPr>
+            <w:r>
+              <w:rPr>
+                <w:b w:val="0"/>
+                <w:bCs/>
+                <w:sz w:val="24"/>
+                <w:szCs w:val="28"/>
+                <w:lang w:val="ru-RU"/>
+              </w:rPr>
+              <w:t>Ответственный: Жуков</w:t>
+            </w:r>
+          </w:p>
+          <w:p>
+            <w:pPr>
+              <w:pStyle w:val="4"/>
+              <w:jc w:val="left"/>
+              <w:rPr>
+                <w:rFonts w:ascii="Times New Roman" w:hAnsi="Times New Roman" w:cs="Times New Roman"/>
+                <w:b w:val="0"/>
+                <w:sz w:val="24"/>
+                <w:lang w:val="ru-RU"/>
+              </w:rPr>
+            </w:pPr>
+          </w:p>
+        </w:tc>
+        <w:tc>
+          <w:tcPr>
+            <w:tcW w:w="1819" w:type="dxa"/>
+            <w:tcBorders>
+              <w:left w:val="single" w:sz="4" w:space="0" w:color="000000"/>
+              <w:bottom w:val="single" w:sz="4" w:space="0" w:color="000000"/>
+            </w:tcBorders>
+          </w:tcPr>
+          <w:p>
+            <w:pPr>
+              <w:pStyle w:val="4"/>
+              <w:jc w:val="left"/>
+              <w:rPr>
+                <w:rFonts w:hint="eastAsia"/>
+                <w:lang w:val="ru-RU"/>
+              </w:rPr>
+            </w:pPr>
+            <w:r>
+              <w:rPr>
+                <w:rFonts w:ascii="Times New Roman" w:hAnsi="Times New Roman" w:cs="Times New Roman"/>
+                <w:b w:val="0"/>
+                <w:lang w:val="ru-RU"/>
+              </w:rPr>
+              <w:t>Конечные точки реализованы.</w:t>
+            </w:r>
+          </w:p>
+          <w:p>
+            <w:pPr>
+              <w:pStyle w:val="4"/>
+              <w:jc w:val="left"/>
+              <w:rPr>
+                <w:rFonts w:ascii="Times New Roman" w:hAnsi="Times New Roman" w:cs="Times New Roman"/>
+                <w:b w:val="0"/>
+                <w:lang w:val="ru-RU"/>
+              </w:rPr>
+            </w:pPr>
+            <w:r>
+              <w:rPr>
+                <w:rFonts w:ascii="Times New Roman" w:hAnsi="Times New Roman" w:cs="Times New Roman"/>
+                <w:b w:val="0"/>
+                <w:bCs/>
+              </w:rPr>
+              <w:t>Code</w:t>
+            </w:r>
+            <w:r>
+              <w:rPr>
+                <w:rFonts w:ascii="Times New Roman" w:hAnsi="Times New Roman" w:cs="Times New Roman"/>
+                <w:b w:val="0"/>
+                <w:bCs/>
+                <w:lang w:val="ru-RU"/>
+              </w:rPr>
+              <w:t xml:space="preserve"> </w:t>
+            </w:r>
+            <w:r>
+              <w:rPr>
+                <w:rFonts w:ascii="Times New Roman" w:hAnsi="Times New Roman" w:cs="Times New Roman"/>
+                <w:b w:val="0"/>
+                <w:bCs/>
+              </w:rPr>
+              <w:t>Review</w:t>
+            </w:r>
+            <w:r>
+              <w:rPr>
+                <w:rFonts w:ascii="Times New Roman" w:hAnsi="Times New Roman" w:cs="Times New Roman"/>
+                <w:b w:val="0"/>
+                <w:bCs/>
+                <w:lang w:val="ru-RU"/>
+              </w:rPr>
+              <w:t xml:space="preserve"> пройдено.</w:t>
+            </w:r>
+          </w:p>
+        </w:tc>
+        <w:tc>
+          <w:tcPr>
+            <w:tcW w:w="1300" w:type="dxa"/>
+            <w:tcBorders>
+              <w:left w:val="single" w:sz="4" w:space="0" w:color="000000"/>
+              <w:bottom w:val="single" w:sz="4" w:space="0" w:color="000000"/>
+            </w:tcBorders>
+          </w:tcPr>
+          <w:p>
+            <w:pPr>
+              <w:pStyle w:val="user5"/>
+              <w:widowControl w:val="0"/>
+              <w:spacing w:line="283" w:lineRule="atLeast"/>
+              <w:jc w:val="center"/>
+              <w:rPr>
+                <w:rFonts w:ascii="Times New Roman" w:hAnsi="Times New Roman" w:cs="Times New Roman"/>
+              </w:rPr>
+            </w:pPr>
+            <w:r>
+              <w:rPr>
+                <w:rFonts w:ascii="Times New Roman" w:hAnsi="Times New Roman" w:cs="Times New Roman"/>
+              </w:rPr>
+              <w:t>0</w:t>
+            </w:r>
+            <w:r>
+              <w:rPr>
+                <w:rFonts w:ascii="Times New Roman" w:hAnsi="Times New Roman" w:cs="Times New Roman"/>
+              </w:rPr>
+              <w:t>5</w:t>
+            </w:r>
+            <w:r>
+              <w:rPr>
+                <w:rFonts w:ascii="Times New Roman" w:hAnsi="Times New Roman" w:cs="Times New Roman"/>
+              </w:rPr>
+              <w:t>.06.2026</w:t>
+            </w:r>
+          </w:p>
+        </w:tc>
+        <w:tc>
+          <w:tcPr>
+            <w:tcW w:w="1477" w:type="dxa"/>
+            <w:tcBorders>
+              <w:left w:val="single" w:sz="4" w:space="0" w:color="000000"/>
+              <w:bottom w:val="single" w:sz="4" w:space="0" w:color="000000"/>
+              <w:right w:val="single" w:sz="4" w:space="0" w:color="000000"/>
+            </w:tcBorders>
+            <w:vAlign w:val="center"/>
+          </w:tcPr>
+          <w:p>
+            <w:pPr>
+              <w:pStyle w:val="user5"/>
+              <w:widowControl w:val="0"/>
+              <w:spacing w:line="283" w:lineRule="atLeast"/>
+              <w:jc w:val="center"/>
+              <w:rPr>
+                <w:rFonts w:ascii="Times New Roman" w:hAnsi="Times New Roman" w:cs="Times New Roman"/>
+                <w:color w:val="000000"/>
+                <w:lang w:val="ru-RU"/>
+              </w:rPr>
+            </w:pPr>
+            <w:r>
+              <w:rPr>
+                <w:rFonts w:ascii="Segoe UI Emoji" w:hAnsi="Segoe UI Emoji" w:cs="Segoe UI Emoji"/>
+                <w:color w:val="000000"/>
+              </w:rPr>
+              <w:t>✔️</w:t>
+            </w:r>
+          </w:p>
+        </w:tc>
+      </w:tr>
+      <w:tr>
+        <w:trPr>
+          <w:cantSplit/>
+          <w:trHeight w:val="100"/>
+        </w:trPr>
+        <w:tc>
+          <w:tcPr>
+            <w:tcW w:w="563" w:type="dxa"/>
+            <w:tcBorders>
+              <w:left w:val="single" w:sz="4" w:space="0" w:color="000000"/>
+              <w:bottom w:val="single" w:sz="4" w:space="0" w:color="000000"/>
+            </w:tcBorders>
+          </w:tcPr>
+          <w:p>
+            <w:pPr>
+              <w:pStyle w:val="user5"/>
+              <w:widowControl w:val="0"/>
+              <w:spacing w:line="283" w:lineRule="atLeast"/>
+              <w:jc w:val="center"/>
+              <w:rPr>
+                <w:rFonts w:ascii="Times New Roman" w:hAnsi="Times New Roman" w:cs="Times New Roman"/>
+                <w:color w:val="000000"/>
+              </w:rPr>
+            </w:pPr>
+            <w:r>
+              <w:rPr>
+                <w:rFonts w:ascii="Times New Roman" w:hAnsi="Times New Roman" w:cs="Times New Roman"/>
+                <w:color w:val="000000"/>
+              </w:rPr>
+              <w:t>5.8</w:t>
+            </w:r>
+          </w:p>
+        </w:tc>
+        <w:tc>
+          <w:tcPr>
+            <w:tcW w:w="5386" w:type="dxa"/>
+            <w:tcBorders>
+              <w:left w:val="single" w:sz="4" w:space="0" w:color="000000"/>
+              <w:bottom w:val="single" w:sz="4" w:space="0" w:color="000000"/>
+            </w:tcBorders>
+          </w:tcPr>
+          <w:p>
+            <w:pPr>
+              <w:pStyle w:val="4"/>
+              <w:jc w:val="left"/>
+              <w:rPr>
+                <w:rFonts w:ascii="Times New Roman" w:hAnsi="Times New Roman" w:cs="Times New Roman"/>
+                <w:b w:val="0"/>
+                <w:sz w:val="24"/>
+                <w:lang w:val="ru-RU"/>
+              </w:rPr>
+            </w:pPr>
+            <w:r>
+              <w:rPr>
+                <w:rFonts w:ascii="Times New Roman" w:hAnsi="Times New Roman" w:cs="Times New Roman"/>
+                <w:b w:val="0"/>
+                <w:sz w:val="24"/>
+                <w:lang w:val="ru-RU"/>
+              </w:rPr>
+              <w:t xml:space="preserve">Реализация конечных точек </w:t>
+            </w:r>
+            <w:r>
+              <w:rPr>
+                <w:rFonts w:ascii="Times New Roman" w:hAnsi="Times New Roman" w:cs="Times New Roman"/>
+                <w:b w:val="0"/>
+                <w:sz w:val="24"/>
+              </w:rPr>
+              <w:t>Web</w:t>
+            </w:r>
+            <w:r>
+              <w:rPr>
+                <w:rFonts w:ascii="Times New Roman" w:hAnsi="Times New Roman" w:cs="Times New Roman"/>
+                <w:b w:val="0"/>
+                <w:sz w:val="24"/>
+                <w:lang w:val="ru-RU"/>
+              </w:rPr>
+              <w:t xml:space="preserve"> </w:t>
+            </w:r>
+            <w:r>
+              <w:rPr>
+                <w:rFonts w:ascii="Times New Roman" w:hAnsi="Times New Roman" w:cs="Times New Roman"/>
+                <w:b w:val="0"/>
+                <w:sz w:val="24"/>
+              </w:rPr>
+              <w:t>API</w:t>
+            </w:r>
+            <w:r>
+              <w:rPr>
+                <w:rFonts w:ascii="Times New Roman" w:hAnsi="Times New Roman" w:cs="Times New Roman"/>
+                <w:b w:val="0"/>
+                <w:sz w:val="24"/>
+                <w:lang w:val="ru-RU"/>
+              </w:rPr>
+              <w:t xml:space="preserve">, </w:t>
+            </w:r>
+            <w:r>
+              <w:rPr>
+                <w:rFonts w:ascii="Times New Roman" w:hAnsi="Times New Roman" w:cs="Times New Roman"/>
+                <w:b w:val="0"/>
+                <w:sz w:val="24"/>
+                <w:lang w:val="ru-RU"/>
+              </w:rPr>
+              <w:t xml:space="preserve">согласно пункту </w:t>
+            </w:r>
+            <w:r>
+              <w:rPr>
+                <w:rFonts w:ascii="Times New Roman" w:hAnsi="Times New Roman" w:cs="Times New Roman"/>
+                <w:b w:val="0"/>
+                <w:sz w:val="24"/>
+                <w:lang w:val="ru-RU"/>
+              </w:rPr>
+              <w:t>5</w:t>
+            </w:r>
+            <w:r>
+              <w:rPr>
+                <w:rFonts w:ascii="Times New Roman" w:hAnsi="Times New Roman" w:cs="Times New Roman"/>
+                <w:b w:val="0"/>
+                <w:sz w:val="24"/>
+                <w:lang w:val="ru-RU"/>
+              </w:rPr>
+              <w:t>.</w:t>
+            </w:r>
+            <w:r>
+              <w:rPr>
+                <w:rFonts w:ascii="Times New Roman" w:hAnsi="Times New Roman" w:cs="Times New Roman"/>
+                <w:b w:val="0"/>
+                <w:sz w:val="24"/>
+                <w:lang w:val="ru-RU"/>
+              </w:rPr>
+              <w:t>2</w:t>
+            </w:r>
+            <w:r>
+              <w:rPr>
+                <w:rFonts w:ascii="Times New Roman" w:hAnsi="Times New Roman" w:cs="Times New Roman"/>
+                <w:b w:val="0"/>
+                <w:sz w:val="24"/>
+                <w:lang w:val="ru-RU"/>
+              </w:rPr>
+              <w:t>.</w:t>
+            </w:r>
+          </w:p>
+          <w:p>
+            <w:pPr>
+              <w:pStyle w:val="Standard"/>
+              <w:rPr>
+                <w:lang w:val="ru-RU"/>
+              </w:rPr>
+            </w:pPr>
+          </w:p>
+          <w:p>
+            <w:pPr>
+              <w:pStyle w:val="ab"/>
+              <w:numPr>
+                <w:ilvl w:val="0"/>
+                <w:numId w:val="9"/>
+              </w:numPr>
+              <w:tabs>
+                <w:tab w:val="clear" w:pos="709"/>
+                <w:tab w:val="left" w:pos="0"/>
+              </w:tabs>
+              <w:rPr>
+                <w:lang w:val="ru-RU"/>
+              </w:rPr>
+            </w:pPr>
+            <w:r>
+              <w:rPr>
+                <w:lang w:val="ru-RU"/>
+              </w:rPr>
+              <w:t xml:space="preserve">Метод </w:t>
+            </w:r>
+            <w:r>
+              <w:t>delete</w:t>
+            </w:r>
+            <w:r>
+              <w:rPr>
+                <w:lang w:val="ru-RU"/>
+              </w:rPr>
+              <w:t>-</w:t>
+            </w:r>
+            <w:r>
+              <w:t>file</w:t>
+            </w:r>
+            <w:r>
+              <w:rPr>
+                <w:lang w:val="ru-RU"/>
+              </w:rPr>
+              <w:br/>
+              <w:t>(</w:t>
+            </w:r>
+            <w:hyperlink r:id="rId44">
+              <w:r>
+                <w:rPr>
+                  <w:rStyle w:val="a5"/>
+                  <w:rFonts w:ascii="Times New Roman" w:hAnsi="Times New Roman" w:cs="Times New Roman"/>
+                  <w:lang w:val="ru-RU"/>
+                </w:rPr>
+                <w:t>https://jira.ascon.ru/browse/PLM-28724</w:t>
+              </w:r>
+            </w:hyperlink>
+            <w:r>
+              <w:rPr>
+                <w:lang w:val="ru-RU"/>
+              </w:rPr>
+              <w:t>)</w:t>
+            </w:r>
+          </w:p>
+          <w:p>
+            <w:pPr>
+              <w:pStyle w:val="4"/>
+              <w:jc w:val="left"/>
+              <w:rPr>
+                <w:b w:val="0"/>
+                <w:bCs/>
+                <w:sz w:val="24"/>
+                <w:szCs w:val="28"/>
+                <w:lang w:val="ru-RU"/>
+              </w:rPr>
+            </w:pPr>
+            <w:r>
+              <w:rPr>
+                <w:b w:val="0"/>
+                <w:bCs/>
+                <w:sz w:val="24"/>
+                <w:szCs w:val="28"/>
+                <w:lang w:val="ru-RU"/>
+              </w:rPr>
+              <w:t>Ответственный: Жуков</w:t>
+            </w:r>
+          </w:p>
+          <w:p>
+            <w:pPr>
+              <w:pStyle w:val="4"/>
+              <w:jc w:val="left"/>
+              <w:rPr>
+                <w:rFonts w:ascii="Times New Roman" w:hAnsi="Times New Roman" w:cs="Times New Roman"/>
+                <w:b w:val="0"/>
+                <w:sz w:val="24"/>
+                <w:lang w:val="ru-RU"/>
+              </w:rPr>
+            </w:pPr>
+          </w:p>
+        </w:tc>
+        <w:tc>
+          <w:tcPr>
+            <w:tcW w:w="1819" w:type="dxa"/>
+            <w:tcBorders>
+              <w:left w:val="single" w:sz="4" w:space="0" w:color="000000"/>
+              <w:bottom w:val="single" w:sz="4" w:space="0" w:color="000000"/>
+            </w:tcBorders>
+          </w:tcPr>
+          <w:p>
+            <w:pPr>
+              <w:pStyle w:val="4"/>
+              <w:jc w:val="left"/>
+              <w:rPr>
+                <w:rFonts w:hint="eastAsia"/>
+                <w:lang w:val="ru-RU"/>
+              </w:rPr>
+            </w:pPr>
+            <w:r>
+              <w:rPr>
+                <w:rFonts w:ascii="Times New Roman" w:hAnsi="Times New Roman" w:cs="Times New Roman"/>
+                <w:b w:val="0"/>
+                <w:lang w:val="ru-RU"/>
+              </w:rPr>
+              <w:t>Конечные точки реализованы.</w:t>
+            </w:r>
+          </w:p>
+          <w:p>
+            <w:pPr>
+              <w:pStyle w:val="4"/>
+              <w:jc w:val="left"/>
+              <w:rPr>
+                <w:rFonts w:ascii="Times New Roman" w:hAnsi="Times New Roman" w:cs="Times New Roman"/>
+                <w:b w:val="0"/>
+                <w:lang w:val="ru-RU"/>
+              </w:rPr>
+            </w:pPr>
+            <w:r>
+              <w:rPr>
+                <w:rFonts w:ascii="Times New Roman" w:hAnsi="Times New Roman" w:cs="Times New Roman"/>
+                <w:b w:val="0"/>
+                <w:bCs/>
+              </w:rPr>
+              <w:t>Code</w:t>
+            </w:r>
+            <w:r>
+              <w:rPr>
+                <w:rFonts w:ascii="Times New Roman" w:hAnsi="Times New Roman" w:cs="Times New Roman"/>
+                <w:b w:val="0"/>
+                <w:bCs/>
+                <w:lang w:val="ru-RU"/>
+              </w:rPr>
+              <w:t xml:space="preserve"> </w:t>
+            </w:r>
+            <w:r>
+              <w:rPr>
+                <w:rFonts w:ascii="Times New Roman" w:hAnsi="Times New Roman" w:cs="Times New Roman"/>
+                <w:b w:val="0"/>
+                <w:bCs/>
+              </w:rPr>
+              <w:t>Review</w:t>
+            </w:r>
+            <w:r>
+              <w:rPr>
+                <w:rFonts w:ascii="Times New Roman" w:hAnsi="Times New Roman" w:cs="Times New Roman"/>
+                <w:b w:val="0"/>
+                <w:bCs/>
+                <w:lang w:val="ru-RU"/>
+              </w:rPr>
+              <w:t xml:space="preserve"> пройдено.</w:t>
+            </w:r>
+          </w:p>
+        </w:tc>
+        <w:tc>
+          <w:tcPr>
+            <w:tcW w:w="1300" w:type="dxa"/>
+            <w:tcBorders>
+              <w:left w:val="single" w:sz="4" w:space="0" w:color="000000"/>
+              <w:bottom w:val="single" w:sz="4" w:space="0" w:color="000000"/>
+            </w:tcBorders>
+          </w:tcPr>
+          <w:p>
+            <w:pPr>
+              <w:pStyle w:val="user5"/>
+              <w:widowControl w:val="0"/>
+              <w:spacing w:line="283" w:lineRule="atLeast"/>
+              <w:jc w:val="center"/>
+              <w:rPr>
+                <w:rFonts w:ascii="Times New Roman" w:hAnsi="Times New Roman" w:cs="Times New Roman"/>
+              </w:rPr>
+            </w:pPr>
+            <w:r>
+              <w:rPr>
+                <w:rFonts w:ascii="Times New Roman" w:hAnsi="Times New Roman" w:cs="Times New Roman"/>
+              </w:rPr>
+              <w:t>0</w:t>
+            </w:r>
+            <w:r>
+              <w:rPr>
+                <w:rFonts w:ascii="Times New Roman" w:hAnsi="Times New Roman" w:cs="Times New Roman"/>
+              </w:rPr>
+              <w:t>8</w:t>
+            </w:r>
+            <w:r>
+              <w:rPr>
+                <w:rFonts w:ascii="Times New Roman" w:hAnsi="Times New Roman" w:cs="Times New Roman"/>
+              </w:rPr>
+              <w:t>.06.2026</w:t>
+            </w:r>
+          </w:p>
+        </w:tc>
+        <w:tc>
+          <w:tcPr>
+            <w:tcW w:w="1477" w:type="dxa"/>
+            <w:tcBorders>
+              <w:left w:val="single" w:sz="4" w:space="0" w:color="000000"/>
+              <w:bottom w:val="single" w:sz="4" w:space="0" w:color="000000"/>
+              <w:right w:val="single" w:sz="4" w:space="0" w:color="000000"/>
+            </w:tcBorders>
+            <w:vAlign w:val="center"/>
+          </w:tcPr>
+          <w:p>
+            <w:pPr>
+              <w:pStyle w:val="user5"/>
+              <w:widowControl w:val="0"/>
+              <w:spacing w:line="283" w:lineRule="atLeast"/>
+              <w:jc w:val="center"/>
+              <w:rPr>
+                <w:rFonts w:ascii="Times New Roman" w:hAnsi="Times New Roman" w:cs="Times New Roman"/>
+                <w:color w:val="000000"/>
+                <w:lang w:val="ru-RU"/>
+              </w:rPr>
+            </w:pPr>
+            <w:r>
+              <w:rPr>
+                <w:rFonts w:ascii="Segoe UI Emoji" w:hAnsi="Segoe UI Emoji" w:cs="Segoe UI Emoji"/>
+                <w:color w:val="000000"/>
+              </w:rPr>
+              <w:t>✔️</w:t>
+            </w:r>
+          </w:p>
+        </w:tc>
+      </w:tr>
+      <w:tr>
+        <w:trPr>
+          <w:cantSplit/>
+          <w:trHeight w:val="100"/>
+        </w:trPr>
+        <w:tc>
+          <w:tcPr>
+            <w:tcW w:w="563" w:type="dxa"/>
+            <w:tcBorders>
+              <w:left w:val="single" w:sz="4" w:space="0" w:color="000000"/>
+              <w:bottom w:val="single" w:sz="4" w:space="0" w:color="000000"/>
+            </w:tcBorders>
+          </w:tcPr>
+          <w:p>
+            <w:pPr>
+              <w:pStyle w:val="user5"/>
+              <w:widowControl w:val="0"/>
+              <w:spacing w:line="283" w:lineRule="atLeast"/>
+              <w:jc w:val="center"/>
+              <w:rPr>
+                <w:rFonts w:ascii="Times New Roman" w:hAnsi="Times New Roman" w:cs="Times New Roman"/>
+                <w:color w:val="000000"/>
+              </w:rPr>
+            </w:pPr>
+            <w:r>
+              <w:rPr>
+                <w:rFonts w:ascii="Times New Roman" w:hAnsi="Times New Roman" w:cs="Times New Roman"/>
+                <w:color w:val="000000"/>
+              </w:rPr>
+              <w:lastRenderedPageBreak/>
+              <w:t>5.9</w:t>
+            </w:r>
+          </w:p>
+        </w:tc>
+        <w:tc>
+          <w:tcPr>
+            <w:tcW w:w="5386" w:type="dxa"/>
+            <w:tcBorders>
+              <w:left w:val="single" w:sz="4" w:space="0" w:color="000000"/>
+              <w:bottom w:val="single" w:sz="4" w:space="0" w:color="000000"/>
+            </w:tcBorders>
+          </w:tcPr>
+          <w:p>
+            <w:pPr>
+              <w:pStyle w:val="4"/>
+              <w:jc w:val="left"/>
+              <w:rPr>
+                <w:rFonts w:ascii="Times New Roman" w:hAnsi="Times New Roman" w:cs="Times New Roman"/>
+                <w:b w:val="0"/>
+                <w:sz w:val="24"/>
+                <w:lang w:val="ru-RU"/>
+              </w:rPr>
+            </w:pPr>
+            <w:r>
+              <w:rPr>
+                <w:rFonts w:ascii="Times New Roman" w:hAnsi="Times New Roman" w:cs="Times New Roman"/>
+                <w:b w:val="0"/>
+                <w:sz w:val="24"/>
+                <w:lang w:val="ru-RU"/>
+              </w:rPr>
+              <w:t xml:space="preserve">Реализация конечных точек </w:t>
+            </w:r>
+            <w:r>
+              <w:rPr>
+                <w:rFonts w:ascii="Times New Roman" w:hAnsi="Times New Roman" w:cs="Times New Roman"/>
+                <w:b w:val="0"/>
+                <w:sz w:val="24"/>
+              </w:rPr>
+              <w:t>Web</w:t>
+            </w:r>
+            <w:r>
+              <w:rPr>
+                <w:rFonts w:ascii="Times New Roman" w:hAnsi="Times New Roman" w:cs="Times New Roman"/>
+                <w:b w:val="0"/>
+                <w:sz w:val="24"/>
+                <w:lang w:val="ru-RU"/>
+              </w:rPr>
+              <w:t xml:space="preserve"> </w:t>
+            </w:r>
+            <w:r>
+              <w:rPr>
+                <w:rFonts w:ascii="Times New Roman" w:hAnsi="Times New Roman" w:cs="Times New Roman"/>
+                <w:b w:val="0"/>
+                <w:sz w:val="24"/>
+              </w:rPr>
+              <w:t>API</w:t>
+            </w:r>
+            <w:r>
+              <w:rPr>
+                <w:rFonts w:ascii="Times New Roman" w:hAnsi="Times New Roman" w:cs="Times New Roman"/>
+                <w:b w:val="0"/>
+                <w:sz w:val="24"/>
+                <w:lang w:val="ru-RU"/>
+              </w:rPr>
+              <w:t xml:space="preserve">, </w:t>
+            </w:r>
+            <w:r>
+              <w:rPr>
+                <w:rFonts w:ascii="Times New Roman" w:hAnsi="Times New Roman" w:cs="Times New Roman"/>
+                <w:b w:val="0"/>
+                <w:sz w:val="24"/>
+                <w:lang w:val="ru-RU"/>
+              </w:rPr>
+              <w:t xml:space="preserve">согласно пункту </w:t>
+            </w:r>
+            <w:r>
+              <w:rPr>
+                <w:rFonts w:ascii="Times New Roman" w:hAnsi="Times New Roman" w:cs="Times New Roman"/>
+                <w:b w:val="0"/>
+                <w:sz w:val="24"/>
+                <w:lang w:val="ru-RU"/>
+              </w:rPr>
+              <w:t>5</w:t>
+            </w:r>
+            <w:r>
+              <w:rPr>
+                <w:rFonts w:ascii="Times New Roman" w:hAnsi="Times New Roman" w:cs="Times New Roman"/>
+                <w:b w:val="0"/>
+                <w:sz w:val="24"/>
+                <w:lang w:val="ru-RU"/>
+              </w:rPr>
+              <w:t>.</w:t>
+            </w:r>
+            <w:r>
+              <w:rPr>
+                <w:rFonts w:ascii="Times New Roman" w:hAnsi="Times New Roman" w:cs="Times New Roman"/>
+                <w:b w:val="0"/>
+                <w:sz w:val="24"/>
+                <w:lang w:val="ru-RU"/>
+              </w:rPr>
+              <w:t>2</w:t>
+            </w:r>
+            <w:r>
+              <w:rPr>
+                <w:rFonts w:ascii="Times New Roman" w:hAnsi="Times New Roman" w:cs="Times New Roman"/>
+                <w:b w:val="0"/>
+                <w:sz w:val="24"/>
+                <w:lang w:val="ru-RU"/>
+              </w:rPr>
+              <w:t>.</w:t>
+            </w:r>
+          </w:p>
+          <w:p>
+            <w:pPr>
+              <w:pStyle w:val="Standard"/>
+              <w:rPr>
+                <w:lang w:val="ru-RU"/>
+              </w:rPr>
+            </w:pPr>
+          </w:p>
+          <w:p>
+            <w:pPr>
+              <w:pStyle w:val="ab"/>
+              <w:numPr>
+                <w:ilvl w:val="0"/>
+                <w:numId w:val="9"/>
+              </w:numPr>
+              <w:tabs>
+                <w:tab w:val="clear" w:pos="709"/>
+                <w:tab w:val="left" w:pos="0"/>
+              </w:tabs>
+              <w:rPr>
+                <w:lang w:val="ru-RU"/>
+              </w:rPr>
+            </w:pPr>
+            <w:r>
+              <w:rPr>
+                <w:lang w:val="ru-RU"/>
+              </w:rPr>
+              <w:t xml:space="preserve">Метод </w:t>
+            </w:r>
+            <w:r>
+              <w:t>open</w:t>
+            </w:r>
+            <w:r>
+              <w:rPr>
+                <w:lang w:val="ru-RU"/>
+              </w:rPr>
+              <w:t>-</w:t>
+            </w:r>
+            <w:r>
+              <w:t>files</w:t>
+            </w:r>
+            <w:r>
+              <w:rPr>
+                <w:lang w:val="ru-RU"/>
+              </w:rPr>
+              <w:t>-</w:t>
+            </w:r>
+            <w:r>
+              <w:t>dir</w:t>
+            </w:r>
+            <w:r>
+              <w:rPr>
+                <w:lang w:val="ru-RU"/>
+              </w:rPr>
+              <w:br/>
+              <w:t>(</w:t>
+            </w:r>
+            <w:hyperlink r:id="rId45">
+              <w:r>
+                <w:rPr>
+                  <w:rStyle w:val="a5"/>
+                  <w:rFonts w:ascii="Times New Roman" w:hAnsi="Times New Roman" w:cs="Times New Roman"/>
+                  <w:lang w:val="ru-RU"/>
+                </w:rPr>
+                <w:t>https://jira.ascon.ru/browse/PLM-28725</w:t>
+              </w:r>
+            </w:hyperlink>
+            <w:r>
+              <w:rPr>
+                <w:lang w:val="ru-RU"/>
+              </w:rPr>
+              <w:t>)</w:t>
+            </w:r>
+          </w:p>
+          <w:p>
+            <w:pPr>
+              <w:pStyle w:val="4"/>
+              <w:jc w:val="left"/>
+              <w:rPr>
+                <w:b w:val="0"/>
+                <w:bCs/>
+                <w:sz w:val="24"/>
+                <w:szCs w:val="28"/>
+                <w:lang w:val="ru-RU"/>
+              </w:rPr>
+            </w:pPr>
+            <w:r>
+              <w:rPr>
+                <w:b w:val="0"/>
+                <w:bCs/>
+                <w:sz w:val="24"/>
+                <w:szCs w:val="28"/>
+                <w:lang w:val="ru-RU"/>
+              </w:rPr>
+              <w:t>Ответственный: Жуков</w:t>
+            </w:r>
+          </w:p>
+          <w:p>
+            <w:pPr>
+              <w:pStyle w:val="4"/>
+              <w:jc w:val="left"/>
+              <w:rPr>
+                <w:rFonts w:ascii="Times New Roman" w:hAnsi="Times New Roman" w:cs="Times New Roman"/>
+                <w:b w:val="0"/>
+                <w:sz w:val="24"/>
+                <w:lang w:val="ru-RU"/>
+              </w:rPr>
+            </w:pPr>
+          </w:p>
+        </w:tc>
+        <w:tc>
+          <w:tcPr>
+            <w:tcW w:w="1819" w:type="dxa"/>
+            <w:tcBorders>
+              <w:left w:val="single" w:sz="4" w:space="0" w:color="000000"/>
+              <w:bottom w:val="single" w:sz="4" w:space="0" w:color="000000"/>
+            </w:tcBorders>
+          </w:tcPr>
+          <w:p>
+            <w:pPr>
+              <w:pStyle w:val="4"/>
+              <w:jc w:val="left"/>
+              <w:rPr>
+                <w:rFonts w:hint="eastAsia"/>
+                <w:lang w:val="ru-RU"/>
+              </w:rPr>
+            </w:pPr>
+            <w:r>
+              <w:rPr>
+                <w:rFonts w:ascii="Times New Roman" w:hAnsi="Times New Roman" w:cs="Times New Roman"/>
+                <w:b w:val="0"/>
+                <w:lang w:val="ru-RU"/>
+              </w:rPr>
+              <w:t>Конечные точки реализованы.</w:t>
+            </w:r>
+          </w:p>
+          <w:p>
+            <w:pPr>
+              <w:pStyle w:val="4"/>
+              <w:jc w:val="left"/>
+              <w:rPr>
+                <w:rFonts w:ascii="Times New Roman" w:hAnsi="Times New Roman" w:cs="Times New Roman"/>
+                <w:b w:val="0"/>
+                <w:lang w:val="ru-RU"/>
+              </w:rPr>
+            </w:pPr>
+            <w:r>
+              <w:rPr>
+                <w:rFonts w:ascii="Times New Roman" w:hAnsi="Times New Roman" w:cs="Times New Roman"/>
+                <w:b w:val="0"/>
+                <w:bCs/>
+              </w:rPr>
+              <w:t>Code</w:t>
+            </w:r>
+            <w:r>
+              <w:rPr>
+                <w:rFonts w:ascii="Times New Roman" w:hAnsi="Times New Roman" w:cs="Times New Roman"/>
+                <w:b w:val="0"/>
+                <w:bCs/>
+                <w:lang w:val="ru-RU"/>
+              </w:rPr>
+              <w:t xml:space="preserve"> </w:t>
+            </w:r>
+            <w:r>
+              <w:rPr>
+                <w:rFonts w:ascii="Times New Roman" w:hAnsi="Times New Roman" w:cs="Times New Roman"/>
+                <w:b w:val="0"/>
+                <w:bCs/>
+              </w:rPr>
+              <w:t>Review</w:t>
+            </w:r>
+            <w:r>
+              <w:rPr>
+                <w:rFonts w:ascii="Times New Roman" w:hAnsi="Times New Roman" w:cs="Times New Roman"/>
+                <w:b w:val="0"/>
+                <w:bCs/>
+                <w:lang w:val="ru-RU"/>
+              </w:rPr>
+              <w:t xml:space="preserve"> пройдено.</w:t>
+            </w:r>
+          </w:p>
+        </w:tc>
+        <w:tc>
+          <w:tcPr>
+            <w:tcW w:w="1300" w:type="dxa"/>
+            <w:tcBorders>
+              <w:left w:val="single" w:sz="4" w:space="0" w:color="000000"/>
+              <w:bottom w:val="single" w:sz="4" w:space="0" w:color="000000"/>
+            </w:tcBorders>
+          </w:tcPr>
+          <w:p>
+            <w:pPr>
+              <w:pStyle w:val="user5"/>
+              <w:widowControl w:val="0"/>
+              <w:spacing w:line="283" w:lineRule="atLeast"/>
+              <w:jc w:val="center"/>
+              <w:rPr>
+                <w:rFonts w:ascii="Times New Roman" w:hAnsi="Times New Roman" w:cs="Times New Roman"/>
+              </w:rPr>
+            </w:pPr>
+            <w:r>
+              <w:rPr>
+                <w:rFonts w:ascii="Times New Roman" w:hAnsi="Times New Roman" w:cs="Times New Roman"/>
+              </w:rPr>
+              <w:t>09.06.2026</w:t>
+            </w:r>
+          </w:p>
+        </w:tc>
+        <w:tc>
+          <w:tcPr>
+            <w:tcW w:w="1477" w:type="dxa"/>
+            <w:tcBorders>
+              <w:left w:val="single" w:sz="4" w:space="0" w:color="000000"/>
+              <w:bottom w:val="single" w:sz="4" w:space="0" w:color="000000"/>
+              <w:right w:val="single" w:sz="4" w:space="0" w:color="000000"/>
+            </w:tcBorders>
+            <w:vAlign w:val="center"/>
+          </w:tcPr>
+          <w:p>
+            <w:pPr>
+              <w:pStyle w:val="user5"/>
+              <w:widowControl w:val="0"/>
+              <w:spacing w:line="283" w:lineRule="atLeast"/>
+              <w:jc w:val="center"/>
+              <w:rPr>
+                <w:rFonts w:ascii="Times New Roman" w:hAnsi="Times New Roman" w:cs="Times New Roman"/>
+                <w:color w:val="000000"/>
+                <w:lang w:val="ru-RU"/>
+              </w:rPr>
+            </w:pPr>
+            <w:r>
+              <w:rPr>
+                <w:rFonts w:ascii="Segoe UI Emoji" w:hAnsi="Segoe UI Emoji" w:cs="Segoe UI Emoji"/>
+                <w:color w:val="000000"/>
+              </w:rPr>
+              <w:t>✔️</w:t>
+            </w:r>
+          </w:p>
+        </w:tc>
+      </w:tr>
+      <w:tr>
+        <w:trPr>
+          <w:cantSplit/>
+          <w:trHeight w:val="100"/>
+        </w:trPr>
+        <w:tc>
+          <w:tcPr>
+            <w:tcW w:w="563" w:type="dxa"/>
+            <w:tcBorders>
+              <w:left w:val="single" w:sz="4" w:space="0" w:color="000000"/>
+              <w:bottom w:val="single" w:sz="4" w:space="0" w:color="000000"/>
+            </w:tcBorders>
+          </w:tcPr>
+          <w:p>
+            <w:pPr>
+              <w:pStyle w:val="user5"/>
+              <w:widowControl w:val="0"/>
+              <w:spacing w:line="283" w:lineRule="atLeast"/>
+              <w:jc w:val="center"/>
+              <w:rPr>
+                <w:rFonts w:ascii="Times New Roman" w:hAnsi="Times New Roman" w:cs="Times New Roman"/>
+                <w:color w:val="000000"/>
+              </w:rPr>
+            </w:pPr>
+            <w:r>
+              <w:rPr>
+                <w:rFonts w:ascii="Times New Roman" w:hAnsi="Times New Roman" w:cs="Times New Roman"/>
+                <w:color w:val="000000"/>
+              </w:rPr>
+              <w:t>5.10</w:t>
+            </w:r>
+          </w:p>
+        </w:tc>
+        <w:tc>
+          <w:tcPr>
+            <w:tcW w:w="5386" w:type="dxa"/>
+            <w:tcBorders>
+              <w:left w:val="single" w:sz="4" w:space="0" w:color="000000"/>
+              <w:bottom w:val="single" w:sz="4" w:space="0" w:color="000000"/>
+            </w:tcBorders>
+          </w:tcPr>
+          <w:p>
+            <w:pPr>
+              <w:pStyle w:val="4"/>
+              <w:jc w:val="left"/>
+              <w:rPr>
+                <w:rFonts w:ascii="Times New Roman" w:hAnsi="Times New Roman" w:cs="Times New Roman"/>
+                <w:b w:val="0"/>
+                <w:sz w:val="24"/>
+                <w:lang w:val="ru-RU"/>
+              </w:rPr>
+            </w:pPr>
+            <w:r>
+              <w:rPr>
+                <w:rFonts w:ascii="Times New Roman" w:hAnsi="Times New Roman" w:cs="Times New Roman"/>
+                <w:b w:val="0"/>
+                <w:sz w:val="24"/>
+                <w:lang w:val="ru-RU"/>
+              </w:rPr>
+              <w:t xml:space="preserve">Реализация конечных точек </w:t>
+            </w:r>
+            <w:r>
+              <w:rPr>
+                <w:rFonts w:ascii="Times New Roman" w:hAnsi="Times New Roman" w:cs="Times New Roman"/>
+                <w:b w:val="0"/>
+                <w:sz w:val="24"/>
+              </w:rPr>
+              <w:t>Web</w:t>
+            </w:r>
+            <w:r>
+              <w:rPr>
+                <w:rFonts w:ascii="Times New Roman" w:hAnsi="Times New Roman" w:cs="Times New Roman"/>
+                <w:b w:val="0"/>
+                <w:sz w:val="24"/>
+                <w:lang w:val="ru-RU"/>
+              </w:rPr>
+              <w:t xml:space="preserve"> </w:t>
+            </w:r>
+            <w:r>
+              <w:rPr>
+                <w:rFonts w:ascii="Times New Roman" w:hAnsi="Times New Roman" w:cs="Times New Roman"/>
+                <w:b w:val="0"/>
+                <w:sz w:val="24"/>
+              </w:rPr>
+              <w:t>API</w:t>
+            </w:r>
+            <w:r>
+              <w:rPr>
+                <w:rFonts w:ascii="Times New Roman" w:hAnsi="Times New Roman" w:cs="Times New Roman"/>
+                <w:b w:val="0"/>
+                <w:sz w:val="24"/>
+                <w:lang w:val="ru-RU"/>
+              </w:rPr>
+              <w:t xml:space="preserve">, </w:t>
+            </w:r>
+            <w:r>
+              <w:rPr>
+                <w:rFonts w:ascii="Times New Roman" w:hAnsi="Times New Roman" w:cs="Times New Roman"/>
+                <w:b w:val="0"/>
+                <w:sz w:val="24"/>
+                <w:lang w:val="ru-RU"/>
+              </w:rPr>
+              <w:t xml:space="preserve">согласно пункту </w:t>
+            </w:r>
+            <w:r>
+              <w:rPr>
+                <w:rFonts w:ascii="Times New Roman" w:hAnsi="Times New Roman" w:cs="Times New Roman"/>
+                <w:b w:val="0"/>
+                <w:sz w:val="24"/>
+                <w:lang w:val="ru-RU"/>
+              </w:rPr>
+              <w:t>5</w:t>
+            </w:r>
+            <w:r>
+              <w:rPr>
+                <w:rFonts w:ascii="Times New Roman" w:hAnsi="Times New Roman" w:cs="Times New Roman"/>
+                <w:b w:val="0"/>
+                <w:sz w:val="24"/>
+                <w:lang w:val="ru-RU"/>
+              </w:rPr>
+              <w:t>.</w:t>
+            </w:r>
+            <w:r>
+              <w:rPr>
+                <w:rFonts w:ascii="Times New Roman" w:hAnsi="Times New Roman" w:cs="Times New Roman"/>
+                <w:b w:val="0"/>
+                <w:sz w:val="24"/>
+                <w:lang w:val="ru-RU"/>
+              </w:rPr>
+              <w:t>2</w:t>
+            </w:r>
+            <w:r>
+              <w:rPr>
+                <w:rFonts w:ascii="Times New Roman" w:hAnsi="Times New Roman" w:cs="Times New Roman"/>
+                <w:b w:val="0"/>
+                <w:sz w:val="24"/>
+                <w:lang w:val="ru-RU"/>
+              </w:rPr>
+              <w:t>.</w:t>
+            </w:r>
+          </w:p>
+          <w:p>
+            <w:pPr>
+              <w:pStyle w:val="Standard"/>
+              <w:rPr>
+                <w:lang w:val="ru-RU"/>
+              </w:rPr>
+            </w:pPr>
+          </w:p>
+          <w:p>
+            <w:pPr>
+              <w:pStyle w:val="ab"/>
+              <w:numPr>
+                <w:ilvl w:val="0"/>
+                <w:numId w:val="9"/>
+              </w:numPr>
+              <w:tabs>
+                <w:tab w:val="clear" w:pos="709"/>
+                <w:tab w:val="left" w:pos="0"/>
+              </w:tabs>
+              <w:rPr>
+                <w:rFonts w:hint="eastAsia"/>
+                <w:lang w:val="ru-RU"/>
+              </w:rPr>
+            </w:pPr>
+            <w:r>
+              <w:rPr>
+                <w:lang w:val="ru-RU"/>
+              </w:rPr>
+              <w:t xml:space="preserve">Метод </w:t>
+            </w:r>
+            <w:r>
+              <w:t>file</w:t>
+            </w:r>
+            <w:r>
+              <w:rPr>
+                <w:lang w:val="ru-RU"/>
+              </w:rPr>
+              <w:t>-</w:t>
+            </w:r>
+            <w:r>
+              <w:t>exists</w:t>
+            </w:r>
+            <w:r>
+              <w:rPr>
+                <w:lang w:val="ru-RU"/>
+              </w:rPr>
+              <w:br/>
+              <w:t>(</w:t>
+            </w:r>
+            <w:hyperlink r:id="rId46">
+              <w:r>
+                <w:rPr>
+                  <w:rStyle w:val="a5"/>
+                  <w:rFonts w:ascii="Times New Roman" w:hAnsi="Times New Roman" w:cs="Times New Roman"/>
+                  <w:lang w:val="ru-RU"/>
+                </w:rPr>
+                <w:t>https://jira.ascon.ru/browse/PLM-29222</w:t>
+              </w:r>
+            </w:hyperlink>
+            <w:r>
+              <w:rPr>
+                <w:lang w:val="ru-RU"/>
+              </w:rPr>
+              <w:t>)</w:t>
+            </w:r>
+          </w:p>
+          <w:p>
+            <w:pPr>
+              <w:pStyle w:val="4"/>
+              <w:jc w:val="left"/>
+              <w:rPr>
+                <w:b w:val="0"/>
+                <w:bCs/>
+                <w:sz w:val="24"/>
+                <w:szCs w:val="28"/>
+                <w:lang w:val="ru-RU"/>
+              </w:rPr>
+            </w:pPr>
+            <w:r>
+              <w:rPr>
+                <w:b w:val="0"/>
+                <w:bCs/>
+                <w:sz w:val="24"/>
+                <w:szCs w:val="28"/>
+                <w:lang w:val="ru-RU"/>
+              </w:rPr>
+              <w:t>Ответственный: Жуков</w:t>
+            </w:r>
+          </w:p>
+          <w:p>
+            <w:pPr>
+              <w:pStyle w:val="4"/>
+              <w:jc w:val="left"/>
+              <w:rPr>
+                <w:rFonts w:ascii="Times New Roman" w:hAnsi="Times New Roman" w:cs="Times New Roman"/>
+                <w:b w:val="0"/>
+                <w:sz w:val="24"/>
+                <w:lang w:val="ru-RU"/>
+              </w:rPr>
+            </w:pPr>
+          </w:p>
+        </w:tc>
+        <w:tc>
+          <w:tcPr>
+            <w:tcW w:w="1819" w:type="dxa"/>
+            <w:tcBorders>
+              <w:left w:val="single" w:sz="4" w:space="0" w:color="000000"/>
+              <w:bottom w:val="single" w:sz="4" w:space="0" w:color="000000"/>
+            </w:tcBorders>
+          </w:tcPr>
+          <w:p>
+            <w:pPr>
+              <w:pStyle w:val="4"/>
+              <w:jc w:val="left"/>
+              <w:rPr>
+                <w:rFonts w:hint="eastAsia"/>
+                <w:lang w:val="ru-RU"/>
+              </w:rPr>
+            </w:pPr>
+            <w:r>
+              <w:rPr>
+                <w:rFonts w:ascii="Times New Roman" w:hAnsi="Times New Roman" w:cs="Times New Roman"/>
+                <w:b w:val="0"/>
+                <w:lang w:val="ru-RU"/>
+              </w:rPr>
+              <w:t>Конечные точки реализованы.</w:t>
+            </w:r>
+          </w:p>
+          <w:p>
+            <w:pPr>
+              <w:pStyle w:val="4"/>
+              <w:jc w:val="left"/>
+              <w:rPr>
+                <w:rFonts w:ascii="Times New Roman" w:hAnsi="Times New Roman" w:cs="Times New Roman"/>
+                <w:b w:val="0"/>
+                <w:lang w:val="ru-RU"/>
+              </w:rPr>
+            </w:pPr>
+            <w:r>
+              <w:rPr>
+                <w:rFonts w:ascii="Times New Roman" w:hAnsi="Times New Roman" w:cs="Times New Roman"/>
+                <w:b w:val="0"/>
+                <w:bCs/>
+              </w:rPr>
+              <w:t>Code</w:t>
+            </w:r>
+            <w:r>
+              <w:rPr>
+                <w:rFonts w:ascii="Times New Roman" w:hAnsi="Times New Roman" w:cs="Times New Roman"/>
+                <w:b w:val="0"/>
+                <w:bCs/>
+                <w:lang w:val="ru-RU"/>
+              </w:rPr>
+              <w:t xml:space="preserve"> </w:t>
+            </w:r>
+            <w:r>
+              <w:rPr>
+                <w:rFonts w:ascii="Times New Roman" w:hAnsi="Times New Roman" w:cs="Times New Roman"/>
+                <w:b w:val="0"/>
+                <w:bCs/>
+              </w:rPr>
+              <w:t>Review</w:t>
+            </w:r>
+            <w:r>
+              <w:rPr>
+                <w:rFonts w:ascii="Times New Roman" w:hAnsi="Times New Roman" w:cs="Times New Roman"/>
+                <w:b w:val="0"/>
+                <w:bCs/>
+                <w:lang w:val="ru-RU"/>
+              </w:rPr>
+              <w:t xml:space="preserve"> пройдено.</w:t>
+            </w:r>
+          </w:p>
+        </w:tc>
+        <w:tc>
+          <w:tcPr>
+            <w:tcW w:w="1300" w:type="dxa"/>
+            <w:tcBorders>
+              <w:left w:val="single" w:sz="4" w:space="0" w:color="000000"/>
+              <w:bottom w:val="single" w:sz="4" w:space="0" w:color="000000"/>
+            </w:tcBorders>
+          </w:tcPr>
+          <w:p>
+            <w:pPr>
+              <w:pStyle w:val="user5"/>
+              <w:widowControl w:val="0"/>
+              <w:spacing w:line="283" w:lineRule="atLeast"/>
+              <w:jc w:val="center"/>
+              <w:rPr>
+                <w:rFonts w:ascii="Times New Roman" w:hAnsi="Times New Roman" w:cs="Times New Roman"/>
+              </w:rPr>
+            </w:pPr>
+            <w:r>
+              <w:rPr>
+                <w:rFonts w:ascii="Times New Roman" w:hAnsi="Times New Roman" w:cs="Times New Roman"/>
+              </w:rPr>
+              <w:t>10.06.2026</w:t>
+            </w:r>
+          </w:p>
+        </w:tc>
+        <w:tc>
+          <w:tcPr>
+            <w:tcW w:w="1477" w:type="dxa"/>
+            <w:tcBorders>
+              <w:left w:val="single" w:sz="4" w:space="0" w:color="000000"/>
+              <w:bottom w:val="single" w:sz="4" w:space="0" w:color="000000"/>
+              <w:right w:val="single" w:sz="4" w:space="0" w:color="000000"/>
+            </w:tcBorders>
+            <w:vAlign w:val="center"/>
+          </w:tcPr>
+          <w:p>
+            <w:pPr>
+              <w:pStyle w:val="user5"/>
+              <w:widowControl w:val="0"/>
+              <w:spacing w:line="283" w:lineRule="atLeast"/>
+              <w:jc w:val="center"/>
+              <w:rPr>
+                <w:rFonts w:ascii="Times New Roman" w:hAnsi="Times New Roman" w:cs="Times New Roman"/>
+                <w:color w:val="000000"/>
+                <w:lang w:val="ru-RU"/>
+              </w:rPr>
+            </w:pPr>
+            <w:r>
+              <w:rPr>
+                <w:rFonts w:ascii="Segoe UI Emoji" w:hAnsi="Segoe UI Emoji" w:cs="Segoe UI Emoji"/>
+                <w:color w:val="000000"/>
+              </w:rPr>
+              <w:t>✔️</w:t>
+            </w:r>
+          </w:p>
+        </w:tc>
+      </w:tr>
+      <w:tr>
+        <w:trPr>
+          <w:cantSplit/>
+          <w:trHeight w:val="100"/>
+        </w:trPr>
+        <w:tc>
+          <w:tcPr>
+            <w:tcW w:w="563" w:type="dxa"/>
+            <w:tcBorders>
+              <w:left w:val="single" w:sz="4" w:space="0" w:color="000000"/>
+              <w:bottom w:val="single" w:sz="4" w:space="0" w:color="000000"/>
+            </w:tcBorders>
+          </w:tcPr>
+          <w:p>
+            <w:pPr>
+              <w:pStyle w:val="user5"/>
+              <w:widowControl w:val="0"/>
+              <w:spacing w:line="283" w:lineRule="atLeast"/>
+              <w:jc w:val="center"/>
+              <w:rPr>
+                <w:rFonts w:ascii="Times New Roman" w:hAnsi="Times New Roman" w:cs="Times New Roman"/>
+                <w:color w:val="000000"/>
+              </w:rPr>
+            </w:pPr>
+            <w:r>
+              <w:rPr>
+                <w:rFonts w:ascii="Times New Roman" w:hAnsi="Times New Roman" w:cs="Times New Roman"/>
+                <w:color w:val="000000"/>
+                <w:lang w:val="ru-RU"/>
+              </w:rPr>
+              <w:t>5.</w:t>
+            </w:r>
+            <w:r>
+              <w:rPr>
+                <w:rFonts w:ascii="Times New Roman" w:hAnsi="Times New Roman" w:cs="Times New Roman"/>
+                <w:color w:val="000000"/>
+              </w:rPr>
+              <w:t>11</w:t>
+            </w:r>
+          </w:p>
+        </w:tc>
+        <w:tc>
+          <w:tcPr>
+            <w:tcW w:w="5386" w:type="dxa"/>
+            <w:tcBorders>
+              <w:left w:val="single" w:sz="4" w:space="0" w:color="000000"/>
+              <w:bottom w:val="single" w:sz="4" w:space="0" w:color="000000"/>
+            </w:tcBorders>
+          </w:tcPr>
+          <w:p>
+            <w:pPr>
+              <w:pStyle w:val="Standard"/>
+              <w:widowControl w:val="0"/>
+              <w:spacing w:line="283" w:lineRule="atLeast"/>
+              <w:rPr>
+                <w:rFonts w:ascii="Times New Roman" w:hAnsi="Times New Roman" w:cs="Times New Roman"/>
+                <w:color w:val="000000"/>
+                <w:lang w:val="ru-RU"/>
+              </w:rPr>
+            </w:pPr>
+            <w:r>
+              <w:rPr>
+                <w:rFonts w:ascii="Times New Roman" w:hAnsi="Times New Roman" w:cs="Times New Roman"/>
+                <w:color w:val="000000"/>
+                <w:lang w:val="ru-RU"/>
+              </w:rPr>
+              <w:t>Обсуждение результатов этапа</w:t>
+            </w:r>
+          </w:p>
+          <w:p>
+            <w:pPr>
+              <w:pStyle w:val="4"/>
+              <w:spacing w:line="283" w:lineRule="atLeast"/>
+              <w:jc w:val="left"/>
+              <w:rPr>
+                <w:rFonts w:ascii="Times New Roman" w:hAnsi="Times New Roman" w:cs="Times New Roman"/>
+                <w:b w:val="0"/>
+                <w:sz w:val="24"/>
+                <w:lang w:val="ru-RU"/>
+              </w:rPr>
+            </w:pPr>
+            <w:r>
+              <w:rPr>
+                <w:rFonts w:ascii="Times New Roman" w:hAnsi="Times New Roman" w:cs="Times New Roman"/>
+                <w:b w:val="0"/>
+                <w:color w:val="000000"/>
+                <w:sz w:val="24"/>
+                <w:lang w:val="ru-RU"/>
+              </w:rPr>
+              <w:t>Ответственный — Жуков</w:t>
+            </w:r>
+          </w:p>
+        </w:tc>
+        <w:tc>
+          <w:tcPr>
+            <w:tcW w:w="1819" w:type="dxa"/>
+            <w:tcBorders>
+              <w:left w:val="single" w:sz="4" w:space="0" w:color="000000"/>
+              <w:bottom w:val="single" w:sz="4" w:space="0" w:color="000000"/>
+            </w:tcBorders>
+          </w:tcPr>
+          <w:p>
+            <w:pPr>
+              <w:pStyle w:val="user5"/>
+              <w:widowControl w:val="0"/>
+              <w:spacing w:line="283" w:lineRule="atLeast"/>
+              <w:rPr>
+                <w:rFonts w:ascii="Times New Roman" w:hAnsi="Times New Roman" w:cs="Times New Roman"/>
+                <w:bCs/>
+                <w:color w:val="000000"/>
+                <w:sz w:val="22"/>
+                <w:lang w:val="ru-RU"/>
+              </w:rPr>
+            </w:pPr>
+            <w:r>
+              <w:rPr>
+                <w:rFonts w:ascii="Times New Roman" w:hAnsi="Times New Roman" w:cs="Times New Roman"/>
+                <w:bCs/>
+                <w:lang w:val="ru-RU"/>
+              </w:rPr>
+              <w:t>Сервис разработан. Тестирование сервиса успешно.</w:t>
+            </w:r>
+          </w:p>
+        </w:tc>
+        <w:tc>
+          <w:tcPr>
+            <w:tcW w:w="1300" w:type="dxa"/>
+            <w:tcBorders>
+              <w:left w:val="single" w:sz="4" w:space="0" w:color="000000"/>
+              <w:bottom w:val="single" w:sz="4" w:space="0" w:color="000000"/>
+            </w:tcBorders>
+          </w:tcPr>
+          <w:p>
+            <w:pPr>
+              <w:pStyle w:val="user5"/>
+              <w:widowControl w:val="0"/>
+              <w:spacing w:line="283" w:lineRule="atLeast"/>
+              <w:jc w:val="center"/>
+              <w:rPr>
+                <w:rFonts w:ascii="Times New Roman" w:hAnsi="Times New Roman" w:cs="Times New Roman"/>
+                <w:lang w:val="ru-RU"/>
+              </w:rPr>
+            </w:pPr>
+            <w:r>
+              <w:rPr>
+                <w:rFonts w:ascii="Times New Roman" w:hAnsi="Times New Roman" w:cs="Times New Roman"/>
+              </w:rPr>
+              <w:t>11</w:t>
+            </w:r>
+            <w:r>
+              <w:rPr>
+                <w:rFonts w:ascii="Times New Roman" w:hAnsi="Times New Roman" w:cs="Times New Roman"/>
+                <w:lang w:val="ru-RU"/>
+              </w:rPr>
+              <w:t>.0</w:t>
+            </w:r>
+            <w:r>
+              <w:rPr>
+                <w:rFonts w:ascii="Times New Roman" w:hAnsi="Times New Roman" w:cs="Times New Roman"/>
+              </w:rPr>
+              <w:t>6</w:t>
+            </w:r>
+            <w:r>
+              <w:rPr>
+                <w:rFonts w:ascii="Times New Roman" w:hAnsi="Times New Roman" w:cs="Times New Roman"/>
+                <w:lang w:val="ru-RU"/>
+              </w:rPr>
+              <w:t>.2026</w:t>
+            </w:r>
+          </w:p>
+        </w:tc>
+        <w:tc>
+          <w:tcPr>
+            <w:tcW w:w="1477" w:type="dxa"/>
+            <w:tcBorders>
+              <w:left w:val="single" w:sz="4" w:space="0" w:color="000000"/>
+              <w:bottom w:val="single" w:sz="4" w:space="0" w:color="000000"/>
+              <w:right w:val="single" w:sz="4" w:space="0" w:color="000000"/>
+            </w:tcBorders>
+            <w:vAlign w:val="center"/>
+          </w:tcPr>
+          <w:p>
+            <w:pPr>
+              <w:pStyle w:val="user5"/>
+              <w:widowControl w:val="0"/>
+              <w:spacing w:line="283" w:lineRule="atLeast"/>
+              <w:jc w:val="center"/>
+              <w:rPr>
+                <w:rFonts w:ascii="Times New Roman" w:hAnsi="Times New Roman" w:cs="Times New Roman"/>
+                <w:color w:val="000000"/>
+                <w:lang w:val="ru-RU"/>
+              </w:rPr>
+            </w:pPr>
+            <w:r>
+              <w:rPr>
+                <w:rFonts w:ascii="Segoe UI Emoji" w:hAnsi="Segoe UI Emoji" w:cs="Segoe UI Emoji"/>
+                <w:color w:val="000000"/>
+              </w:rPr>
+              <w:t>✔️</w:t>
+            </w:r>
+          </w:p>
+        </w:tc>
+      </w:tr>
+      <w:tr>
+        <w:trPr>
+          <w:cantSplit/>
+          <w:trHeight w:val="100"/>
+        </w:trPr>
+        <w:tc>
+          <w:tcPr>
+            <w:tcW w:w="563" w:type="dxa"/>
+            <w:tcBorders>
+              <w:left w:val="single" w:sz="4" w:space="0" w:color="000000"/>
+              <w:bottom w:val="single" w:sz="4" w:space="0" w:color="000000"/>
+            </w:tcBorders>
+          </w:tcPr>
+          <w:p>
+            <w:pPr>
+              <w:pStyle w:val="user5"/>
+              <w:widowControl w:val="0"/>
+              <w:spacing w:line="283" w:lineRule="atLeast"/>
+              <w:jc w:val="center"/>
+              <w:rPr>
+                <w:rFonts w:ascii="Times New Roman" w:hAnsi="Times New Roman" w:cs="Times New Roman"/>
+                <w:color w:val="000000"/>
+              </w:rPr>
+            </w:pPr>
+            <w:r>
+              <w:rPr>
+                <w:rFonts w:ascii="Times New Roman" w:hAnsi="Times New Roman" w:cs="Times New Roman"/>
+                <w:color w:val="000000"/>
+                <w:lang w:val="ru-RU"/>
+              </w:rPr>
+              <w:t>5.</w:t>
+            </w:r>
+            <w:r>
+              <w:rPr>
+                <w:rFonts w:ascii="Times New Roman" w:hAnsi="Times New Roman" w:cs="Times New Roman"/>
+                <w:color w:val="000000"/>
+              </w:rPr>
+              <w:t>12</w:t>
+            </w:r>
+          </w:p>
+        </w:tc>
+        <w:tc>
+          <w:tcPr>
+            <w:tcW w:w="5386" w:type="dxa"/>
+            <w:tcBorders>
+              <w:left w:val="single" w:sz="4" w:space="0" w:color="000000"/>
+              <w:bottom w:val="single" w:sz="4" w:space="0" w:color="000000"/>
+            </w:tcBorders>
+          </w:tcPr>
+          <w:p>
+            <w:pPr>
+              <w:pStyle w:val="Standard"/>
+              <w:widowControl w:val="0"/>
+              <w:spacing w:line="283" w:lineRule="atLeast"/>
+              <w:rPr>
+                <w:rFonts w:ascii="Times New Roman" w:hAnsi="Times New Roman" w:cs="Times New Roman"/>
+                <w:color w:val="000000"/>
+                <w:lang w:val="ru-RU"/>
+              </w:rPr>
+            </w:pPr>
+            <w:r>
+              <w:rPr>
+                <w:rFonts w:ascii="Times New Roman" w:hAnsi="Times New Roman" w:cs="Times New Roman"/>
+                <w:color w:val="000000"/>
+                <w:lang w:val="ru-RU"/>
+              </w:rPr>
+              <w:t>Финальное собеседование</w:t>
+            </w:r>
+          </w:p>
+          <w:p>
+            <w:pPr>
+              <w:pStyle w:val="4"/>
+              <w:spacing w:line="283" w:lineRule="atLeast"/>
+              <w:jc w:val="left"/>
+              <w:rPr>
+                <w:rFonts w:ascii="Times New Roman" w:hAnsi="Times New Roman" w:cs="Times New Roman"/>
+                <w:b w:val="0"/>
+                <w:sz w:val="24"/>
+                <w:lang w:val="ru-RU"/>
+              </w:rPr>
+            </w:pPr>
+            <w:r>
+              <w:rPr>
+                <w:b w:val="0"/>
+                <w:sz w:val="24"/>
+                <w:lang w:val="ru-RU"/>
+              </w:rPr>
+              <w:t>Ответственный — Жуков, Крешихина, Алексеев</w:t>
+            </w:r>
+          </w:p>
+        </w:tc>
+        <w:tc>
+          <w:tcPr>
+            <w:tcW w:w="1819" w:type="dxa"/>
+            <w:tcBorders>
+              <w:left w:val="single" w:sz="4" w:space="0" w:color="000000"/>
+              <w:bottom w:val="single" w:sz="4" w:space="0" w:color="000000"/>
+            </w:tcBorders>
+          </w:tcPr>
+          <w:p>
+            <w:pPr>
+              <w:pStyle w:val="user5"/>
+              <w:widowControl w:val="0"/>
+              <w:spacing w:line="283" w:lineRule="atLeast"/>
+              <w:rPr>
+                <w:rFonts w:ascii="Times New Roman" w:hAnsi="Times New Roman" w:cs="Times New Roman"/>
+                <w:lang w:val="ru-RU"/>
+              </w:rPr>
+            </w:pPr>
+            <w:r>
+              <w:rPr>
+                <w:rFonts w:ascii="Times New Roman" w:hAnsi="Times New Roman" w:cs="Times New Roman"/>
+                <w:lang w:val="ru-RU"/>
+              </w:rPr>
+              <w:t>Итоги программы адаптации подведены.</w:t>
+            </w:r>
+          </w:p>
+          <w:p>
+            <w:pPr>
+              <w:pStyle w:val="user5"/>
+              <w:widowControl w:val="0"/>
+              <w:spacing w:line="283" w:lineRule="atLeast"/>
+              <w:rPr>
+                <w:rFonts w:ascii="Times New Roman" w:hAnsi="Times New Roman" w:cs="Times New Roman"/>
+                <w:color w:val="000000"/>
+                <w:sz w:val="22"/>
+                <w:lang w:val="ru-RU"/>
+              </w:rPr>
+            </w:pPr>
+            <w:r>
+              <w:rPr>
+                <w:rFonts w:ascii="Times New Roman" w:hAnsi="Times New Roman" w:cs="Times New Roman"/>
+                <w:lang w:val="ru-RU"/>
+              </w:rPr>
+              <w:t>Принято итоговое решение по найму сотрудника.</w:t>
+            </w:r>
+          </w:p>
+        </w:tc>
+        <w:tc>
+          <w:tcPr>
+            <w:tcW w:w="1300" w:type="dxa"/>
+            <w:tcBorders>
+              <w:left w:val="single" w:sz="4" w:space="0" w:color="000000"/>
+              <w:bottom w:val="single" w:sz="4" w:space="0" w:color="000000"/>
+            </w:tcBorders>
+          </w:tcPr>
+          <w:p>
+            <w:pPr>
+              <w:pStyle w:val="user5"/>
+              <w:widowControl w:val="0"/>
+              <w:spacing w:line="283" w:lineRule="atLeast"/>
+              <w:jc w:val="center"/>
+              <w:rPr>
+                <w:rFonts w:ascii="Times New Roman" w:hAnsi="Times New Roman" w:cs="Times New Roman"/>
+                <w:lang w:val="ru-RU"/>
+              </w:rPr>
+            </w:pPr>
+            <w:r>
+              <w:rPr>
+                <w:rFonts w:ascii="Times New Roman" w:hAnsi="Times New Roman" w:cs="Times New Roman"/>
+              </w:rPr>
+              <w:t>15</w:t>
+            </w:r>
+            <w:r>
+              <w:rPr>
+                <w:rFonts w:ascii="Times New Roman" w:hAnsi="Times New Roman" w:cs="Times New Roman"/>
+                <w:lang w:val="ru-RU"/>
+              </w:rPr>
+              <w:t>.0</w:t>
+            </w:r>
+            <w:r>
+              <w:rPr>
+                <w:rFonts w:ascii="Times New Roman" w:hAnsi="Times New Roman" w:cs="Times New Roman"/>
+              </w:rPr>
+              <w:t>6</w:t>
+            </w:r>
+            <w:r>
+              <w:rPr>
+                <w:rFonts w:ascii="Times New Roman" w:hAnsi="Times New Roman" w:cs="Times New Roman"/>
+                <w:lang w:val="ru-RU"/>
+              </w:rPr>
+              <w:t>.2026</w:t>
+            </w:r>
+          </w:p>
+        </w:tc>
+        <w:tc>
+          <w:tcPr>
+            <w:tcW w:w="1477" w:type="dxa"/>
+            <w:tcBorders>
+              <w:left w:val="single" w:sz="4" w:space="0" w:color="000000"/>
+              <w:bottom w:val="single" w:sz="4" w:space="0" w:color="000000"/>
+              <w:right w:val="single" w:sz="4" w:space="0" w:color="000000"/>
+            </w:tcBorders>
+            <w:vAlign w:val="center"/>
+          </w:tcPr>
+          <w:p>
+            <w:pPr>
+              <w:pStyle w:val="user5"/>
+              <w:widowControl w:val="0"/>
+              <w:spacing w:line="283" w:lineRule="atLeast"/>
+              <w:jc w:val="center"/>
+              <w:rPr>
+                <w:rFonts w:ascii="Times New Roman" w:hAnsi="Times New Roman" w:cs="Times New Roman"/>
+                <w:color w:val="000000"/>
+                <w:lang w:val="ru-RU"/>
+              </w:rPr>
+            </w:pPr>
+            <w:r>
+              <w:rPr>
+                <w:rFonts w:ascii="Segoe UI Emoji" w:hAnsi="Segoe UI Emoji" w:cs="Segoe UI Emoji"/>
+                <w:color w:val="000000"/>
+              </w:rPr>
+              <w:t>✔️</w:t>
+            </w:r>
           </w:p>
         </w:tc>
       </w:tr>
     </w:tbl>
-    <w:p>
-      <w:pPr>
-        <w:pStyle w:val="Standard"/>
-        <w:spacing w:after="113" w:line="276" w:lineRule="auto"/>
-        <w:rPr>
-          <w:rFonts w:ascii="Times New Roman" w:hAnsi="Times New Roman" w:cs="Times New Roman"/>
-          <w:lang w:val="ru-RU"/>
-        </w:rPr>
-      </w:pPr>
-    </w:p>
     <w:p>
       <w:pPr>
         <w:pStyle w:val="Standard"/>
@@ -11347,6 +14985,8 @@
           <w:lang w:val="ru-RU"/>
         </w:rPr>
       </w:pPr>
+      <w:bookmarkStart w:id="0" w:name="_GoBack"/>
+      <w:bookmarkEnd w:id="0"/>
       <w:r>
         <w:rPr>
           <w:rFonts w:ascii="Times New Roman" w:hAnsi="Times New Roman" w:cs="Times New Roman"/>
@@ -11479,7 +15119,7 @@
         </w:rPr>
         <w:t>(</w:t>
       </w:r>
-      <w:hyperlink r:id="rId31">
+      <w:hyperlink r:id="rId47">
         <w:r>
           <w:rPr>
             <w:rStyle w:val="a5"/>
@@ -12617,7 +16257,7 @@
           <w:rFonts w:ascii="Times New Roman" w:hAnsi="Times New Roman" w:cs="Times New Roman"/>
         </w:rPr>
       </w:pPr>
-      <w:hyperlink r:id="rId32">
+      <w:hyperlink r:id="rId48">
         <w:r>
           <w:rPr>
             <w:rFonts w:ascii="Times New Roman" w:hAnsi="Times New Roman" w:cs="Times New Roman"/>
@@ -12638,7 +16278,7 @@
           <w:lang w:val="ru-RU"/>
         </w:rPr>
       </w:pPr>
-      <w:hyperlink r:id="rId33">
+      <w:hyperlink r:id="rId49">
         <w:r>
           <w:rPr>
             <w:rFonts w:ascii="Times New Roman" w:hAnsi="Times New Roman" w:cs="Times New Roman"/>
@@ -12660,7 +16300,7 @@
           <w:lang w:val="ru-RU"/>
         </w:rPr>
       </w:pPr>
-      <w:hyperlink r:id="rId34">
+      <w:hyperlink r:id="rId50">
         <w:r>
           <w:rPr>
             <w:rFonts w:ascii="Times New Roman" w:hAnsi="Times New Roman" w:cs="Times New Roman"/>
@@ -12682,7 +16322,7 @@
           <w:lang w:val="ru-RU"/>
         </w:rPr>
       </w:pPr>
-      <w:hyperlink r:id="rId35">
+      <w:hyperlink r:id="rId51">
         <w:r>
           <w:rPr>
             <w:rFonts w:ascii="Times New Roman" w:hAnsi="Times New Roman" w:cs="Times New Roman"/>
@@ -12703,7 +16343,7 @@
           <w:rFonts w:ascii="Times New Roman" w:hAnsi="Times New Roman" w:cs="Times New Roman"/>
         </w:rPr>
       </w:pPr>
-      <w:hyperlink r:id="rId36">
+      <w:hyperlink r:id="rId52">
         <w:r>
           <w:rPr>
             <w:rFonts w:ascii="Times New Roman" w:hAnsi="Times New Roman" w:cs="Times New Roman"/>
@@ -12723,7 +16363,7 @@
           <w:rFonts w:ascii="Times New Roman" w:hAnsi="Times New Roman" w:cs="Times New Roman"/>
         </w:rPr>
       </w:pPr>
-      <w:hyperlink r:id="rId37">
+      <w:hyperlink r:id="rId53">
         <w:r>
           <w:rPr>
             <w:rFonts w:ascii="Times New Roman" w:hAnsi="Times New Roman" w:cs="Times New Roman"/>
@@ -12743,7 +16383,7 @@
           <w:rFonts w:ascii="Times New Roman" w:hAnsi="Times New Roman" w:cs="Times New Roman"/>
         </w:rPr>
       </w:pPr>
-      <w:hyperlink r:id="rId38">
+      <w:hyperlink r:id="rId54">
         <w:r>
           <w:rPr>
             <w:rFonts w:ascii="Times New Roman" w:hAnsi="Times New Roman" w:cs="Times New Roman"/>
@@ -12807,10 +16447,10 @@
       </w:r>
     </w:p>
     <w:sectPr>
-      <w:headerReference w:type="default" r:id="rId39"/>
-      <w:footerReference w:type="default" r:id="rId40"/>
-      <w:headerReference w:type="first" r:id="rId41"/>
-      <w:footerReference w:type="first" r:id="rId42"/>
+      <w:headerReference w:type="default" r:id="rId55"/>
+      <w:footerReference w:type="default" r:id="rId56"/>
+      <w:headerReference w:type="first" r:id="rId57"/>
+      <w:footerReference w:type="first" r:id="rId58"/>
       <w:pgSz w:w="12240" w:h="15840"/>
       <w:pgMar w:top="1704" w:right="900" w:bottom="971" w:left="1134" w:header="348" w:footer="385" w:gutter="0"/>
       <w:cols w:space="720"/>
@@ -16488,7 +20128,7 @@
 </file>
 
 <file path=customXml/itemProps1.xml><?xml version="1.0" encoding="utf-8"?>
-<ds:datastoreItem xmlns:ds="http://schemas.openxmlformats.org/officeDocument/2006/customXml" ds:itemID="{B5660B59-E7B1-4552-A77F-8C4A6E08A573}">
+<ds:datastoreItem xmlns:ds="http://schemas.openxmlformats.org/officeDocument/2006/customXml" ds:itemID="{3EA2670B-2720-43ED-B79E-3601A4AA1A01}">
   <ds:schemaRefs>
     <ds:schemaRef ds:uri="http://schemas.openxmlformats.org/officeDocument/2006/bibliography"/>
   </ds:schemaRefs>
